--- a/FPJ_GXX_Schema_Design.docx
+++ b/FPJ_GXX_Schema_Design.docx
@@ -6,8 +6,10 @@
       <w:pPr>
         <w:jc w:val="center"/>
         <w:rPr>
-          <w:rFonts w:asciiTheme="majorBidi" w:hAnsiTheme="majorBidi" w:cstheme="majorBidi" w:hint="cs"/>
-          <w:cs/>
+          <w:rFonts w:asciiTheme="majorBidi" w:hAnsiTheme="majorBidi" w:cstheme="majorBidi"/>
+          <w:bCs/>
+          <w:sz w:val="44"/>
+          <w:szCs w:val="44"/>
           <w:lang w:bidi="th-TH"/>
         </w:rPr>
       </w:pPr>
@@ -35,7 +37,8 @@
       <w:pPr>
         <w:jc w:val="center"/>
         <w:rPr>
-          <w:rFonts w:asciiTheme="majorBidi" w:hAnsiTheme="majorBidi" w:cstheme="majorBidi" w:hint="cs"/>
+          <w:rFonts w:asciiTheme="majorBidi" w:hAnsiTheme="majorBidi" w:cstheme="majorBidi"/>
+          <w:cs/>
           <w:lang w:bidi="th-TH"/>
         </w:rPr>
       </w:pPr>
@@ -45,127 +48,17 @@
         <w:spacing w:after="0"/>
         <w:rPr>
           <w:rFonts w:ascii="Angsana New" w:hAnsi="Angsana New" w:cs="Angsana New"/>
+          <w:szCs w:val="32"/>
         </w:rPr>
       </w:pPr>
       <w:r>
         <w:rPr>
           <w:rFonts w:ascii="Angsana New" w:hAnsi="Angsana New" w:cs="Angsana New"/>
-          <w:b/>
-          <w:cs/>
+          <w:szCs w:val="32"/>
           <w:lang w:bidi="th-TH"/>
         </w:rPr>
-        <w:t xml:space="preserve">  </w:t>
-      </w:r>
-      <w:r>
-        <w:rPr>
-          <w:rFonts w:ascii="Angsana New" w:hAnsi="Angsana New" w:cs="Angsana New"/>
-          <w:b/>
-        </w:rPr>
-        <w:t xml:space="preserve">ชื่อโครงการ: </w:t>
-      </w:r>
-      <w:r>
-        <w:rPr>
-          <w:rFonts w:ascii="Angsana New" w:hAnsi="Angsana New" w:cs="Angsana New"/>
-          <w:b/>
-          <w:cs/>
-          <w:lang w:bidi="th-TH"/>
-        </w:rPr>
-        <w:tab/>
-      </w:r>
-      <w:r>
-        <w:rPr>
-          <w:rFonts w:ascii="Angsana New" w:hAnsi="Angsana New" w:cs="Angsana New"/>
-        </w:rPr>
-        <w:t>AI Research Publication Ontology</w:t>
-      </w:r>
-    </w:p>
-    <w:p>
-      <w:pPr>
-        <w:spacing w:after="0"/>
-        <w:rPr>
-          <w:rFonts w:ascii="Angsana New" w:hAnsi="Angsana New" w:cs="Angsana New"/>
-        </w:rPr>
-      </w:pPr>
-      <w:r>
-        <w:rPr>
-          <w:rFonts w:ascii="Angsana New" w:hAnsi="Angsana New" w:cs="Angsana New"/>
-          <w:b/>
-          <w:cs/>
-          <w:lang w:bidi="th-TH"/>
-        </w:rPr>
-        <w:t xml:space="preserve">          </w:t>
-      </w:r>
-      <w:r>
-        <w:rPr>
-          <w:rFonts w:ascii="Angsana New" w:hAnsi="Angsana New" w:cs="Angsana New"/>
-          <w:b/>
-        </w:rPr>
-        <w:t xml:space="preserve">Domain: </w:t>
-      </w:r>
-      <w:r>
-        <w:rPr>
-          <w:rFonts w:ascii="Angsana New" w:hAnsi="Angsana New" w:cs="Angsana New"/>
-          <w:b/>
-          <w:cs/>
-          <w:lang w:bidi="th-TH"/>
-        </w:rPr>
-        <w:tab/>
-      </w:r>
-      <w:r>
-        <w:rPr>
-          <w:rFonts w:ascii="Angsana New" w:hAnsi="Angsana New" w:cs="Angsana New"/>
-        </w:rPr>
-        <w:t>Research &amp; Academic Discovery</w:t>
-      </w:r>
-    </w:p>
-    <w:p>
-      <w:pPr>
-        <w:spacing w:after="0"/>
-        <w:rPr>
-          <w:rFonts w:ascii="Angsana New" w:hAnsi="Angsana New" w:cs="Angsana New"/>
-          <w:lang w:bidi="th-TH"/>
-        </w:rPr>
-      </w:pPr>
-      <w:r>
-        <w:rPr>
-          <w:rFonts w:ascii="Angsana New" w:hAnsi="Angsana New" w:cs="Angsana New"/>
-          <w:b/>
-          <w:cs/>
-          <w:lang w:bidi="th-TH"/>
-        </w:rPr>
-        <w:t xml:space="preserve">          </w:t>
-      </w:r>
-      <w:r>
-        <w:rPr>
-          <w:rFonts w:ascii="Angsana New" w:hAnsi="Angsana New" w:cs="Angsana New"/>
-          <w:b/>
-        </w:rPr>
-        <w:t xml:space="preserve">ขอบเขต: </w:t>
-      </w:r>
-      <w:r>
-        <w:rPr>
-          <w:rFonts w:ascii="Angsana New" w:hAnsi="Angsana New" w:cs="Angsana New"/>
-          <w:b/>
-          <w:cs/>
-          <w:lang w:bidi="th-TH"/>
-        </w:rPr>
-        <w:tab/>
-      </w:r>
-      <w:r>
-        <w:rPr>
-          <w:rFonts w:ascii="Angsana New" w:hAnsi="Angsana New" w:cs="Angsana New"/>
-        </w:rPr>
-        <w:t>งานวิจัยด้านปัญญาประดิษฐ์ (AI Research)</w:t>
-      </w:r>
-    </w:p>
-    <w:p>
-      <w:pPr>
-        <w:spacing w:after="0"/>
-        <w:rPr>
-          <w:rFonts w:ascii="Angsana New" w:hAnsi="Angsana New" w:cs="Angsana New"/>
-          <w:lang w:bidi="th-TH"/>
-        </w:rPr>
-      </w:pPr>
+        <w:t xml:space="preserve">         </w:t>
+      </w:r>
       <w:r>
         <w:rPr>
           <w:rFonts w:ascii="Angsana New" w:hAnsi="Angsana New" w:cs="Angsana New"/>
@@ -175,7 +68,7 @@
           <w:cs/>
           <w:lang w:bidi="th-TH"/>
         </w:rPr>
-        <w:t>เครื่องมือที่ใช้</w:t>
+        <w:t>สมาชิก</w:t>
       </w:r>
       <w:r>
         <w:rPr>
@@ -202,26 +95,346 @@
           <w:lang w:bidi="th-TH"/>
         </w:rPr>
         <w:tab/>
-        <w:t>OWLGrED</w:t>
+      </w:r>
+      <w:r>
+        <w:rPr>
+          <w:rFonts w:ascii="Angsana New" w:hAnsi="Angsana New" w:cs="Angsana New"/>
+          <w:szCs w:val="32"/>
+          <w:cs/>
+          <w:lang w:bidi="th-TH"/>
+        </w:rPr>
+        <w:t xml:space="preserve">นายจักรพรรดิ์ </w:t>
+      </w:r>
+      <w:r>
+        <w:rPr>
+          <w:rFonts w:ascii="Angsana New" w:hAnsi="Angsana New" w:cs="Angsana New"/>
+          <w:szCs w:val="32"/>
+          <w:cs/>
+          <w:lang w:bidi="th-TH"/>
+        </w:rPr>
+        <w:tab/>
+        <w:t xml:space="preserve">มั่งกูล </w:t>
+      </w:r>
+      <w:r>
+        <w:rPr>
+          <w:rFonts w:ascii="Angsana New" w:hAnsi="Angsana New" w:cs="Angsana New"/>
+          <w:szCs w:val="32"/>
+          <w:cs/>
+          <w:lang w:bidi="th-TH"/>
+        </w:rPr>
+        <w:tab/>
+      </w:r>
+      <w:r>
+        <w:rPr>
+          <w:rFonts w:ascii="Angsana New" w:hAnsi="Angsana New" w:cs="Angsana New"/>
+          <w:szCs w:val="32"/>
+          <w:cs/>
+          <w:lang w:bidi="th-TH"/>
+        </w:rPr>
+        <w:tab/>
+        <w:t xml:space="preserve">รหัสนักศึกษา </w:t>
+      </w:r>
+      <w:r>
+        <w:rPr>
+          <w:rFonts w:ascii="Angsana New" w:hAnsi="Angsana New" w:cs="Angsana New"/>
+          <w:szCs w:val="32"/>
+        </w:rPr>
+        <w:t>663380518-4</w:t>
       </w:r>
     </w:p>
     <w:p>
       <w:pPr>
-        <w:ind w:left="1440" w:hanging="1440"/>
-        <w:jc w:val="both"/>
+        <w:spacing w:after="0"/>
+        <w:ind w:left="720" w:firstLine="720"/>
+        <w:rPr>
+          <w:rFonts w:ascii="Angsana New" w:hAnsi="Angsana New" w:cs="Angsana New"/>
+          <w:szCs w:val="32"/>
+        </w:rPr>
+      </w:pPr>
+      <w:r>
+        <w:rPr>
+          <w:rFonts w:ascii="Angsana New" w:hAnsi="Angsana New" w:cs="Angsana New"/>
+          <w:szCs w:val="32"/>
+          <w:cs/>
+          <w:lang w:bidi="th-TH"/>
+        </w:rPr>
+        <w:t xml:space="preserve">นายเชิดตระกูล </w:t>
+      </w:r>
+      <w:r>
+        <w:rPr>
+          <w:rFonts w:ascii="Angsana New" w:hAnsi="Angsana New" w:cs="Angsana New"/>
+          <w:szCs w:val="32"/>
+          <w:cs/>
+          <w:lang w:bidi="th-TH"/>
+        </w:rPr>
+        <w:tab/>
+        <w:t xml:space="preserve">แข็งขัน </w:t>
+      </w:r>
+      <w:r>
+        <w:rPr>
+          <w:rFonts w:ascii="Angsana New" w:hAnsi="Angsana New" w:cs="Angsana New"/>
+          <w:szCs w:val="32"/>
+          <w:cs/>
+          <w:lang w:bidi="th-TH"/>
+        </w:rPr>
+        <w:tab/>
+      </w:r>
+      <w:r>
         <w:rPr>
           <w:rFonts w:ascii="Angsana New" w:hAnsi="Angsana New" w:cs="Angsana New"/>
           <w:szCs w:val="32"/>
           <w:lang w:bidi="th-TH"/>
         </w:rPr>
+        <w:tab/>
+      </w:r>
+      <w:r>
+        <w:rPr>
+          <w:rFonts w:ascii="Angsana New" w:hAnsi="Angsana New" w:cs="Angsana New"/>
+          <w:szCs w:val="32"/>
+          <w:cs/>
+          <w:lang w:bidi="th-TH"/>
+        </w:rPr>
+        <w:t xml:space="preserve">รหัสนักศึกษา </w:t>
+      </w:r>
+      <w:r>
+        <w:rPr>
+          <w:rFonts w:ascii="Angsana New" w:hAnsi="Angsana New" w:cs="Angsana New"/>
+          <w:szCs w:val="32"/>
+        </w:rPr>
+        <w:t>663380305-1</w:t>
+      </w:r>
+    </w:p>
+    <w:p>
+      <w:pPr>
+        <w:spacing w:after="0"/>
+        <w:ind w:left="720" w:firstLine="720"/>
+        <w:rPr>
+          <w:rFonts w:ascii="Angsana New" w:hAnsi="Angsana New" w:cs="Angsana New"/>
+          <w:szCs w:val="32"/>
+        </w:rPr>
       </w:pPr>
       <w:r>
         <w:rPr>
           <w:rFonts w:ascii="Angsana New" w:hAnsi="Angsana New" w:cs="Angsana New"/>
-          <w:b/>
-        </w:rPr>
-        <w:t xml:space="preserve">วัตถุประสงค์: </w:t>
-      </w:r>
+          <w:szCs w:val="32"/>
+          <w:cs/>
+          <w:lang w:bidi="th-TH"/>
+        </w:rPr>
+        <w:t xml:space="preserve">นายธรรมศักดิ์ </w:t>
+      </w:r>
+      <w:r>
+        <w:rPr>
+          <w:rFonts w:ascii="Angsana New" w:hAnsi="Angsana New" w:cs="Angsana New"/>
+          <w:szCs w:val="32"/>
+          <w:cs/>
+          <w:lang w:bidi="th-TH"/>
+        </w:rPr>
+        <w:tab/>
+        <w:t xml:space="preserve">นุมานิต </w:t>
+      </w:r>
+      <w:r>
+        <w:rPr>
+          <w:rFonts w:ascii="Angsana New" w:hAnsi="Angsana New" w:cs="Angsana New"/>
+          <w:szCs w:val="32"/>
+          <w:cs/>
+          <w:lang w:bidi="th-TH"/>
+        </w:rPr>
+        <w:tab/>
+      </w:r>
+      <w:r>
+        <w:rPr>
+          <w:rFonts w:ascii="Angsana New" w:hAnsi="Angsana New" w:cs="Angsana New"/>
+          <w:szCs w:val="32"/>
+          <w:lang w:bidi="th-TH"/>
+        </w:rPr>
+        <w:tab/>
+      </w:r>
+      <w:r>
+        <w:rPr>
+          <w:rFonts w:ascii="Angsana New" w:hAnsi="Angsana New" w:cs="Angsana New"/>
+          <w:szCs w:val="32"/>
+          <w:cs/>
+          <w:lang w:bidi="th-TH"/>
+        </w:rPr>
+        <w:t xml:space="preserve">รหัสนักศึกษา </w:t>
+      </w:r>
+      <w:r>
+        <w:rPr>
+          <w:rFonts w:ascii="Angsana New" w:hAnsi="Angsana New" w:cs="Angsana New"/>
+          <w:szCs w:val="32"/>
+        </w:rPr>
+        <w:t>663380273-8</w:t>
+      </w:r>
+    </w:p>
+    <w:p>
+      <w:pPr>
+        <w:spacing w:after="0"/>
+        <w:ind w:left="720" w:firstLine="720"/>
+        <w:rPr>
+          <w:rFonts w:ascii="Angsana New" w:hAnsi="Angsana New" w:cs="Angsana New"/>
+          <w:szCs w:val="32"/>
+        </w:rPr>
+      </w:pPr>
+      <w:r>
+        <w:rPr>
+          <w:rFonts w:ascii="Angsana New" w:hAnsi="Angsana New" w:cs="Angsana New"/>
+          <w:szCs w:val="32"/>
+          <w:cs/>
+          <w:lang w:bidi="th-TH"/>
+        </w:rPr>
+        <w:t xml:space="preserve">นายพงษกร </w:t>
+      </w:r>
+      <w:r>
+        <w:rPr>
+          <w:rFonts w:ascii="Angsana New" w:hAnsi="Angsana New" w:cs="Angsana New"/>
+          <w:szCs w:val="32"/>
+          <w:cs/>
+          <w:lang w:bidi="th-TH"/>
+        </w:rPr>
+        <w:tab/>
+        <w:t xml:space="preserve">มานาดี </w:t>
+      </w:r>
+      <w:r>
+        <w:rPr>
+          <w:rFonts w:ascii="Angsana New" w:hAnsi="Angsana New" w:cs="Angsana New"/>
+          <w:szCs w:val="32"/>
+          <w:cs/>
+          <w:lang w:bidi="th-TH"/>
+        </w:rPr>
+        <w:tab/>
+      </w:r>
+      <w:r>
+        <w:rPr>
+          <w:rFonts w:ascii="Angsana New" w:hAnsi="Angsana New" w:cs="Angsana New"/>
+          <w:szCs w:val="32"/>
+          <w:lang w:bidi="th-TH"/>
+        </w:rPr>
+        <w:tab/>
+      </w:r>
+      <w:r>
+        <w:rPr>
+          <w:rFonts w:ascii="Angsana New" w:hAnsi="Angsana New" w:cs="Angsana New"/>
+          <w:szCs w:val="32"/>
+          <w:cs/>
+          <w:lang w:bidi="th-TH"/>
+        </w:rPr>
+        <w:t xml:space="preserve">รหัสนักศึกษา </w:t>
+      </w:r>
+      <w:r>
+        <w:rPr>
+          <w:rFonts w:ascii="Angsana New" w:hAnsi="Angsana New" w:cs="Angsana New"/>
+          <w:szCs w:val="32"/>
+        </w:rPr>
+        <w:t>663380282-7</w:t>
+      </w:r>
+    </w:p>
+    <w:p>
+      <w:pPr>
+        <w:spacing w:after="0"/>
+        <w:ind w:left="720" w:firstLine="720"/>
+        <w:rPr>
+          <w:rFonts w:ascii="Angsana New" w:hAnsi="Angsana New" w:cs="Angsana New"/>
+          <w:szCs w:val="32"/>
+        </w:rPr>
+      </w:pPr>
+      <w:r>
+        <w:rPr>
+          <w:rFonts w:ascii="Angsana New" w:hAnsi="Angsana New" w:cs="Angsana New"/>
+          <w:szCs w:val="32"/>
+          <w:cs/>
+          <w:lang w:bidi="th-TH"/>
+        </w:rPr>
+        <w:t xml:space="preserve">นายณัฐพงษ์ </w:t>
+      </w:r>
+      <w:r>
+        <w:rPr>
+          <w:rFonts w:ascii="Angsana New" w:hAnsi="Angsana New" w:cs="Angsana New"/>
+          <w:szCs w:val="32"/>
+          <w:cs/>
+          <w:lang w:bidi="th-TH"/>
+        </w:rPr>
+        <w:tab/>
+        <w:t xml:space="preserve">ด้างถางคำ </w:t>
+      </w:r>
+      <w:r>
+        <w:rPr>
+          <w:rFonts w:ascii="Angsana New" w:hAnsi="Angsana New" w:cs="Angsana New"/>
+          <w:szCs w:val="32"/>
+          <w:cs/>
+          <w:lang w:bidi="th-TH"/>
+        </w:rPr>
+        <w:tab/>
+        <w:t xml:space="preserve">รหัสนักศึกษา </w:t>
+      </w:r>
+      <w:r>
+        <w:rPr>
+          <w:rFonts w:ascii="Angsana New" w:hAnsi="Angsana New" w:cs="Angsana New"/>
+          <w:szCs w:val="32"/>
+        </w:rPr>
+        <w:t>663380264-9</w:t>
+      </w:r>
+    </w:p>
+    <w:p>
+      <w:pPr>
+        <w:spacing w:after="0"/>
+        <w:ind w:left="720" w:firstLine="720"/>
+        <w:rPr>
+          <w:rFonts w:ascii="Angsana New" w:hAnsi="Angsana New" w:cs="Angsana New"/>
+          <w:szCs w:val="32"/>
+          <w:lang w:bidi="th-TH"/>
+        </w:rPr>
+      </w:pPr>
+      <w:r>
+        <w:rPr>
+          <w:rFonts w:ascii="Angsana New" w:hAnsi="Angsana New" w:cs="Angsana New"/>
+          <w:szCs w:val="32"/>
+          <w:cs/>
+          <w:lang w:bidi="th-TH"/>
+        </w:rPr>
+        <w:t xml:space="preserve">นายภิษณัชย์ </w:t>
+      </w:r>
+      <w:r>
+        <w:rPr>
+          <w:rFonts w:ascii="Angsana New" w:hAnsi="Angsana New" w:cs="Angsana New"/>
+          <w:szCs w:val="32"/>
+          <w:cs/>
+          <w:lang w:bidi="th-TH"/>
+        </w:rPr>
+        <w:tab/>
+        <w:t xml:space="preserve">จันทร์สิงค์โท   </w:t>
+      </w:r>
+      <w:r>
+        <w:rPr>
+          <w:rFonts w:ascii="Angsana New" w:hAnsi="Angsana New" w:cs="Angsana New"/>
+          <w:szCs w:val="32"/>
+          <w:lang w:bidi="th-TH"/>
+        </w:rPr>
+        <w:tab/>
+      </w:r>
+      <w:r>
+        <w:rPr>
+          <w:rFonts w:ascii="Angsana New" w:hAnsi="Angsana New" w:cs="Angsana New"/>
+          <w:szCs w:val="32"/>
+          <w:cs/>
+          <w:lang w:bidi="th-TH"/>
+        </w:rPr>
+        <w:t xml:space="preserve">รหัสนักศึกษา </w:t>
+      </w:r>
+      <w:r>
+        <w:rPr>
+          <w:rFonts w:ascii="Angsana New" w:hAnsi="Angsana New" w:cs="Angsana New"/>
+          <w:szCs w:val="32"/>
+        </w:rPr>
+        <w:t>663380529-9</w:t>
+      </w:r>
+    </w:p>
+    <w:p>
+      <w:pPr>
+        <w:spacing w:after="0"/>
+        <w:rPr>
+          <w:rFonts w:ascii="Angsana New" w:hAnsi="Angsana New" w:cs="Angsana New"/>
+        </w:rPr>
+      </w:pPr>
       <w:r>
         <w:rPr>
           <w:rFonts w:ascii="Angsana New" w:hAnsi="Angsana New" w:cs="Angsana New"/>
@@ -229,122 +442,1329 @@
           <w:cs/>
           <w:lang w:bidi="th-TH"/>
         </w:rPr>
+        <w:t xml:space="preserve">  </w:t>
+      </w:r>
+      <w:r>
+        <w:rPr>
+          <w:rFonts w:ascii="Angsana New" w:hAnsi="Angsana New" w:cs="Angsana New"/>
+          <w:b/>
+        </w:rPr>
+        <w:t xml:space="preserve">ชื่อโครงการ: </w:t>
+      </w:r>
+      <w:r>
+        <w:rPr>
+          <w:rFonts w:ascii="Angsana New" w:hAnsi="Angsana New" w:cs="Angsana New"/>
+          <w:b/>
+          <w:cs/>
+          <w:lang w:bidi="th-TH"/>
+        </w:rPr>
         <w:tab/>
       </w:r>
       <w:r>
         <w:rPr>
           <w:rFonts w:ascii="Angsana New" w:hAnsi="Angsana New" w:cs="Angsana New"/>
+        </w:rPr>
+        <w:t>AI Research Publication Ontology</w:t>
+      </w:r>
+    </w:p>
+    <w:p>
+      <w:pPr>
+        <w:spacing w:after="0"/>
+        <w:rPr>
+          <w:rFonts w:ascii="Angsana New" w:hAnsi="Angsana New" w:cs="Angsana New"/>
+        </w:rPr>
+      </w:pPr>
+      <w:r>
+        <w:rPr>
+          <w:rFonts w:ascii="Angsana New" w:hAnsi="Angsana New" w:cs="Angsana New"/>
+          <w:b/>
+          <w:cs/>
+          <w:lang w:bidi="th-TH"/>
+        </w:rPr>
+        <w:t xml:space="preserve">          </w:t>
+      </w:r>
+      <w:r>
+        <w:rPr>
+          <w:rFonts w:ascii="Angsana New" w:hAnsi="Angsana New" w:cs="Angsana New"/>
+          <w:b/>
+        </w:rPr>
+        <w:t xml:space="preserve">Domain: </w:t>
+      </w:r>
+      <w:r>
+        <w:rPr>
+          <w:rFonts w:ascii="Angsana New" w:hAnsi="Angsana New" w:cs="Angsana New"/>
+          <w:b/>
+          <w:cs/>
+          <w:lang w:bidi="th-TH"/>
+        </w:rPr>
+        <w:tab/>
+      </w:r>
+      <w:r>
+        <w:rPr>
+          <w:rFonts w:ascii="Angsana New" w:hAnsi="Angsana New" w:cs="Angsana New"/>
+        </w:rPr>
+        <w:t>Research &amp; Academic Discovery</w:t>
+      </w:r>
+    </w:p>
+    <w:p>
+      <w:pPr>
+        <w:spacing w:after="0"/>
+        <w:rPr>
+          <w:rFonts w:ascii="Angsana New" w:hAnsi="Angsana New" w:cs="Angsana New"/>
+          <w:lang w:bidi="th-TH"/>
+        </w:rPr>
+      </w:pPr>
+      <w:r>
+        <w:rPr>
+          <w:rFonts w:ascii="Angsana New" w:hAnsi="Angsana New" w:cs="Angsana New"/>
+          <w:b/>
+          <w:cs/>
+          <w:lang w:bidi="th-TH"/>
+        </w:rPr>
+        <w:t xml:space="preserve">          </w:t>
+      </w:r>
+      <w:r>
+        <w:rPr>
+          <w:rFonts w:ascii="Angsana New" w:hAnsi="Angsana New" w:cs="Angsana New"/>
+          <w:b/>
+        </w:rPr>
+        <w:t xml:space="preserve">ขอบเขต: </w:t>
+      </w:r>
+      <w:r>
+        <w:rPr>
+          <w:rFonts w:ascii="Angsana New" w:hAnsi="Angsana New" w:cs="Angsana New"/>
+          <w:b/>
+          <w:cs/>
+          <w:lang w:bidi="th-TH"/>
+        </w:rPr>
+        <w:tab/>
+      </w:r>
+      <w:r>
+        <w:rPr>
+          <w:rFonts w:ascii="Angsana New" w:hAnsi="Angsana New" w:cs="Angsana New"/>
+        </w:rPr>
+        <w:t>งานวิจัยด้านปัญญาประดิษฐ์ (AI Research)</w:t>
+      </w:r>
+    </w:p>
+    <w:p>
+      <w:pPr>
+        <w:spacing w:after="100" w:afterAutospacing="1"/>
+        <w:rPr>
+          <w:rFonts w:ascii="Angsana New" w:hAnsi="Angsana New" w:cs="Angsana New" w:hint="cs"/>
+          <w:szCs w:val="32"/>
+          <w:lang w:bidi="th-TH"/>
+        </w:rPr>
+      </w:pPr>
+      <w:r>
+        <w:rPr>
+          <w:rFonts w:ascii="Angsana New" w:hAnsi="Angsana New" w:cs="Angsana New"/>
+          <w:b/>
+          <w:bCs/>
+          <w:szCs w:val="32"/>
+          <w:cs/>
+          <w:lang w:bidi="th-TH"/>
+        </w:rPr>
+        <w:t>เครื่องมือที่ใช้</w:t>
+      </w:r>
+      <w:r>
+        <w:rPr>
+          <w:rFonts w:ascii="Angsana New" w:hAnsi="Angsana New" w:cs="Angsana New"/>
+          <w:b/>
+          <w:bCs/>
+          <w:szCs w:val="32"/>
+          <w:lang w:bidi="th-TH"/>
+        </w:rPr>
+        <w:t>:</w:t>
+      </w:r>
+      <w:r>
+        <w:rPr>
+          <w:rFonts w:ascii="Angsana New" w:hAnsi="Angsana New" w:cs="Angsana New"/>
+          <w:szCs w:val="32"/>
+          <w:lang w:bidi="th-TH"/>
+        </w:rPr>
+        <w:t xml:space="preserve"> </w:t>
+      </w:r>
+      <w:r>
+        <w:rPr>
+          <w:rFonts w:ascii="Angsana New" w:hAnsi="Angsana New" w:cs="Angsana New"/>
+          <w:szCs w:val="32"/>
+          <w:lang w:bidi="th-TH"/>
+        </w:rPr>
+        <w:tab/>
+      </w:r>
+      <w:proofErr w:type="spellStart"/>
+      <w:r>
+        <w:rPr>
+          <w:rFonts w:ascii="Angsana New" w:hAnsi="Angsana New" w:cs="Angsana New"/>
+          <w:szCs w:val="32"/>
+          <w:lang w:bidi="th-TH"/>
+        </w:rPr>
+        <w:t>OWLGrED</w:t>
+      </w:r>
+      <w:proofErr w:type="spellEnd"/>
+    </w:p>
+    <w:p>
+      <w:pPr>
+        <w:spacing w:after="0"/>
+        <w:ind w:left="1440" w:hanging="1440"/>
+        <w:jc w:val="both"/>
+        <w:rPr>
+          <w:rFonts w:ascii="Angsana New" w:hAnsi="Angsana New" w:cs="Angsana New"/>
+          <w:b/>
+          <w:szCs w:val="32"/>
+          <w:lang w:bidi="th-TH"/>
+        </w:rPr>
+      </w:pPr>
+      <w:r>
+        <w:rPr>
+          <w:rFonts w:ascii="Angsana New" w:hAnsi="Angsana New" w:cs="Angsana New" w:hint="cs"/>
           <w:b/>
           <w:szCs w:val="32"/>
           <w:cs/>
           <w:lang w:bidi="th-TH"/>
         </w:rPr>
-        <w:t>เพื่อ</w:t>
-      </w:r>
-      <w:r>
-        <w:rPr>
-          <w:rFonts w:ascii="Angsana New" w:hAnsi="Angsana New" w:cs="Angsana New"/>
-        </w:rPr>
-        <w:t xml:space="preserve">ออกแบบ Ontology Schema </w:t>
-      </w:r>
-      <w:r>
-        <w:rPr>
-          <w:rFonts w:ascii="Angsana New" w:hAnsi="Angsana New" w:cs="Angsana New"/>
+        <w:t xml:space="preserve">1. </w:t>
+      </w:r>
+      <w:r>
+        <w:rPr>
+          <w:rFonts w:ascii="Angsana New" w:hAnsi="Angsana New" w:cs="Angsana New"/>
+          <w:b/>
+          <w:szCs w:val="32"/>
+        </w:rPr>
+        <w:t>วัตถุประสงค์</w:t>
+      </w:r>
+    </w:p>
+    <w:p>
+      <w:pPr>
+        <w:spacing w:after="100" w:afterAutospacing="1"/>
+        <w:ind w:firstLine="720"/>
+        <w:jc w:val="both"/>
+        <w:rPr>
+          <w:rFonts w:ascii="Angsana New" w:hAnsi="Angsana New" w:cs="Angsana New"/>
+          <w:b/>
+          <w:szCs w:val="32"/>
+          <w:lang w:bidi="th-TH"/>
+        </w:rPr>
+      </w:pPr>
+      <w:r>
+        <w:rPr>
+          <w:rFonts w:ascii="Angsana New" w:hAnsi="Angsana New" w:cs="Angsana New"/>
+          <w:b/>
           <w:szCs w:val="32"/>
           <w:cs/>
           <w:lang w:bidi="th-TH"/>
         </w:rPr>
-        <w:t>สำหรับอธิบายองค์ประกอบและความสัมพันธ์</w:t>
-      </w:r>
-      <w:r>
-        <w:rPr>
-          <w:rFonts w:ascii="Angsana New" w:hAnsi="Angsana New" w:cs="Angsana New"/>
+        <w:t xml:space="preserve">เพื่อออกแบบ </w:t>
+      </w:r>
+      <w:r>
+        <w:rPr>
+          <w:rFonts w:ascii="Angsana New" w:hAnsi="Angsana New" w:cs="Angsana New"/>
+          <w:b/>
+          <w:szCs w:val="32"/>
+        </w:rPr>
+        <w:t xml:space="preserve">Ontology Schema </w:t>
+      </w:r>
+      <w:r>
+        <w:rPr>
+          <w:rFonts w:ascii="Angsana New" w:hAnsi="Angsana New" w:cs="Angsana New" w:hint="cs"/>
+          <w:b/>
           <w:szCs w:val="32"/>
           <w:cs/>
           <w:lang w:bidi="th-TH"/>
         </w:rPr>
-        <w:t xml:space="preserve">ในหัวข้อ </w:t>
-      </w:r>
-      <w:r>
-        <w:rPr>
-          <w:rFonts w:ascii="Angsana New" w:hAnsi="Angsana New" w:cs="Angsana New"/>
-          <w:szCs w:val="32"/>
-          <w:lang w:bidi="th-TH"/>
-        </w:rPr>
-        <w:t>AI Research Publication Ontology</w:t>
-      </w:r>
-      <w:r>
-        <w:rPr>
-          <w:rFonts w:ascii="Angsana New" w:hAnsi="Angsana New" w:cs="Angsana New"/>
-          <w:szCs w:val="32"/>
-          <w:lang w:bidi="th-TH"/>
-        </w:rPr>
-        <w:t xml:space="preserve"> </w:t>
-      </w:r>
-      <w:r>
-        <w:rPr>
-          <w:rFonts w:ascii="Angsana New" w:hAnsi="Angsana New" w:cs="Angsana New"/>
+        <w:t>เอาไว้เพื่อ</w:t>
+      </w:r>
+      <w:r>
+        <w:rPr>
+          <w:rFonts w:ascii="Angsana New" w:hAnsi="Angsana New" w:cs="Angsana New"/>
+          <w:b/>
           <w:szCs w:val="32"/>
           <w:cs/>
           <w:lang w:bidi="th-TH"/>
         </w:rPr>
-        <w:t xml:space="preserve">โดยเชื่อมโยงงานวิจัย นักวิจัย หัวข้อวิจัย โมเดล </w:t>
-      </w:r>
-      <w:r>
-        <w:rPr>
-          <w:rFonts w:ascii="Angsana New" w:hAnsi="Angsana New" w:cs="Angsana New"/>
+        <w:t xml:space="preserve">สำหรับอธิบายองค์ประกอบและความสัมพันธ์ในหัวข้อ </w:t>
+      </w:r>
+      <w:r>
+        <w:rPr>
+          <w:rFonts w:ascii="Angsana New" w:hAnsi="Angsana New" w:cs="Angsana New"/>
+          <w:b/>
           <w:szCs w:val="32"/>
         </w:rPr>
-        <w:t xml:space="preserve">AI </w:t>
-      </w:r>
-      <w:r>
-        <w:rPr>
-          <w:rFonts w:ascii="Angsana New" w:hAnsi="Angsana New" w:cs="Angsana New"/>
+        <w:t xml:space="preserve">AIResearch Publication Ontology </w:t>
+      </w:r>
+      <w:r>
+        <w:rPr>
+          <w:rFonts w:ascii="Angsana New" w:hAnsi="Angsana New" w:cs="Angsana New"/>
+          <w:b/>
           <w:szCs w:val="32"/>
           <w:cs/>
           <w:lang w:bidi="th-TH"/>
         </w:rPr>
-        <w:t xml:space="preserve">วิธีการ </w:t>
-      </w:r>
-      <w:r>
-        <w:rPr>
-          <w:rFonts w:ascii="Angsana New" w:hAnsi="Angsana New" w:cs="Angsana New"/>
+        <w:t xml:space="preserve">โดยเชื่อมโยงงานวิจัย นักวิจัย หัวข้อวิจัย โมเดล </w:t>
+      </w:r>
+      <w:r>
+        <w:rPr>
+          <w:rFonts w:ascii="Angsana New" w:hAnsi="Angsana New" w:cs="Angsana New"/>
+          <w:b/>
           <w:szCs w:val="32"/>
         </w:rPr>
-        <w:t xml:space="preserve">Dataset </w:t>
-      </w:r>
-      <w:r>
-        <w:rPr>
-          <w:rFonts w:ascii="Angsana New" w:hAnsi="Angsana New" w:cs="Angsana New"/>
+        <w:t xml:space="preserve">AI </w:t>
+      </w:r>
+      <w:r>
+        <w:rPr>
+          <w:rFonts w:ascii="Angsana New" w:hAnsi="Angsana New" w:cs="Angsana New"/>
+          <w:b/>
           <w:szCs w:val="32"/>
           <w:cs/>
           <w:lang w:bidi="th-TH"/>
         </w:rPr>
-        <w:t xml:space="preserve">การประเมินผล และแหล่งเผยแพร่ เพื่อรองรับการสร้าง </w:t>
-      </w:r>
-      <w:r>
-        <w:rPr>
-          <w:rFonts w:ascii="Angsana New" w:hAnsi="Angsana New" w:cs="Angsana New"/>
+        <w:t xml:space="preserve">วิธีการ </w:t>
+      </w:r>
+      <w:r>
+        <w:rPr>
+          <w:rFonts w:ascii="Angsana New" w:hAnsi="Angsana New" w:cs="Angsana New"/>
+          <w:b/>
           <w:szCs w:val="32"/>
         </w:rPr>
-        <w:t xml:space="preserve">Knowledge Graph </w:t>
-      </w:r>
-      <w:r>
-        <w:rPr>
-          <w:rFonts w:ascii="Angsana New" w:hAnsi="Angsana New" w:cs="Angsana New"/>
+        <w:t xml:space="preserve">Dataset </w:t>
+      </w:r>
+      <w:r>
+        <w:rPr>
+          <w:rFonts w:ascii="Angsana New" w:hAnsi="Angsana New" w:cs="Angsana New"/>
+          <w:b/>
           <w:szCs w:val="32"/>
           <w:cs/>
           <w:lang w:bidi="th-TH"/>
         </w:rPr>
+        <w:t xml:space="preserve">การประเมินผล และแหล่งเผยแพร่ เพื่อรองรับการสร้าง </w:t>
+      </w:r>
+      <w:r>
+        <w:rPr>
+          <w:rFonts w:ascii="Angsana New" w:hAnsi="Angsana New" w:cs="Angsana New"/>
+          <w:b/>
+          <w:szCs w:val="32"/>
+        </w:rPr>
+        <w:t xml:space="preserve">Knowledge Graph </w:t>
+      </w:r>
+      <w:r>
+        <w:rPr>
+          <w:rFonts w:ascii="Angsana New" w:hAnsi="Angsana New" w:cs="Angsana New"/>
+          <w:b/>
+          <w:szCs w:val="32"/>
+          <w:cs/>
+          <w:lang w:bidi="th-TH"/>
+        </w:rPr>
         <w:t>และการค้นหา/วิเคราะห์ความสัมพันธ์ของงานวิจัย</w:t>
       </w:r>
     </w:p>
     <w:p>
       <w:pPr>
-        <w:ind w:left="1440" w:hanging="1440"/>
+        <w:spacing w:after="0"/>
+        <w:rPr>
+          <w:rFonts w:ascii="Angsana New" w:hAnsi="Angsana New" w:cs="Angsana New"/>
+          <w:bCs/>
+          <w:sz w:val="36"/>
+          <w:szCs w:val="36"/>
+        </w:rPr>
+      </w:pPr>
+      <w:r>
+        <w:rPr>
+          <w:rFonts w:ascii="Angsana New" w:hAnsi="Angsana New" w:cs="Angsana New"/>
+          <w:bCs/>
+          <w:sz w:val="36"/>
+          <w:szCs w:val="36"/>
+        </w:rPr>
+        <w:t xml:space="preserve">2. </w:t>
+      </w:r>
+      <w:r>
+        <w:rPr>
+          <w:rFonts w:ascii="Angsana New" w:hAnsi="Angsana New" w:cs="Angsana New"/>
+          <w:bCs/>
+          <w:sz w:val="36"/>
+          <w:szCs w:val="36"/>
+          <w:cs/>
+          <w:lang w:bidi="th-TH"/>
+        </w:rPr>
+        <w:t xml:space="preserve">แนวคิดและขอบเขตของ </w:t>
+      </w:r>
+      <w:r>
+        <w:rPr>
+          <w:rFonts w:ascii="Angsana New" w:hAnsi="Angsana New" w:cs="Angsana New"/>
+          <w:b/>
+          <w:sz w:val="36"/>
+          <w:szCs w:val="36"/>
+        </w:rPr>
+        <w:t>Schema</w:t>
+      </w:r>
+    </w:p>
+    <w:p>
+      <w:pPr>
+        <w:ind w:firstLine="720"/>
         <w:jc w:val="both"/>
         <w:rPr>
-          <w:rFonts w:asciiTheme="majorBidi" w:hAnsiTheme="majorBidi" w:cstheme="majorBidi" w:hint="cs"/>
+          <w:rFonts w:asciiTheme="majorBidi" w:hAnsiTheme="majorBidi" w:cs="Angsana New"/>
+          <w:szCs w:val="32"/>
+          <w:lang w:bidi="th-TH"/>
+        </w:rPr>
+      </w:pPr>
+      <w:r>
+        <w:rPr>
+          <w:rFonts w:asciiTheme="majorBidi" w:hAnsiTheme="majorBidi" w:cs="Angsana New"/>
+          <w:szCs w:val="32"/>
+          <w:cs/>
+          <w:lang w:bidi="th-TH"/>
+        </w:rPr>
+        <w:t xml:space="preserve">การออกแบบเริ่มจากการพิจารณาว่า งานวิจัยด้าน </w:t>
+      </w:r>
+      <w:r>
+        <w:rPr>
+          <w:rFonts w:asciiTheme="majorBidi" w:hAnsiTheme="majorBidi" w:cstheme="majorBidi"/>
+          <w:szCs w:val="32"/>
+        </w:rPr>
+        <w:t xml:space="preserve">AI </w:t>
+      </w:r>
+      <w:r>
+        <w:rPr>
+          <w:rFonts w:asciiTheme="majorBidi" w:hAnsiTheme="majorBidi" w:cs="Angsana New"/>
+          <w:szCs w:val="32"/>
+          <w:cs/>
+          <w:lang w:bidi="th-TH"/>
+        </w:rPr>
+        <w:t>ประกอบด้วยองค์ประกอบใดบ้าง และองค์ประกอบเหล่านั้นมีความสัมพันธ์กันอย่างไร โดยขอบเขตของข้อมูล</w:t>
+      </w:r>
+      <w:r>
+        <w:rPr>
+          <w:rFonts w:asciiTheme="majorBidi" w:hAnsiTheme="majorBidi" w:cs="Angsana New" w:hint="cs"/>
+          <w:szCs w:val="32"/>
+          <w:cs/>
+          <w:lang w:bidi="th-TH"/>
+        </w:rPr>
+        <w:t xml:space="preserve"> คือ </w:t>
+      </w:r>
+      <w:r>
+        <w:rPr>
+          <w:rFonts w:asciiTheme="majorBidi" w:hAnsiTheme="majorBidi" w:cs="Angsana New"/>
+          <w:szCs w:val="32"/>
+          <w:cs/>
+          <w:lang w:bidi="th-TH"/>
+        </w:rPr>
+        <w:t>ครอบคลุมงานวิจัย นักวิจัย องค์กร หัวข้อวิจัย</w:t>
+      </w:r>
+      <w:r>
+        <w:rPr>
+          <w:rFonts w:asciiTheme="majorBidi" w:hAnsiTheme="majorBidi" w:cs="Angsana New" w:hint="cs"/>
+          <w:szCs w:val="32"/>
+          <w:cs/>
+          <w:lang w:bidi="th-TH"/>
+        </w:rPr>
+        <w:t xml:space="preserve"> </w:t>
+      </w:r>
+      <w:r>
+        <w:rPr>
+          <w:rFonts w:asciiTheme="majorBidi" w:hAnsiTheme="majorBidi" w:cs="Angsana New"/>
+          <w:szCs w:val="32"/>
+          <w:cs/>
+          <w:lang w:bidi="th-TH"/>
+        </w:rPr>
+        <w:t xml:space="preserve">โมเดล </w:t>
+      </w:r>
+      <w:r>
+        <w:rPr>
+          <w:rFonts w:asciiTheme="majorBidi" w:hAnsiTheme="majorBidi" w:cstheme="majorBidi"/>
+          <w:szCs w:val="32"/>
+        </w:rPr>
+        <w:t xml:space="preserve">AI </w:t>
+      </w:r>
+      <w:r>
+        <w:rPr>
+          <w:rFonts w:asciiTheme="majorBidi" w:hAnsiTheme="majorBidi" w:cs="Angsana New"/>
+          <w:szCs w:val="32"/>
+          <w:cs/>
+          <w:lang w:bidi="th-TH"/>
+        </w:rPr>
+        <w:t xml:space="preserve">วิธีการ </w:t>
+      </w:r>
+      <w:r>
+        <w:rPr>
+          <w:rFonts w:asciiTheme="majorBidi" w:hAnsiTheme="majorBidi" w:cstheme="majorBidi"/>
+          <w:szCs w:val="32"/>
+        </w:rPr>
+        <w:t xml:space="preserve">Dataset </w:t>
+      </w:r>
+      <w:r>
+        <w:rPr>
+          <w:rFonts w:asciiTheme="majorBidi" w:hAnsiTheme="majorBidi" w:cs="Angsana New"/>
+          <w:szCs w:val="32"/>
+          <w:cs/>
+          <w:lang w:bidi="th-TH"/>
+        </w:rPr>
+        <w:t xml:space="preserve">การประเมินผล และแหล่งเผยแพร่ โดยมีการแยกสิ่งที่เป็นประเภทของสิ่งเดียวกันออกเป็น </w:t>
+      </w:r>
+      <w:r>
+        <w:rPr>
+          <w:rFonts w:asciiTheme="majorBidi" w:hAnsiTheme="majorBidi" w:cstheme="majorBidi"/>
+          <w:szCs w:val="32"/>
+        </w:rPr>
+        <w:t xml:space="preserve">Class/Subclass </w:t>
+      </w:r>
+      <w:r>
+        <w:rPr>
+          <w:rFonts w:asciiTheme="majorBidi" w:hAnsiTheme="majorBidi" w:cs="Angsana New"/>
+          <w:szCs w:val="32"/>
+          <w:cs/>
+          <w:lang w:bidi="th-TH"/>
+        </w:rPr>
+        <w:t xml:space="preserve">และใช้ </w:t>
+      </w:r>
+      <w:r>
+        <w:rPr>
+          <w:rFonts w:asciiTheme="majorBidi" w:hAnsiTheme="majorBidi" w:cstheme="majorBidi"/>
+          <w:szCs w:val="32"/>
+        </w:rPr>
+        <w:t xml:space="preserve">Object Property </w:t>
+      </w:r>
+      <w:r>
+        <w:rPr>
+          <w:rFonts w:asciiTheme="majorBidi" w:hAnsiTheme="majorBidi" w:cs="Angsana New"/>
+          <w:szCs w:val="32"/>
+          <w:cs/>
+          <w:lang w:bidi="th-TH"/>
+        </w:rPr>
+        <w:t>สำหรับความสัมพันธ์ระหว่างสิ่งที่แตกต่างกัน</w:t>
+      </w:r>
+    </w:p>
+    <w:p>
+      <w:pPr>
+        <w:spacing w:after="0"/>
+        <w:rPr>
+          <w:rFonts w:ascii="Angsana New" w:hAnsi="Angsana New" w:cs="Angsana New"/>
+          <w:b/>
+          <w:lang w:bidi="th-TH"/>
+        </w:rPr>
+      </w:pPr>
+      <w:r>
+        <w:rPr>
+          <w:rFonts w:ascii="Angsana New" w:hAnsi="Angsana New" w:cs="Angsana New"/>
+          <w:b/>
+        </w:rPr>
+        <w:lastRenderedPageBreak/>
+        <w:t>3. Class Hierarchy</w:t>
+      </w:r>
+    </w:p>
+    <w:p>
+      <w:pPr>
+        <w:spacing w:after="0"/>
+        <w:ind w:firstLine="720"/>
+        <w:rPr>
+          <w:rFonts w:ascii="Angsana New" w:hAnsi="Angsana New" w:cs="Angsana New"/>
+          <w:bCs/>
+          <w:sz w:val="28"/>
+          <w:szCs w:val="20"/>
+          <w:lang w:bidi="th-TH"/>
+        </w:rPr>
+      </w:pPr>
+      <w:r>
+        <w:rPr>
+          <w:rFonts w:ascii="Angsana New" w:hAnsi="Angsana New" w:cs="Angsana New"/>
+          <w:bCs/>
+          <w:sz w:val="28"/>
+          <w:szCs w:val="20"/>
+          <w:lang w:bidi="th-TH"/>
+        </w:rPr>
+        <w:t>Thing</w:t>
+      </w:r>
+    </w:p>
+    <w:p>
+      <w:pPr>
+        <w:spacing w:after="0"/>
+        <w:ind w:left="720"/>
+        <w:rPr>
+          <w:rFonts w:ascii="Angsana New" w:hAnsi="Angsana New" w:cs="Angsana New"/>
+          <w:sz w:val="28"/>
+          <w:szCs w:val="28"/>
+          <w:lang w:bidi="th-TH"/>
+        </w:rPr>
+      </w:pPr>
+      <w:r>
+        <w:rPr>
+          <w:rFonts w:ascii="MS Mincho" w:eastAsia="MS Mincho" w:hAnsi="MS Mincho" w:cs="MS Mincho" w:hint="eastAsia"/>
+          <w:sz w:val="28"/>
+          <w:szCs w:val="28"/>
+        </w:rPr>
+        <w:t>├──</w:t>
+      </w:r>
+      <w:r>
+        <w:rPr>
+          <w:rFonts w:ascii="Angsana New" w:hAnsi="Angsana New" w:cs="Angsana New"/>
+          <w:sz w:val="28"/>
+          <w:szCs w:val="28"/>
+        </w:rPr>
+        <w:t xml:space="preserve"> AIResearchWork</w:t>
+      </w:r>
+      <w:r>
+        <w:rPr>
+          <w:rFonts w:ascii="Angsana New" w:hAnsi="Angsana New" w:cs="Angsana New"/>
+          <w:sz w:val="28"/>
+          <w:szCs w:val="28"/>
+        </w:rPr>
+        <w:br/>
+      </w:r>
+      <w:r>
+        <w:rPr>
+          <w:rFonts w:ascii="MS Mincho" w:eastAsia="MS Mincho" w:hAnsi="MS Mincho" w:cs="MS Mincho" w:hint="eastAsia"/>
+          <w:sz w:val="28"/>
+          <w:szCs w:val="28"/>
+        </w:rPr>
+        <w:t>│</w:t>
+      </w:r>
+      <w:r>
+        <w:rPr>
+          <w:rFonts w:ascii="Angsana New" w:hAnsi="Angsana New" w:cs="Angsana New"/>
+          <w:sz w:val="28"/>
+          <w:szCs w:val="28"/>
+        </w:rPr>
+        <w:t xml:space="preserve">   </w:t>
+      </w:r>
+      <w:r>
+        <w:rPr>
+          <w:rFonts w:ascii="MS Mincho" w:eastAsia="MS Mincho" w:hAnsi="MS Mincho" w:cs="MS Mincho" w:hint="eastAsia"/>
+          <w:sz w:val="28"/>
+          <w:szCs w:val="28"/>
+        </w:rPr>
+        <w:t>├──</w:t>
+      </w:r>
+      <w:r>
+        <w:rPr>
+          <w:rFonts w:ascii="Angsana New" w:hAnsi="Angsana New" w:cs="Angsana New"/>
+          <w:sz w:val="28"/>
+          <w:szCs w:val="28"/>
+        </w:rPr>
+        <w:t xml:space="preserve"> ResearchPublication</w:t>
+      </w:r>
+      <w:r>
+        <w:rPr>
+          <w:rFonts w:ascii="Angsana New" w:hAnsi="Angsana New" w:cs="Angsana New"/>
+          <w:sz w:val="28"/>
+          <w:szCs w:val="28"/>
+        </w:rPr>
+        <w:br/>
+      </w:r>
+      <w:r>
+        <w:rPr>
+          <w:rFonts w:ascii="MS Mincho" w:eastAsia="MS Mincho" w:hAnsi="MS Mincho" w:cs="MS Mincho" w:hint="eastAsia"/>
+          <w:sz w:val="28"/>
+          <w:szCs w:val="28"/>
+        </w:rPr>
+        <w:t>│</w:t>
+      </w:r>
+      <w:r>
+        <w:rPr>
+          <w:rFonts w:ascii="Angsana New" w:hAnsi="Angsana New" w:cs="Angsana New"/>
+          <w:sz w:val="28"/>
+          <w:szCs w:val="28"/>
+        </w:rPr>
+        <w:t xml:space="preserve">   </w:t>
+      </w:r>
+      <w:r>
+        <w:rPr>
+          <w:rFonts w:ascii="MS Mincho" w:eastAsia="MS Mincho" w:hAnsi="MS Mincho" w:cs="MS Mincho" w:hint="eastAsia"/>
+          <w:sz w:val="28"/>
+          <w:szCs w:val="28"/>
+        </w:rPr>
+        <w:t>│</w:t>
+      </w:r>
+      <w:r>
+        <w:rPr>
+          <w:rFonts w:ascii="Angsana New" w:hAnsi="Angsana New" w:cs="Angsana New"/>
+          <w:sz w:val="28"/>
+          <w:szCs w:val="28"/>
+        </w:rPr>
+        <w:t xml:space="preserve">   </w:t>
+      </w:r>
+      <w:r>
+        <w:rPr>
+          <w:rFonts w:ascii="MS Mincho" w:eastAsia="MS Mincho" w:hAnsi="MS Mincho" w:cs="MS Mincho" w:hint="eastAsia"/>
+          <w:sz w:val="28"/>
+          <w:szCs w:val="28"/>
+        </w:rPr>
+        <w:t>├──</w:t>
+      </w:r>
+      <w:r>
+        <w:rPr>
+          <w:rFonts w:ascii="Angsana New" w:hAnsi="Angsana New" w:cs="Angsana New"/>
+          <w:sz w:val="28"/>
+          <w:szCs w:val="28"/>
+        </w:rPr>
+        <w:t xml:space="preserve"> JournalArticle</w:t>
+      </w:r>
+      <w:r>
+        <w:rPr>
+          <w:rFonts w:ascii="Angsana New" w:hAnsi="Angsana New" w:cs="Angsana New"/>
+          <w:sz w:val="28"/>
+          <w:szCs w:val="28"/>
+        </w:rPr>
+        <w:br/>
+      </w:r>
+      <w:r>
+        <w:rPr>
+          <w:rFonts w:ascii="MS Mincho" w:eastAsia="MS Mincho" w:hAnsi="MS Mincho" w:cs="MS Mincho" w:hint="eastAsia"/>
+          <w:sz w:val="28"/>
+          <w:szCs w:val="28"/>
+        </w:rPr>
+        <w:t>│</w:t>
+      </w:r>
+      <w:r>
+        <w:rPr>
+          <w:rFonts w:ascii="Angsana New" w:hAnsi="Angsana New" w:cs="Angsana New"/>
+          <w:sz w:val="28"/>
+          <w:szCs w:val="28"/>
+        </w:rPr>
+        <w:t xml:space="preserve">   </w:t>
+      </w:r>
+      <w:r>
+        <w:rPr>
+          <w:rFonts w:ascii="MS Mincho" w:eastAsia="MS Mincho" w:hAnsi="MS Mincho" w:cs="MS Mincho" w:hint="eastAsia"/>
+          <w:sz w:val="28"/>
+          <w:szCs w:val="28"/>
+        </w:rPr>
+        <w:t>│</w:t>
+      </w:r>
+      <w:r>
+        <w:rPr>
+          <w:rFonts w:ascii="Angsana New" w:hAnsi="Angsana New" w:cs="Angsana New"/>
+          <w:sz w:val="28"/>
+          <w:szCs w:val="28"/>
+        </w:rPr>
+        <w:t xml:space="preserve">   </w:t>
+      </w:r>
+      <w:r>
+        <w:rPr>
+          <w:rFonts w:ascii="MS Mincho" w:eastAsia="MS Mincho" w:hAnsi="MS Mincho" w:cs="MS Mincho" w:hint="eastAsia"/>
+          <w:sz w:val="28"/>
+          <w:szCs w:val="28"/>
+        </w:rPr>
+        <w:t>├──</w:t>
+      </w:r>
+      <w:r>
+        <w:rPr>
+          <w:rFonts w:ascii="Angsana New" w:hAnsi="Angsana New" w:cs="Angsana New"/>
+          <w:sz w:val="28"/>
+          <w:szCs w:val="28"/>
+        </w:rPr>
+        <w:t xml:space="preserve"> ConferencePaper</w:t>
+      </w:r>
+      <w:r>
+        <w:rPr>
+          <w:rFonts w:ascii="Angsana New" w:hAnsi="Angsana New" w:cs="Angsana New"/>
+          <w:sz w:val="28"/>
+          <w:szCs w:val="28"/>
+        </w:rPr>
+        <w:br/>
+      </w:r>
+      <w:r>
+        <w:rPr>
+          <w:rFonts w:ascii="MS Mincho" w:eastAsia="MS Mincho" w:hAnsi="MS Mincho" w:cs="MS Mincho" w:hint="eastAsia"/>
+          <w:sz w:val="28"/>
+          <w:szCs w:val="28"/>
+        </w:rPr>
+        <w:t>│</w:t>
+      </w:r>
+      <w:r>
+        <w:rPr>
+          <w:rFonts w:ascii="Angsana New" w:hAnsi="Angsana New" w:cs="Angsana New"/>
+          <w:sz w:val="28"/>
+          <w:szCs w:val="28"/>
+        </w:rPr>
+        <w:t xml:space="preserve">   </w:t>
+      </w:r>
+      <w:r>
+        <w:rPr>
+          <w:rFonts w:ascii="MS Mincho" w:eastAsia="MS Mincho" w:hAnsi="MS Mincho" w:cs="MS Mincho" w:hint="eastAsia"/>
+          <w:sz w:val="28"/>
+          <w:szCs w:val="28"/>
+        </w:rPr>
+        <w:t>│</w:t>
+      </w:r>
+      <w:r>
+        <w:rPr>
+          <w:rFonts w:ascii="Angsana New" w:hAnsi="Angsana New" w:cs="Angsana New"/>
+          <w:sz w:val="28"/>
+          <w:szCs w:val="28"/>
+        </w:rPr>
+        <w:t xml:space="preserve">   </w:t>
+      </w:r>
+      <w:r>
+        <w:rPr>
+          <w:rFonts w:ascii="MS Mincho" w:eastAsia="MS Mincho" w:hAnsi="MS Mincho" w:cs="MS Mincho" w:hint="eastAsia"/>
+          <w:sz w:val="28"/>
+          <w:szCs w:val="28"/>
+        </w:rPr>
+        <w:t>└──</w:t>
+      </w:r>
+      <w:r>
+        <w:rPr>
+          <w:rFonts w:ascii="Angsana New" w:hAnsi="Angsana New" w:cs="Angsana New"/>
+          <w:sz w:val="28"/>
+          <w:szCs w:val="28"/>
+        </w:rPr>
+        <w:t xml:space="preserve"> WorkshopPaper</w:t>
+      </w:r>
+      <w:r>
+        <w:rPr>
+          <w:rFonts w:ascii="Angsana New" w:hAnsi="Angsana New" w:cs="Angsana New"/>
+          <w:sz w:val="28"/>
+          <w:szCs w:val="28"/>
+        </w:rPr>
+        <w:br/>
+      </w:r>
+      <w:r>
+        <w:rPr>
+          <w:rFonts w:ascii="MS Mincho" w:eastAsia="MS Mincho" w:hAnsi="MS Mincho" w:cs="MS Mincho" w:hint="eastAsia"/>
+          <w:sz w:val="28"/>
+          <w:szCs w:val="28"/>
+        </w:rPr>
+        <w:t>│</w:t>
+      </w:r>
+      <w:r>
+        <w:rPr>
+          <w:rFonts w:ascii="Angsana New" w:hAnsi="Angsana New" w:cs="Angsana New"/>
+          <w:sz w:val="28"/>
+          <w:szCs w:val="28"/>
+        </w:rPr>
+        <w:t xml:space="preserve">   </w:t>
+      </w:r>
+      <w:r>
+        <w:rPr>
+          <w:rFonts w:ascii="MS Mincho" w:eastAsia="MS Mincho" w:hAnsi="MS Mincho" w:cs="MS Mincho" w:hint="eastAsia"/>
+          <w:sz w:val="28"/>
+          <w:szCs w:val="28"/>
+        </w:rPr>
+        <w:t>└──</w:t>
+      </w:r>
+      <w:r>
+        <w:rPr>
+          <w:rFonts w:ascii="Angsana New" w:hAnsi="Angsana New" w:cs="Angsana New"/>
+          <w:sz w:val="28"/>
+          <w:szCs w:val="28"/>
+        </w:rPr>
+        <w:t xml:space="preserve"> TechnicalReport</w:t>
+      </w:r>
+      <w:r>
+        <w:rPr>
+          <w:rFonts w:ascii="Angsana New" w:hAnsi="Angsana New" w:cs="Angsana New"/>
+          <w:sz w:val="28"/>
+          <w:szCs w:val="28"/>
+        </w:rPr>
+        <w:br/>
+      </w:r>
+      <w:r>
+        <w:rPr>
+          <w:rFonts w:ascii="MS Mincho" w:eastAsia="MS Mincho" w:hAnsi="MS Mincho" w:cs="MS Mincho" w:hint="eastAsia"/>
+          <w:sz w:val="28"/>
+          <w:szCs w:val="28"/>
+        </w:rPr>
+        <w:t>├──</w:t>
+      </w:r>
+      <w:r>
+        <w:rPr>
+          <w:rFonts w:ascii="Angsana New" w:hAnsi="Angsana New" w:cs="Angsana New"/>
+          <w:sz w:val="28"/>
+          <w:szCs w:val="28"/>
+        </w:rPr>
+        <w:t xml:space="preserve"> Researcher</w:t>
+      </w:r>
+      <w:r>
+        <w:rPr>
+          <w:rFonts w:ascii="Angsana New" w:hAnsi="Angsana New" w:cs="Angsana New"/>
+          <w:sz w:val="28"/>
+          <w:szCs w:val="28"/>
+        </w:rPr>
+        <w:br/>
+      </w:r>
+      <w:r>
+        <w:rPr>
+          <w:rFonts w:ascii="MS Mincho" w:eastAsia="MS Mincho" w:hAnsi="MS Mincho" w:cs="MS Mincho" w:hint="eastAsia"/>
+          <w:sz w:val="28"/>
+          <w:szCs w:val="28"/>
+        </w:rPr>
+        <w:t>├──</w:t>
+      </w:r>
+      <w:r>
+        <w:rPr>
+          <w:rFonts w:ascii="Angsana New" w:hAnsi="Angsana New" w:cs="Angsana New"/>
+          <w:sz w:val="28"/>
+          <w:szCs w:val="28"/>
+        </w:rPr>
+        <w:t xml:space="preserve"> Organization</w:t>
+      </w:r>
+      <w:r>
+        <w:rPr>
+          <w:rFonts w:ascii="Angsana New" w:hAnsi="Angsana New" w:cs="Angsana New"/>
+          <w:sz w:val="28"/>
+          <w:szCs w:val="28"/>
+        </w:rPr>
+        <w:br/>
+      </w:r>
+      <w:r>
+        <w:rPr>
+          <w:rFonts w:ascii="MS Mincho" w:eastAsia="MS Mincho" w:hAnsi="MS Mincho" w:cs="MS Mincho" w:hint="eastAsia"/>
+          <w:sz w:val="28"/>
+          <w:szCs w:val="28"/>
+        </w:rPr>
+        <w:t>│</w:t>
+      </w:r>
+      <w:r>
+        <w:rPr>
+          <w:rFonts w:ascii="Angsana New" w:hAnsi="Angsana New" w:cs="Angsana New"/>
+          <w:sz w:val="28"/>
+          <w:szCs w:val="28"/>
+        </w:rPr>
+        <w:t xml:space="preserve">   </w:t>
+      </w:r>
+      <w:r>
+        <w:rPr>
+          <w:rFonts w:ascii="MS Mincho" w:eastAsia="MS Mincho" w:hAnsi="MS Mincho" w:cs="MS Mincho" w:hint="eastAsia"/>
+          <w:sz w:val="28"/>
+          <w:szCs w:val="28"/>
+        </w:rPr>
+        <w:t>├──</w:t>
+      </w:r>
+      <w:r>
+        <w:rPr>
+          <w:rFonts w:ascii="Angsana New" w:hAnsi="Angsana New" w:cs="Angsana New"/>
+          <w:sz w:val="28"/>
+          <w:szCs w:val="28"/>
+        </w:rPr>
+        <w:t xml:space="preserve"> University</w:t>
+      </w:r>
+      <w:r>
+        <w:rPr>
+          <w:rFonts w:ascii="Angsana New" w:hAnsi="Angsana New" w:cs="Angsana New"/>
+          <w:sz w:val="28"/>
+          <w:szCs w:val="28"/>
+        </w:rPr>
+        <w:br/>
+      </w:r>
+      <w:r>
+        <w:rPr>
+          <w:rFonts w:ascii="MS Mincho" w:eastAsia="MS Mincho" w:hAnsi="MS Mincho" w:cs="MS Mincho" w:hint="eastAsia"/>
+          <w:sz w:val="28"/>
+          <w:szCs w:val="28"/>
+        </w:rPr>
+        <w:t>│</w:t>
+      </w:r>
+      <w:r>
+        <w:rPr>
+          <w:rFonts w:ascii="Angsana New" w:hAnsi="Angsana New" w:cs="Angsana New"/>
+          <w:sz w:val="28"/>
+          <w:szCs w:val="28"/>
+        </w:rPr>
+        <w:t xml:space="preserve">   </w:t>
+      </w:r>
+      <w:r>
+        <w:rPr>
+          <w:rFonts w:ascii="MS Mincho" w:eastAsia="MS Mincho" w:hAnsi="MS Mincho" w:cs="MS Mincho" w:hint="eastAsia"/>
+          <w:sz w:val="28"/>
+          <w:szCs w:val="28"/>
+        </w:rPr>
+        <w:t>├──</w:t>
+      </w:r>
+      <w:r>
+        <w:rPr>
+          <w:rFonts w:ascii="Angsana New" w:hAnsi="Angsana New" w:cs="Angsana New"/>
+          <w:sz w:val="28"/>
+          <w:szCs w:val="28"/>
+        </w:rPr>
+        <w:t xml:space="preserve"> ResearchInstitution</w:t>
+      </w:r>
+      <w:r>
+        <w:rPr>
+          <w:rFonts w:ascii="Angsana New" w:hAnsi="Angsana New" w:cs="Angsana New"/>
+          <w:sz w:val="28"/>
+          <w:szCs w:val="28"/>
+        </w:rPr>
+        <w:br/>
+      </w:r>
+      <w:r>
+        <w:rPr>
+          <w:rFonts w:ascii="MS Mincho" w:eastAsia="MS Mincho" w:hAnsi="MS Mincho" w:cs="MS Mincho" w:hint="eastAsia"/>
+          <w:sz w:val="28"/>
+          <w:szCs w:val="28"/>
+        </w:rPr>
+        <w:t>│</w:t>
+      </w:r>
+      <w:r>
+        <w:rPr>
+          <w:rFonts w:ascii="Angsana New" w:hAnsi="Angsana New" w:cs="Angsana New"/>
+          <w:sz w:val="28"/>
+          <w:szCs w:val="28"/>
+        </w:rPr>
+        <w:t xml:space="preserve">   </w:t>
+      </w:r>
+      <w:r>
+        <w:rPr>
+          <w:rFonts w:ascii="MS Mincho" w:eastAsia="MS Mincho" w:hAnsi="MS Mincho" w:cs="MS Mincho" w:hint="eastAsia"/>
+          <w:sz w:val="28"/>
+          <w:szCs w:val="28"/>
+        </w:rPr>
+        <w:t>└──</w:t>
+      </w:r>
+      <w:r>
+        <w:rPr>
+          <w:rFonts w:ascii="Angsana New" w:hAnsi="Angsana New" w:cs="Angsana New"/>
+          <w:sz w:val="28"/>
+          <w:szCs w:val="28"/>
+        </w:rPr>
+        <w:t xml:space="preserve"> FundingAgency</w:t>
+      </w:r>
+      <w:r>
+        <w:rPr>
+          <w:rFonts w:ascii="Angsana New" w:hAnsi="Angsana New" w:cs="Angsana New"/>
+          <w:sz w:val="28"/>
+          <w:szCs w:val="28"/>
+        </w:rPr>
+        <w:br/>
+      </w:r>
+      <w:r>
+        <w:rPr>
+          <w:rFonts w:ascii="MS Mincho" w:eastAsia="MS Mincho" w:hAnsi="MS Mincho" w:cs="MS Mincho" w:hint="eastAsia"/>
+          <w:sz w:val="28"/>
+          <w:szCs w:val="28"/>
+        </w:rPr>
+        <w:t>├──</w:t>
+      </w:r>
+      <w:r>
+        <w:rPr>
+          <w:rFonts w:ascii="Angsana New" w:hAnsi="Angsana New" w:cs="Angsana New"/>
+          <w:sz w:val="28"/>
+          <w:szCs w:val="28"/>
+        </w:rPr>
+        <w:t xml:space="preserve"> ResearchTopic</w:t>
+      </w:r>
+      <w:r>
+        <w:rPr>
+          <w:rFonts w:ascii="Angsana New" w:hAnsi="Angsana New" w:cs="Angsana New"/>
+          <w:sz w:val="28"/>
+          <w:szCs w:val="28"/>
+        </w:rPr>
+        <w:br/>
+      </w:r>
+      <w:r>
+        <w:rPr>
+          <w:rFonts w:ascii="MS Mincho" w:eastAsia="MS Mincho" w:hAnsi="MS Mincho" w:cs="MS Mincho" w:hint="eastAsia"/>
+          <w:sz w:val="28"/>
+          <w:szCs w:val="28"/>
+        </w:rPr>
+        <w:t>├──</w:t>
+      </w:r>
+      <w:r>
+        <w:rPr>
+          <w:rFonts w:ascii="Angsana New" w:hAnsi="Angsana New" w:cs="Angsana New"/>
+          <w:sz w:val="28"/>
+          <w:szCs w:val="28"/>
+        </w:rPr>
+        <w:t xml:space="preserve"> AIModel</w:t>
+      </w:r>
+      <w:r>
+        <w:rPr>
+          <w:rFonts w:ascii="Angsana New" w:hAnsi="Angsana New" w:cs="Angsana New"/>
+          <w:sz w:val="28"/>
+          <w:szCs w:val="28"/>
+        </w:rPr>
+        <w:br/>
+      </w:r>
+      <w:r>
+        <w:rPr>
+          <w:rFonts w:ascii="MS Mincho" w:eastAsia="MS Mincho" w:hAnsi="MS Mincho" w:cs="MS Mincho" w:hint="eastAsia"/>
+          <w:sz w:val="28"/>
+          <w:szCs w:val="28"/>
+        </w:rPr>
+        <w:t>│</w:t>
+      </w:r>
+      <w:r>
+        <w:rPr>
+          <w:rFonts w:ascii="Angsana New" w:hAnsi="Angsana New" w:cs="Angsana New"/>
+          <w:sz w:val="28"/>
+          <w:szCs w:val="28"/>
+        </w:rPr>
+        <w:t xml:space="preserve">   </w:t>
+      </w:r>
+      <w:r>
+        <w:rPr>
+          <w:rFonts w:ascii="MS Mincho" w:eastAsia="MS Mincho" w:hAnsi="MS Mincho" w:cs="MS Mincho" w:hint="eastAsia"/>
+          <w:sz w:val="28"/>
+          <w:szCs w:val="28"/>
+        </w:rPr>
+        <w:t>├──</w:t>
+      </w:r>
+      <w:r>
+        <w:rPr>
+          <w:rFonts w:ascii="Angsana New" w:hAnsi="Angsana New" w:cs="Angsana New"/>
+          <w:sz w:val="28"/>
+          <w:szCs w:val="28"/>
+        </w:rPr>
+        <w:t xml:space="preserve"> LanguageModel</w:t>
+      </w:r>
+      <w:r>
+        <w:rPr>
+          <w:rFonts w:ascii="Angsana New" w:hAnsi="Angsana New" w:cs="Angsana New"/>
+          <w:sz w:val="28"/>
+          <w:szCs w:val="28"/>
+        </w:rPr>
+        <w:br/>
+      </w:r>
+      <w:r>
+        <w:rPr>
+          <w:rFonts w:ascii="MS Mincho" w:eastAsia="MS Mincho" w:hAnsi="MS Mincho" w:cs="MS Mincho" w:hint="eastAsia"/>
+          <w:sz w:val="28"/>
+          <w:szCs w:val="28"/>
+        </w:rPr>
+        <w:t>│</w:t>
+      </w:r>
+      <w:r>
+        <w:rPr>
+          <w:rFonts w:ascii="Angsana New" w:hAnsi="Angsana New" w:cs="Angsana New"/>
+          <w:sz w:val="28"/>
+          <w:szCs w:val="28"/>
+        </w:rPr>
+        <w:t xml:space="preserve">   </w:t>
+      </w:r>
+      <w:r>
+        <w:rPr>
+          <w:rFonts w:ascii="MS Mincho" w:eastAsia="MS Mincho" w:hAnsi="MS Mincho" w:cs="MS Mincho" w:hint="eastAsia"/>
+          <w:sz w:val="28"/>
+          <w:szCs w:val="28"/>
+        </w:rPr>
+        <w:t>├──</w:t>
+      </w:r>
+      <w:r>
+        <w:rPr>
+          <w:rFonts w:ascii="Angsana New" w:hAnsi="Angsana New" w:cs="Angsana New"/>
+          <w:sz w:val="28"/>
+          <w:szCs w:val="28"/>
+        </w:rPr>
+        <w:t xml:space="preserve"> VisionModel</w:t>
+      </w:r>
+      <w:r>
+        <w:rPr>
+          <w:rFonts w:ascii="Angsana New" w:hAnsi="Angsana New" w:cs="Angsana New"/>
+          <w:sz w:val="28"/>
+          <w:szCs w:val="28"/>
+        </w:rPr>
+        <w:br/>
+      </w:r>
+      <w:r>
+        <w:rPr>
+          <w:rFonts w:ascii="MS Mincho" w:eastAsia="MS Mincho" w:hAnsi="MS Mincho" w:cs="MS Mincho" w:hint="eastAsia"/>
+          <w:sz w:val="28"/>
+          <w:szCs w:val="28"/>
+        </w:rPr>
+        <w:t>│</w:t>
+      </w:r>
+      <w:r>
+        <w:rPr>
+          <w:rFonts w:ascii="Angsana New" w:hAnsi="Angsana New" w:cs="Angsana New"/>
+          <w:sz w:val="28"/>
+          <w:szCs w:val="28"/>
+        </w:rPr>
+        <w:t xml:space="preserve">   </w:t>
+      </w:r>
+      <w:r>
+        <w:rPr>
+          <w:rFonts w:ascii="MS Mincho" w:eastAsia="MS Mincho" w:hAnsi="MS Mincho" w:cs="MS Mincho" w:hint="eastAsia"/>
+          <w:sz w:val="28"/>
+          <w:szCs w:val="28"/>
+        </w:rPr>
+        <w:t>└──</w:t>
+      </w:r>
+      <w:r>
+        <w:rPr>
+          <w:rFonts w:ascii="Angsana New" w:hAnsi="Angsana New" w:cs="Angsana New"/>
+          <w:sz w:val="28"/>
+          <w:szCs w:val="28"/>
+        </w:rPr>
+        <w:t xml:space="preserve"> MultimodalModel</w:t>
+      </w:r>
+      <w:r>
+        <w:rPr>
+          <w:rFonts w:ascii="Angsana New" w:hAnsi="Angsana New" w:cs="Angsana New"/>
+          <w:sz w:val="28"/>
+          <w:szCs w:val="28"/>
+        </w:rPr>
+        <w:br/>
+      </w:r>
+      <w:r>
+        <w:rPr>
+          <w:rFonts w:ascii="MS Mincho" w:eastAsia="MS Mincho" w:hAnsi="MS Mincho" w:cs="MS Mincho" w:hint="eastAsia"/>
+          <w:sz w:val="28"/>
+          <w:szCs w:val="28"/>
+        </w:rPr>
+        <w:t>├──</w:t>
+      </w:r>
+      <w:r>
+        <w:rPr>
+          <w:rFonts w:ascii="Angsana New" w:hAnsi="Angsana New" w:cs="Angsana New"/>
+          <w:sz w:val="28"/>
+          <w:szCs w:val="28"/>
+        </w:rPr>
+        <w:t xml:space="preserve"> Method</w:t>
+      </w:r>
+      <w:r>
+        <w:rPr>
+          <w:rFonts w:ascii="Angsana New" w:hAnsi="Angsana New" w:cs="Angsana New"/>
+          <w:sz w:val="28"/>
+          <w:szCs w:val="28"/>
+        </w:rPr>
+        <w:br/>
+      </w:r>
+      <w:r>
+        <w:rPr>
+          <w:rFonts w:ascii="MS Mincho" w:eastAsia="MS Mincho" w:hAnsi="MS Mincho" w:cs="MS Mincho" w:hint="eastAsia"/>
+          <w:sz w:val="28"/>
+          <w:szCs w:val="28"/>
+        </w:rPr>
+        <w:t>├──</w:t>
+      </w:r>
+      <w:r>
+        <w:rPr>
+          <w:rFonts w:ascii="Angsana New" w:hAnsi="Angsana New" w:cs="Angsana New"/>
+          <w:sz w:val="28"/>
+          <w:szCs w:val="28"/>
+        </w:rPr>
+        <w:t xml:space="preserve"> Dataset</w:t>
+      </w:r>
+      <w:r>
+        <w:rPr>
+          <w:rFonts w:ascii="Angsana New" w:hAnsi="Angsana New" w:cs="Angsana New"/>
+          <w:sz w:val="28"/>
+          <w:szCs w:val="28"/>
+        </w:rPr>
+        <w:br/>
+      </w:r>
+      <w:r>
+        <w:rPr>
+          <w:rFonts w:ascii="MS Mincho" w:eastAsia="MS Mincho" w:hAnsi="MS Mincho" w:cs="MS Mincho" w:hint="eastAsia"/>
+          <w:sz w:val="28"/>
+          <w:szCs w:val="28"/>
+        </w:rPr>
+        <w:t>├──</w:t>
+      </w:r>
+      <w:r>
+        <w:rPr>
+          <w:rFonts w:ascii="Angsana New" w:hAnsi="Angsana New" w:cs="Angsana New"/>
+          <w:sz w:val="28"/>
+          <w:szCs w:val="28"/>
+        </w:rPr>
+        <w:t xml:space="preserve"> Evaluation</w:t>
+      </w:r>
+      <w:r>
+        <w:rPr>
+          <w:rFonts w:ascii="Angsana New" w:hAnsi="Angsana New" w:cs="Angsana New"/>
+          <w:sz w:val="28"/>
+          <w:szCs w:val="28"/>
+        </w:rPr>
+        <w:br/>
+      </w:r>
+      <w:r>
+        <w:rPr>
+          <w:rFonts w:ascii="MS Mincho" w:eastAsia="MS Mincho" w:hAnsi="MS Mincho" w:cs="MS Mincho" w:hint="eastAsia"/>
+          <w:sz w:val="28"/>
+          <w:szCs w:val="28"/>
+        </w:rPr>
+        <w:t>└──</w:t>
+      </w:r>
+      <w:r>
+        <w:rPr>
+          <w:rFonts w:ascii="Angsana New" w:hAnsi="Angsana New" w:cs="Angsana New"/>
+          <w:sz w:val="28"/>
+          <w:szCs w:val="28"/>
+        </w:rPr>
+        <w:t xml:space="preserve"> Venue</w:t>
+      </w:r>
+      <w:r>
+        <w:rPr>
+          <w:rFonts w:ascii="Angsana New" w:hAnsi="Angsana New" w:cs="Angsana New"/>
+          <w:sz w:val="28"/>
+          <w:szCs w:val="28"/>
+        </w:rPr>
+        <w:br/>
+        <w:t xml:space="preserve">    </w:t>
+      </w:r>
+      <w:r>
+        <w:rPr>
+          <w:rFonts w:ascii="MS Mincho" w:eastAsia="MS Mincho" w:hAnsi="MS Mincho" w:cs="MS Mincho" w:hint="eastAsia"/>
+          <w:sz w:val="28"/>
+          <w:szCs w:val="28"/>
+        </w:rPr>
+        <w:t>├──</w:t>
+      </w:r>
+      <w:r>
+        <w:rPr>
+          <w:rFonts w:ascii="Angsana New" w:hAnsi="Angsana New" w:cs="Angsana New"/>
+          <w:sz w:val="28"/>
+          <w:szCs w:val="28"/>
+        </w:rPr>
+        <w:t xml:space="preserve"> Journal</w:t>
+      </w:r>
+      <w:r>
+        <w:rPr>
+          <w:rFonts w:ascii="Angsana New" w:hAnsi="Angsana New" w:cs="Angsana New"/>
+          <w:sz w:val="28"/>
+          <w:szCs w:val="28"/>
+        </w:rPr>
+        <w:br/>
+        <w:t xml:space="preserve">    </w:t>
+      </w:r>
+      <w:r>
+        <w:rPr>
+          <w:rFonts w:ascii="MS Mincho" w:eastAsia="MS Mincho" w:hAnsi="MS Mincho" w:cs="MS Mincho" w:hint="eastAsia"/>
+          <w:sz w:val="28"/>
+          <w:szCs w:val="28"/>
+        </w:rPr>
+        <w:t>├──</w:t>
+      </w:r>
+      <w:r>
+        <w:rPr>
+          <w:rFonts w:ascii="Angsana New" w:hAnsi="Angsana New" w:cs="Angsana New"/>
+          <w:sz w:val="28"/>
+          <w:szCs w:val="28"/>
+        </w:rPr>
+        <w:t xml:space="preserve"> Conference</w:t>
+      </w:r>
+      <w:r>
+        <w:rPr>
+          <w:rFonts w:ascii="Angsana New" w:hAnsi="Angsana New" w:cs="Angsana New"/>
+          <w:sz w:val="28"/>
+          <w:szCs w:val="28"/>
+        </w:rPr>
+        <w:br/>
+        <w:t xml:space="preserve">    </w:t>
+      </w:r>
+      <w:r>
+        <w:rPr>
+          <w:rFonts w:ascii="MS Mincho" w:eastAsia="MS Mincho" w:hAnsi="MS Mincho" w:cs="MS Mincho" w:hint="eastAsia"/>
+          <w:sz w:val="28"/>
+          <w:szCs w:val="28"/>
+        </w:rPr>
+        <w:t>└──</w:t>
+      </w:r>
+      <w:r>
+        <w:rPr>
+          <w:rFonts w:ascii="Angsana New" w:hAnsi="Angsana New" w:cs="Angsana New"/>
+          <w:sz w:val="28"/>
+          <w:szCs w:val="28"/>
+        </w:rPr>
+        <w:t xml:space="preserve"> Workshop</w:t>
+      </w:r>
+    </w:p>
+    <w:p>
+      <w:pPr>
+        <w:spacing w:after="0"/>
+        <w:rPr>
+          <w:rFonts w:ascii="Angsana New" w:hAnsi="Angsana New" w:cs="Angsana New"/>
+          <w:sz w:val="28"/>
+          <w:szCs w:val="20"/>
+          <w:lang w:bidi="th-TH"/>
         </w:rPr>
       </w:pPr>
     </w:p>
@@ -353,218 +1773,8 @@
         <w:spacing w:after="0"/>
         <w:rPr>
           <w:rFonts w:ascii="Angsana New" w:hAnsi="Angsana New" w:cs="Angsana New"/>
-          <w:bCs/>
-          <w:sz w:val="36"/>
-          <w:szCs w:val="36"/>
-        </w:rPr>
-      </w:pPr>
-      <w:r>
-        <w:rPr>
-          <w:rFonts w:ascii="Angsana New" w:hAnsi="Angsana New" w:cs="Angsana New"/>
-          <w:bCs/>
-          <w:sz w:val="36"/>
-          <w:szCs w:val="36"/>
-        </w:rPr>
-        <w:t xml:space="preserve">2. </w:t>
-      </w:r>
-      <w:r>
-        <w:rPr>
-          <w:rFonts w:ascii="Angsana New" w:hAnsi="Angsana New" w:cs="Angsana New"/>
-          <w:bCs/>
-          <w:sz w:val="36"/>
-          <w:szCs w:val="36"/>
-          <w:cs/>
-          <w:lang w:bidi="th-TH"/>
-        </w:rPr>
-        <w:t xml:space="preserve">แนวคิดและขอบเขตของ </w:t>
-      </w:r>
-      <w:r>
-        <w:rPr>
-          <w:rFonts w:ascii="Angsana New" w:hAnsi="Angsana New" w:cs="Angsana New"/>
-          <w:b/>
-          <w:sz w:val="36"/>
-          <w:szCs w:val="36"/>
-        </w:rPr>
-        <w:t>Schema</w:t>
-      </w:r>
-    </w:p>
-    <w:p>
-      <w:pPr>
-        <w:ind w:firstLine="720"/>
-        <w:jc w:val="both"/>
-        <w:rPr>
-          <w:rFonts w:asciiTheme="majorBidi" w:hAnsiTheme="majorBidi" w:cs="Angsana New"/>
-          <w:szCs w:val="32"/>
-          <w:lang w:bidi="th-TH"/>
-        </w:rPr>
-      </w:pPr>
-      <w:r>
-        <w:rPr>
-          <w:rFonts w:asciiTheme="majorBidi" w:hAnsiTheme="majorBidi" w:cs="Angsana New"/>
-          <w:szCs w:val="32"/>
-          <w:cs/>
-          <w:lang w:bidi="th-TH"/>
-        </w:rPr>
-        <w:t xml:space="preserve">การออกแบบเริ่มจากการพิจารณาว่า งานวิจัยด้าน </w:t>
-      </w:r>
-      <w:r>
-        <w:rPr>
-          <w:rFonts w:asciiTheme="majorBidi" w:hAnsiTheme="majorBidi" w:cstheme="majorBidi"/>
-          <w:szCs w:val="32"/>
-        </w:rPr>
-        <w:t xml:space="preserve">AI </w:t>
-      </w:r>
-      <w:r>
-        <w:rPr>
-          <w:rFonts w:asciiTheme="majorBidi" w:hAnsiTheme="majorBidi" w:cs="Angsana New"/>
-          <w:szCs w:val="32"/>
-          <w:cs/>
-          <w:lang w:bidi="th-TH"/>
-        </w:rPr>
-        <w:t>ประกอบด้วยองค์ประกอบใดบ้าง และองค์ประกอบเหล่านั้นมีความสัมพันธ์กันอย่างไร โดยขอบเขตของข้อมูล</w:t>
-      </w:r>
-      <w:r>
-        <w:rPr>
-          <w:rFonts w:asciiTheme="majorBidi" w:hAnsiTheme="majorBidi" w:cs="Angsana New" w:hint="cs"/>
-          <w:szCs w:val="32"/>
-          <w:cs/>
-          <w:lang w:bidi="th-TH"/>
-        </w:rPr>
-        <w:t xml:space="preserve"> คือ </w:t>
-      </w:r>
-      <w:r>
-        <w:rPr>
-          <w:rFonts w:asciiTheme="majorBidi" w:hAnsiTheme="majorBidi" w:cs="Angsana New"/>
-          <w:szCs w:val="32"/>
-          <w:cs/>
-          <w:lang w:bidi="th-TH"/>
-        </w:rPr>
-        <w:t>ครอบคลุมงานวิจัย นักวิจัย องค์กร หัวข้อวิจัย</w:t>
-      </w:r>
-      <w:r>
-        <w:rPr>
-          <w:rFonts w:asciiTheme="majorBidi" w:hAnsiTheme="majorBidi" w:cs="Angsana New" w:hint="cs"/>
-          <w:szCs w:val="32"/>
-          <w:cs/>
-          <w:lang w:bidi="th-TH"/>
-        </w:rPr>
-        <w:t xml:space="preserve"> </w:t>
-      </w:r>
-      <w:r>
-        <w:rPr>
-          <w:rFonts w:asciiTheme="majorBidi" w:hAnsiTheme="majorBidi" w:cs="Angsana New"/>
-          <w:szCs w:val="32"/>
-          <w:cs/>
-          <w:lang w:bidi="th-TH"/>
-        </w:rPr>
-        <w:t xml:space="preserve">โมเดล </w:t>
-      </w:r>
-      <w:r>
-        <w:rPr>
-          <w:rFonts w:asciiTheme="majorBidi" w:hAnsiTheme="majorBidi" w:cstheme="majorBidi"/>
-          <w:szCs w:val="32"/>
-        </w:rPr>
-        <w:t xml:space="preserve">AI </w:t>
-      </w:r>
-      <w:r>
-        <w:rPr>
-          <w:rFonts w:asciiTheme="majorBidi" w:hAnsiTheme="majorBidi" w:cs="Angsana New"/>
-          <w:szCs w:val="32"/>
-          <w:cs/>
-          <w:lang w:bidi="th-TH"/>
-        </w:rPr>
-        <w:t xml:space="preserve">วิธีการ </w:t>
-      </w:r>
-      <w:r>
-        <w:rPr>
-          <w:rFonts w:asciiTheme="majorBidi" w:hAnsiTheme="majorBidi" w:cstheme="majorBidi"/>
-          <w:szCs w:val="32"/>
-        </w:rPr>
-        <w:t xml:space="preserve">Dataset </w:t>
-      </w:r>
-      <w:r>
-        <w:rPr>
-          <w:rFonts w:asciiTheme="majorBidi" w:hAnsiTheme="majorBidi" w:cs="Angsana New"/>
-          <w:szCs w:val="32"/>
-          <w:cs/>
-          <w:lang w:bidi="th-TH"/>
-        </w:rPr>
-        <w:t xml:space="preserve">การประเมินผล และแหล่งเผยแพร่ โดยมีการแยกสิ่งที่เป็นประเภทของสิ่งเดียวกันออกเป็น </w:t>
-      </w:r>
-      <w:r>
-        <w:rPr>
-          <w:rFonts w:asciiTheme="majorBidi" w:hAnsiTheme="majorBidi" w:cstheme="majorBidi"/>
-          <w:szCs w:val="32"/>
-        </w:rPr>
-        <w:t xml:space="preserve">Class/Subclass </w:t>
-      </w:r>
-      <w:r>
-        <w:rPr>
-          <w:rFonts w:asciiTheme="majorBidi" w:hAnsiTheme="majorBidi" w:cs="Angsana New"/>
-          <w:szCs w:val="32"/>
-          <w:cs/>
-          <w:lang w:bidi="th-TH"/>
-        </w:rPr>
-        <w:t xml:space="preserve">และใช้ </w:t>
-      </w:r>
-      <w:r>
-        <w:rPr>
-          <w:rFonts w:asciiTheme="majorBidi" w:hAnsiTheme="majorBidi" w:cstheme="majorBidi"/>
-          <w:szCs w:val="32"/>
-        </w:rPr>
-        <w:t xml:space="preserve">Object Property </w:t>
-      </w:r>
-      <w:r>
-        <w:rPr>
-          <w:rFonts w:asciiTheme="majorBidi" w:hAnsiTheme="majorBidi" w:cs="Angsana New"/>
-          <w:szCs w:val="32"/>
-          <w:cs/>
-          <w:lang w:bidi="th-TH"/>
-        </w:rPr>
-        <w:t>สำหรับความสัมพันธ์ระหว่างสิ่งที่แตกต่างกัน</w:t>
-      </w:r>
-    </w:p>
-    <w:p>
-      <w:pPr>
-        <w:rPr>
-          <w:rFonts w:asciiTheme="majorBidi" w:hAnsiTheme="majorBidi" w:cs="Angsana New"/>
-          <w:szCs w:val="32"/>
-          <w:lang w:bidi="th-TH"/>
-        </w:rPr>
-      </w:pPr>
-    </w:p>
-    <w:p>
-      <w:pPr>
-        <w:rPr>
-          <w:rFonts w:asciiTheme="majorBidi" w:hAnsiTheme="majorBidi" w:cs="Angsana New"/>
-          <w:szCs w:val="32"/>
-          <w:lang w:bidi="th-TH"/>
-        </w:rPr>
-      </w:pPr>
-    </w:p>
-    <w:p>
-      <w:pPr>
-        <w:rPr>
-          <w:rFonts w:asciiTheme="majorBidi" w:hAnsiTheme="majorBidi" w:cs="Angsana New"/>
-          <w:szCs w:val="32"/>
-          <w:lang w:bidi="th-TH"/>
-        </w:rPr>
-      </w:pPr>
-    </w:p>
-    <w:p>
-      <w:pPr>
-        <w:rPr>
-          <w:rFonts w:asciiTheme="majorBidi" w:hAnsiTheme="majorBidi" w:cs="Angsana New"/>
-          <w:szCs w:val="32"/>
-          <w:lang w:bidi="th-TH"/>
-        </w:rPr>
-      </w:pPr>
-    </w:p>
-    <w:p>
-      <w:pPr>
-        <w:rPr>
-          <w:rFonts w:asciiTheme="majorBidi" w:hAnsiTheme="majorBidi" w:cs="Angsana New"/>
-          <w:szCs w:val="32"/>
+          <w:sz w:val="28"/>
+          <w:szCs w:val="20"/>
           <w:lang w:bidi="th-TH"/>
         </w:rPr>
       </w:pPr>
@@ -573,859 +1783,6 @@
       <w:pPr>
         <w:spacing w:after="0"/>
         <w:rPr>
-          <w:rFonts w:asciiTheme="majorBidi" w:hAnsiTheme="majorBidi" w:cstheme="majorBidi"/>
-        </w:rPr>
-      </w:pPr>
-      <w:r>
-        <w:rPr>
-          <w:rFonts w:asciiTheme="majorBidi" w:hAnsiTheme="majorBidi" w:cstheme="majorBidi"/>
-          <w:b/>
-        </w:rPr>
-        <w:t>3. Class Hierarchy</w:t>
-      </w:r>
-    </w:p>
-    <w:p>
-      <w:pPr>
-        <w:spacing w:after="0"/>
-        <w:rPr>
-          <w:rFonts w:ascii="Angsana New" w:hAnsi="Angsana New" w:cs="Angsana New"/>
-          <w:sz w:val="28"/>
-          <w:szCs w:val="20"/>
-          <w:lang w:bidi="th-TH"/>
-        </w:rPr>
-      </w:pPr>
-      <w:r>
-        <w:rPr>
-          <w:rFonts w:ascii="Angsana New" w:hAnsi="Angsana New" w:cs="Angsana New"/>
-          <w:sz w:val="28"/>
-          <w:szCs w:val="20"/>
-        </w:rPr>
-        <w:t>Thing</w:t>
-      </w:r>
-      <w:r>
-        <w:rPr>
-          <w:rFonts w:ascii="Angsana New" w:hAnsi="Angsana New" w:cs="Angsana New"/>
-          <w:sz w:val="28"/>
-          <w:szCs w:val="20"/>
-        </w:rPr>
-        <w:br/>
-      </w:r>
-      <w:r>
-        <w:rPr>
-          <w:rFonts w:ascii="MS Mincho" w:eastAsia="MS Mincho" w:hAnsi="MS Mincho" w:cs="MS Mincho" w:hint="eastAsia"/>
-          <w:sz w:val="28"/>
-          <w:szCs w:val="20"/>
-        </w:rPr>
-        <w:t>├──</w:t>
-      </w:r>
-      <w:r>
-        <w:rPr>
-          <w:rFonts w:ascii="Angsana New" w:hAnsi="Angsana New" w:cs="Angsana New"/>
-          <w:sz w:val="28"/>
-          <w:szCs w:val="20"/>
-        </w:rPr>
-        <w:t xml:space="preserve"> AIResearchWork</w:t>
-      </w:r>
-      <w:r>
-        <w:rPr>
-          <w:rFonts w:ascii="Angsana New" w:hAnsi="Angsana New" w:cs="Angsana New"/>
-          <w:sz w:val="28"/>
-          <w:szCs w:val="20"/>
-        </w:rPr>
-        <w:br/>
-      </w:r>
-      <w:r>
-        <w:rPr>
-          <w:rFonts w:ascii="MS Mincho" w:eastAsia="MS Mincho" w:hAnsi="MS Mincho" w:cs="MS Mincho" w:hint="eastAsia"/>
-          <w:sz w:val="28"/>
-          <w:szCs w:val="20"/>
-        </w:rPr>
-        <w:t>│</w:t>
-      </w:r>
-      <w:r>
-        <w:rPr>
-          <w:rFonts w:ascii="Angsana New" w:hAnsi="Angsana New" w:cs="Angsana New"/>
-          <w:sz w:val="28"/>
-          <w:szCs w:val="20"/>
-        </w:rPr>
-        <w:t xml:space="preserve">   </w:t>
-      </w:r>
-      <w:r>
-        <w:rPr>
-          <w:rFonts w:ascii="MS Mincho" w:eastAsia="MS Mincho" w:hAnsi="MS Mincho" w:cs="MS Mincho" w:hint="eastAsia"/>
-          <w:sz w:val="28"/>
-          <w:szCs w:val="20"/>
-        </w:rPr>
-        <w:t>├──</w:t>
-      </w:r>
-      <w:r>
-        <w:rPr>
-          <w:rFonts w:ascii="Angsana New" w:hAnsi="Angsana New" w:cs="Angsana New"/>
-          <w:sz w:val="28"/>
-          <w:szCs w:val="20"/>
-        </w:rPr>
-        <w:t xml:space="preserve"> ResearchPublication</w:t>
-      </w:r>
-      <w:r>
-        <w:rPr>
-          <w:rFonts w:ascii="Angsana New" w:hAnsi="Angsana New" w:cs="Angsana New"/>
-          <w:sz w:val="28"/>
-          <w:szCs w:val="20"/>
-        </w:rPr>
-        <w:br/>
-      </w:r>
-      <w:r>
-        <w:rPr>
-          <w:rFonts w:ascii="MS Mincho" w:eastAsia="MS Mincho" w:hAnsi="MS Mincho" w:cs="MS Mincho" w:hint="eastAsia"/>
-          <w:sz w:val="28"/>
-          <w:szCs w:val="20"/>
-        </w:rPr>
-        <w:t>│</w:t>
-      </w:r>
-      <w:r>
-        <w:rPr>
-          <w:rFonts w:ascii="Angsana New" w:hAnsi="Angsana New" w:cs="Angsana New"/>
-          <w:sz w:val="28"/>
-          <w:szCs w:val="20"/>
-        </w:rPr>
-        <w:t xml:space="preserve">   </w:t>
-      </w:r>
-      <w:r>
-        <w:rPr>
-          <w:rFonts w:ascii="MS Mincho" w:eastAsia="MS Mincho" w:hAnsi="MS Mincho" w:cs="MS Mincho" w:hint="eastAsia"/>
-          <w:sz w:val="28"/>
-          <w:szCs w:val="20"/>
-        </w:rPr>
-        <w:t>│</w:t>
-      </w:r>
-      <w:r>
-        <w:rPr>
-          <w:rFonts w:ascii="Angsana New" w:hAnsi="Angsana New" w:cs="Angsana New"/>
-          <w:sz w:val="28"/>
-          <w:szCs w:val="20"/>
-        </w:rPr>
-        <w:t xml:space="preserve">   </w:t>
-      </w:r>
-      <w:r>
-        <w:rPr>
-          <w:rFonts w:ascii="MS Mincho" w:eastAsia="MS Mincho" w:hAnsi="MS Mincho" w:cs="MS Mincho" w:hint="eastAsia"/>
-          <w:sz w:val="28"/>
-          <w:szCs w:val="20"/>
-        </w:rPr>
-        <w:t>├──</w:t>
-      </w:r>
-      <w:r>
-        <w:rPr>
-          <w:rFonts w:ascii="Angsana New" w:hAnsi="Angsana New" w:cs="Angsana New"/>
-          <w:sz w:val="28"/>
-          <w:szCs w:val="20"/>
-        </w:rPr>
-        <w:t xml:space="preserve"> </w:t>
-      </w:r>
-      <w:proofErr w:type="spellStart"/>
-      <w:r>
-        <w:rPr>
-          <w:rFonts w:ascii="Angsana New" w:hAnsi="Angsana New" w:cs="Angsana New"/>
-          <w:sz w:val="28"/>
-          <w:szCs w:val="20"/>
-        </w:rPr>
-        <w:t>JournalArticle</w:t>
-      </w:r>
-      <w:proofErr w:type="spellEnd"/>
-      <w:r>
-        <w:rPr>
-          <w:rFonts w:ascii="Angsana New" w:hAnsi="Angsana New" w:cs="Angsana New"/>
-          <w:sz w:val="28"/>
-          <w:szCs w:val="20"/>
-        </w:rPr>
-        <w:br/>
-      </w:r>
-      <w:r>
-        <w:rPr>
-          <w:rFonts w:ascii="MS Mincho" w:eastAsia="MS Mincho" w:hAnsi="MS Mincho" w:cs="MS Mincho" w:hint="eastAsia"/>
-          <w:sz w:val="28"/>
-          <w:szCs w:val="20"/>
-        </w:rPr>
-        <w:t>│</w:t>
-      </w:r>
-      <w:r>
-        <w:rPr>
-          <w:rFonts w:ascii="Angsana New" w:hAnsi="Angsana New" w:cs="Angsana New"/>
-          <w:sz w:val="28"/>
-          <w:szCs w:val="20"/>
-        </w:rPr>
-        <w:t xml:space="preserve">   </w:t>
-      </w:r>
-      <w:r>
-        <w:rPr>
-          <w:rFonts w:ascii="MS Mincho" w:eastAsia="MS Mincho" w:hAnsi="MS Mincho" w:cs="MS Mincho" w:hint="eastAsia"/>
-          <w:sz w:val="28"/>
-          <w:szCs w:val="20"/>
-        </w:rPr>
-        <w:t>│</w:t>
-      </w:r>
-      <w:r>
-        <w:rPr>
-          <w:rFonts w:ascii="Angsana New" w:hAnsi="Angsana New" w:cs="Angsana New"/>
-          <w:sz w:val="28"/>
-          <w:szCs w:val="20"/>
-        </w:rPr>
-        <w:t xml:space="preserve">   </w:t>
-      </w:r>
-      <w:r>
-        <w:rPr>
-          <w:rFonts w:ascii="MS Mincho" w:eastAsia="MS Mincho" w:hAnsi="MS Mincho" w:cs="MS Mincho" w:hint="eastAsia"/>
-          <w:sz w:val="28"/>
-          <w:szCs w:val="20"/>
-        </w:rPr>
-        <w:t>├──</w:t>
-      </w:r>
-      <w:r>
-        <w:rPr>
-          <w:rFonts w:ascii="Angsana New" w:hAnsi="Angsana New" w:cs="Angsana New"/>
-          <w:sz w:val="28"/>
-          <w:szCs w:val="20"/>
-        </w:rPr>
-        <w:t xml:space="preserve"> </w:t>
-      </w:r>
-      <w:proofErr w:type="spellStart"/>
-      <w:r>
-        <w:rPr>
-          <w:rFonts w:ascii="Angsana New" w:hAnsi="Angsana New" w:cs="Angsana New"/>
-          <w:sz w:val="28"/>
-          <w:szCs w:val="20"/>
-        </w:rPr>
-        <w:t>ConferencePaper</w:t>
-      </w:r>
-      <w:proofErr w:type="spellEnd"/>
-      <w:r>
-        <w:rPr>
-          <w:rFonts w:ascii="Angsana New" w:hAnsi="Angsana New" w:cs="Angsana New"/>
-          <w:sz w:val="28"/>
-          <w:szCs w:val="20"/>
-        </w:rPr>
-        <w:br/>
-      </w:r>
-      <w:r>
-        <w:rPr>
-          <w:rFonts w:ascii="MS Mincho" w:eastAsia="MS Mincho" w:hAnsi="MS Mincho" w:cs="MS Mincho" w:hint="eastAsia"/>
-          <w:sz w:val="28"/>
-          <w:szCs w:val="20"/>
-        </w:rPr>
-        <w:t>│</w:t>
-      </w:r>
-      <w:r>
-        <w:rPr>
-          <w:rFonts w:ascii="Angsana New" w:hAnsi="Angsana New" w:cs="Angsana New"/>
-          <w:sz w:val="28"/>
-          <w:szCs w:val="20"/>
-        </w:rPr>
-        <w:t xml:space="preserve">   </w:t>
-      </w:r>
-      <w:r>
-        <w:rPr>
-          <w:rFonts w:ascii="MS Mincho" w:eastAsia="MS Mincho" w:hAnsi="MS Mincho" w:cs="MS Mincho" w:hint="eastAsia"/>
-          <w:sz w:val="28"/>
-          <w:szCs w:val="20"/>
-        </w:rPr>
-        <w:t>│</w:t>
-      </w:r>
-      <w:r>
-        <w:rPr>
-          <w:rFonts w:ascii="Angsana New" w:hAnsi="Angsana New" w:cs="Angsana New"/>
-          <w:sz w:val="28"/>
-          <w:szCs w:val="20"/>
-        </w:rPr>
-        <w:t xml:space="preserve">   </w:t>
-      </w:r>
-      <w:r>
-        <w:rPr>
-          <w:rFonts w:ascii="MS Mincho" w:eastAsia="MS Mincho" w:hAnsi="MS Mincho" w:cs="MS Mincho" w:hint="eastAsia"/>
-          <w:sz w:val="28"/>
-          <w:szCs w:val="20"/>
-        </w:rPr>
-        <w:t>├──</w:t>
-      </w:r>
-      <w:r>
-        <w:rPr>
-          <w:rFonts w:ascii="Angsana New" w:hAnsi="Angsana New" w:cs="Angsana New"/>
-          <w:sz w:val="28"/>
-          <w:szCs w:val="20"/>
-        </w:rPr>
-        <w:t xml:space="preserve"> </w:t>
-      </w:r>
-      <w:proofErr w:type="spellStart"/>
-      <w:r>
-        <w:rPr>
-          <w:rFonts w:ascii="Angsana New" w:hAnsi="Angsana New" w:cs="Angsana New"/>
-          <w:sz w:val="28"/>
-          <w:szCs w:val="20"/>
-        </w:rPr>
-        <w:t>WorkshopPaper</w:t>
-      </w:r>
-      <w:proofErr w:type="spellEnd"/>
-      <w:r>
-        <w:rPr>
-          <w:rFonts w:ascii="Angsana New" w:hAnsi="Angsana New" w:cs="Angsana New"/>
-          <w:sz w:val="28"/>
-          <w:szCs w:val="20"/>
-        </w:rPr>
-        <w:br/>
-      </w:r>
-      <w:r>
-        <w:rPr>
-          <w:rFonts w:ascii="MS Mincho" w:eastAsia="MS Mincho" w:hAnsi="MS Mincho" w:cs="MS Mincho" w:hint="eastAsia"/>
-          <w:sz w:val="28"/>
-          <w:szCs w:val="20"/>
-        </w:rPr>
-        <w:t>│</w:t>
-      </w:r>
-      <w:r>
-        <w:rPr>
-          <w:rFonts w:ascii="Angsana New" w:hAnsi="Angsana New" w:cs="Angsana New"/>
-          <w:sz w:val="28"/>
-          <w:szCs w:val="20"/>
-        </w:rPr>
-        <w:t xml:space="preserve">   </w:t>
-      </w:r>
-      <w:r>
-        <w:rPr>
-          <w:rFonts w:ascii="MS Mincho" w:eastAsia="MS Mincho" w:hAnsi="MS Mincho" w:cs="MS Mincho" w:hint="eastAsia"/>
-          <w:sz w:val="28"/>
-          <w:szCs w:val="20"/>
-        </w:rPr>
-        <w:t>└──</w:t>
-      </w:r>
-      <w:r>
-        <w:rPr>
-          <w:rFonts w:ascii="Angsana New" w:hAnsi="Angsana New" w:cs="Angsana New"/>
-          <w:sz w:val="28"/>
-          <w:szCs w:val="20"/>
-        </w:rPr>
-        <w:t xml:space="preserve"> </w:t>
-      </w:r>
-      <w:proofErr w:type="spellStart"/>
-      <w:r>
-        <w:rPr>
-          <w:rFonts w:ascii="Angsana New" w:hAnsi="Angsana New" w:cs="Angsana New"/>
-          <w:sz w:val="28"/>
-          <w:szCs w:val="20"/>
-        </w:rPr>
-        <w:t>TechnicalReport</w:t>
-      </w:r>
-      <w:proofErr w:type="spellEnd"/>
-      <w:r>
-        <w:rPr>
-          <w:rFonts w:ascii="Angsana New" w:hAnsi="Angsana New" w:cs="Angsana New"/>
-          <w:sz w:val="28"/>
-          <w:szCs w:val="20"/>
-        </w:rPr>
-        <w:br/>
-      </w:r>
-      <w:r>
-        <w:rPr>
-          <w:rFonts w:ascii="MS Mincho" w:eastAsia="MS Mincho" w:hAnsi="MS Mincho" w:cs="MS Mincho" w:hint="eastAsia"/>
-          <w:sz w:val="28"/>
-          <w:szCs w:val="20"/>
-        </w:rPr>
-        <w:t>├──</w:t>
-      </w:r>
-      <w:r>
-        <w:rPr>
-          <w:rFonts w:ascii="Angsana New" w:hAnsi="Angsana New" w:cs="Angsana New"/>
-          <w:sz w:val="28"/>
-          <w:szCs w:val="20"/>
-        </w:rPr>
-        <w:t xml:space="preserve"> Researcher</w:t>
-      </w:r>
-      <w:r>
-        <w:rPr>
-          <w:rFonts w:ascii="Angsana New" w:hAnsi="Angsana New" w:cs="Angsana New"/>
-          <w:sz w:val="28"/>
-          <w:szCs w:val="20"/>
-        </w:rPr>
-        <w:br/>
-      </w:r>
-      <w:r>
-        <w:rPr>
-          <w:rFonts w:ascii="MS Mincho" w:eastAsia="MS Mincho" w:hAnsi="MS Mincho" w:cs="MS Mincho" w:hint="eastAsia"/>
-          <w:sz w:val="28"/>
-          <w:szCs w:val="20"/>
-        </w:rPr>
-        <w:t>├──</w:t>
-      </w:r>
-      <w:r>
-        <w:rPr>
-          <w:rFonts w:ascii="Angsana New" w:hAnsi="Angsana New" w:cs="Angsana New"/>
-          <w:sz w:val="28"/>
-          <w:szCs w:val="20"/>
-        </w:rPr>
-        <w:t xml:space="preserve"> Organization</w:t>
-      </w:r>
-      <w:r>
-        <w:rPr>
-          <w:rFonts w:ascii="Angsana New" w:hAnsi="Angsana New" w:cs="Angsana New"/>
-          <w:sz w:val="28"/>
-          <w:szCs w:val="20"/>
-        </w:rPr>
-        <w:br/>
-      </w:r>
-      <w:r>
-        <w:rPr>
-          <w:rFonts w:ascii="MS Mincho" w:eastAsia="MS Mincho" w:hAnsi="MS Mincho" w:cs="MS Mincho" w:hint="eastAsia"/>
-          <w:sz w:val="28"/>
-          <w:szCs w:val="20"/>
-        </w:rPr>
-        <w:t>│</w:t>
-      </w:r>
-      <w:r>
-        <w:rPr>
-          <w:rFonts w:ascii="Angsana New" w:hAnsi="Angsana New" w:cs="Angsana New"/>
-          <w:sz w:val="28"/>
-          <w:szCs w:val="20"/>
-        </w:rPr>
-        <w:t xml:space="preserve">   </w:t>
-      </w:r>
-      <w:r>
-        <w:rPr>
-          <w:rFonts w:ascii="MS Mincho" w:eastAsia="MS Mincho" w:hAnsi="MS Mincho" w:cs="MS Mincho" w:hint="eastAsia"/>
-          <w:sz w:val="28"/>
-          <w:szCs w:val="20"/>
-        </w:rPr>
-        <w:t>├──</w:t>
-      </w:r>
-      <w:r>
-        <w:rPr>
-          <w:rFonts w:ascii="Angsana New" w:hAnsi="Angsana New" w:cs="Angsana New"/>
-          <w:sz w:val="28"/>
-          <w:szCs w:val="20"/>
-        </w:rPr>
-        <w:t xml:space="preserve"> University</w:t>
-      </w:r>
-      <w:r>
-        <w:rPr>
-          <w:rFonts w:ascii="Angsana New" w:hAnsi="Angsana New" w:cs="Angsana New"/>
-          <w:sz w:val="28"/>
-          <w:szCs w:val="20"/>
-        </w:rPr>
-        <w:br/>
-      </w:r>
-      <w:r>
-        <w:rPr>
-          <w:rFonts w:ascii="MS Mincho" w:eastAsia="MS Mincho" w:hAnsi="MS Mincho" w:cs="MS Mincho" w:hint="eastAsia"/>
-          <w:sz w:val="28"/>
-          <w:szCs w:val="20"/>
-        </w:rPr>
-        <w:t>│</w:t>
-      </w:r>
-      <w:r>
-        <w:rPr>
-          <w:rFonts w:ascii="Angsana New" w:hAnsi="Angsana New" w:cs="Angsana New"/>
-          <w:sz w:val="28"/>
-          <w:szCs w:val="20"/>
-        </w:rPr>
-        <w:t xml:space="preserve">   </w:t>
-      </w:r>
-      <w:r>
-        <w:rPr>
-          <w:rFonts w:ascii="MS Mincho" w:eastAsia="MS Mincho" w:hAnsi="MS Mincho" w:cs="MS Mincho" w:hint="eastAsia"/>
-          <w:sz w:val="28"/>
-          <w:szCs w:val="20"/>
-        </w:rPr>
-        <w:t>├──</w:t>
-      </w:r>
-      <w:r>
-        <w:rPr>
-          <w:rFonts w:ascii="Angsana New" w:hAnsi="Angsana New" w:cs="Angsana New"/>
-          <w:sz w:val="28"/>
-          <w:szCs w:val="20"/>
-        </w:rPr>
-        <w:t xml:space="preserve"> ResearchInstitution</w:t>
-      </w:r>
-      <w:r>
-        <w:rPr>
-          <w:rFonts w:ascii="Angsana New" w:hAnsi="Angsana New" w:cs="Angsana New"/>
-          <w:sz w:val="28"/>
-          <w:szCs w:val="20"/>
-        </w:rPr>
-        <w:br/>
-      </w:r>
-      <w:r>
-        <w:rPr>
-          <w:rFonts w:ascii="MS Mincho" w:eastAsia="MS Mincho" w:hAnsi="MS Mincho" w:cs="MS Mincho" w:hint="eastAsia"/>
-          <w:sz w:val="28"/>
-          <w:szCs w:val="20"/>
-        </w:rPr>
-        <w:t>│</w:t>
-      </w:r>
-      <w:r>
-        <w:rPr>
-          <w:rFonts w:ascii="Angsana New" w:hAnsi="Angsana New" w:cs="Angsana New"/>
-          <w:sz w:val="28"/>
-          <w:szCs w:val="20"/>
-        </w:rPr>
-        <w:t xml:space="preserve">   </w:t>
-      </w:r>
-      <w:r>
-        <w:rPr>
-          <w:rFonts w:ascii="MS Mincho" w:eastAsia="MS Mincho" w:hAnsi="MS Mincho" w:cs="MS Mincho" w:hint="eastAsia"/>
-          <w:sz w:val="28"/>
-          <w:szCs w:val="20"/>
-        </w:rPr>
-        <w:t>└──</w:t>
-      </w:r>
-      <w:r>
-        <w:rPr>
-          <w:rFonts w:ascii="Angsana New" w:hAnsi="Angsana New" w:cs="Angsana New"/>
-          <w:sz w:val="28"/>
-          <w:szCs w:val="20"/>
-        </w:rPr>
-        <w:t xml:space="preserve"> FundingAgency</w:t>
-      </w:r>
-      <w:r>
-        <w:rPr>
-          <w:rFonts w:ascii="Angsana New" w:hAnsi="Angsana New" w:cs="Angsana New"/>
-          <w:sz w:val="28"/>
-          <w:szCs w:val="20"/>
-        </w:rPr>
-        <w:br/>
-      </w:r>
-      <w:r>
-        <w:rPr>
-          <w:rFonts w:ascii="MS Mincho" w:eastAsia="MS Mincho" w:hAnsi="MS Mincho" w:cs="MS Mincho" w:hint="eastAsia"/>
-          <w:sz w:val="28"/>
-          <w:szCs w:val="20"/>
-        </w:rPr>
-        <w:t>├──</w:t>
-      </w:r>
-      <w:r>
-        <w:rPr>
-          <w:rFonts w:ascii="Angsana New" w:hAnsi="Angsana New" w:cs="Angsana New"/>
-          <w:sz w:val="28"/>
-          <w:szCs w:val="20"/>
-        </w:rPr>
-        <w:t xml:space="preserve"> ResearchTopic</w:t>
-      </w:r>
-      <w:r>
-        <w:rPr>
-          <w:rFonts w:ascii="Angsana New" w:hAnsi="Angsana New" w:cs="Angsana New"/>
-          <w:sz w:val="28"/>
-          <w:szCs w:val="20"/>
-        </w:rPr>
-        <w:br/>
-      </w:r>
-      <w:r>
-        <w:rPr>
-          <w:rFonts w:ascii="MS Mincho" w:eastAsia="MS Mincho" w:hAnsi="MS Mincho" w:cs="MS Mincho" w:hint="eastAsia"/>
-          <w:sz w:val="28"/>
-          <w:szCs w:val="20"/>
-        </w:rPr>
-        <w:t>├──</w:t>
-      </w:r>
-      <w:r>
-        <w:rPr>
-          <w:rFonts w:ascii="Angsana New" w:hAnsi="Angsana New" w:cs="Angsana New"/>
-          <w:sz w:val="28"/>
-          <w:szCs w:val="20"/>
-        </w:rPr>
-        <w:t xml:space="preserve"> AIModel</w:t>
-      </w:r>
-      <w:r>
-        <w:rPr>
-          <w:rFonts w:ascii="Angsana New" w:hAnsi="Angsana New" w:cs="Angsana New"/>
-          <w:sz w:val="28"/>
-          <w:szCs w:val="20"/>
-        </w:rPr>
-        <w:br/>
-      </w:r>
-      <w:r>
-        <w:rPr>
-          <w:rFonts w:ascii="MS Mincho" w:eastAsia="MS Mincho" w:hAnsi="MS Mincho" w:cs="MS Mincho" w:hint="eastAsia"/>
-          <w:sz w:val="28"/>
-          <w:szCs w:val="20"/>
-        </w:rPr>
-        <w:t>│</w:t>
-      </w:r>
-      <w:r>
-        <w:rPr>
-          <w:rFonts w:ascii="Angsana New" w:hAnsi="Angsana New" w:cs="Angsana New"/>
-          <w:sz w:val="28"/>
-          <w:szCs w:val="20"/>
-        </w:rPr>
-        <w:t xml:space="preserve">   </w:t>
-      </w:r>
-      <w:r>
-        <w:rPr>
-          <w:rFonts w:ascii="MS Mincho" w:eastAsia="MS Mincho" w:hAnsi="MS Mincho" w:cs="MS Mincho" w:hint="eastAsia"/>
-          <w:sz w:val="28"/>
-          <w:szCs w:val="20"/>
-        </w:rPr>
-        <w:t>├──</w:t>
-      </w:r>
-      <w:r>
-        <w:rPr>
-          <w:rFonts w:ascii="Angsana New" w:hAnsi="Angsana New" w:cs="Angsana New"/>
-          <w:sz w:val="28"/>
-          <w:szCs w:val="20"/>
-        </w:rPr>
-        <w:t xml:space="preserve"> LanguageModel</w:t>
-      </w:r>
-      <w:r>
-        <w:rPr>
-          <w:rFonts w:ascii="Angsana New" w:hAnsi="Angsana New" w:cs="Angsana New"/>
-          <w:sz w:val="28"/>
-          <w:szCs w:val="20"/>
-        </w:rPr>
-        <w:br/>
-      </w:r>
-      <w:r>
-        <w:rPr>
-          <w:rFonts w:ascii="MS Mincho" w:eastAsia="MS Mincho" w:hAnsi="MS Mincho" w:cs="MS Mincho" w:hint="eastAsia"/>
-          <w:sz w:val="28"/>
-          <w:szCs w:val="20"/>
-        </w:rPr>
-        <w:t>│</w:t>
-      </w:r>
-      <w:r>
-        <w:rPr>
-          <w:rFonts w:ascii="Angsana New" w:hAnsi="Angsana New" w:cs="Angsana New"/>
-          <w:sz w:val="28"/>
-          <w:szCs w:val="20"/>
-        </w:rPr>
-        <w:t xml:space="preserve">   </w:t>
-      </w:r>
-      <w:r>
-        <w:rPr>
-          <w:rFonts w:ascii="MS Mincho" w:eastAsia="MS Mincho" w:hAnsi="MS Mincho" w:cs="MS Mincho" w:hint="eastAsia"/>
-          <w:sz w:val="28"/>
-          <w:szCs w:val="20"/>
-        </w:rPr>
-        <w:t>├──</w:t>
-      </w:r>
-      <w:r>
-        <w:rPr>
-          <w:rFonts w:ascii="Angsana New" w:hAnsi="Angsana New" w:cs="Angsana New"/>
-          <w:sz w:val="28"/>
-          <w:szCs w:val="20"/>
-        </w:rPr>
-        <w:t xml:space="preserve"> VisionModel</w:t>
-      </w:r>
-      <w:r>
-        <w:rPr>
-          <w:rFonts w:ascii="Angsana New" w:hAnsi="Angsana New" w:cs="Angsana New"/>
-          <w:sz w:val="28"/>
-          <w:szCs w:val="20"/>
-        </w:rPr>
-        <w:br/>
-      </w:r>
-      <w:r>
-        <w:rPr>
-          <w:rFonts w:ascii="MS Mincho" w:eastAsia="MS Mincho" w:hAnsi="MS Mincho" w:cs="MS Mincho" w:hint="eastAsia"/>
-          <w:sz w:val="28"/>
-          <w:szCs w:val="20"/>
-        </w:rPr>
-        <w:t>│</w:t>
-      </w:r>
-      <w:r>
-        <w:rPr>
-          <w:rFonts w:ascii="Angsana New" w:hAnsi="Angsana New" w:cs="Angsana New"/>
-          <w:sz w:val="28"/>
-          <w:szCs w:val="20"/>
-        </w:rPr>
-        <w:t xml:space="preserve">   </w:t>
-      </w:r>
-      <w:r>
-        <w:rPr>
-          <w:rFonts w:ascii="MS Mincho" w:eastAsia="MS Mincho" w:hAnsi="MS Mincho" w:cs="MS Mincho" w:hint="eastAsia"/>
-          <w:sz w:val="28"/>
-          <w:szCs w:val="20"/>
-        </w:rPr>
-        <w:t>└──</w:t>
-      </w:r>
-      <w:r>
-        <w:rPr>
-          <w:rFonts w:ascii="Angsana New" w:hAnsi="Angsana New" w:cs="Angsana New"/>
-          <w:sz w:val="28"/>
-          <w:szCs w:val="20"/>
-        </w:rPr>
-        <w:t xml:space="preserve"> MultimodalModel</w:t>
-      </w:r>
-      <w:r>
-        <w:rPr>
-          <w:rFonts w:ascii="Angsana New" w:hAnsi="Angsana New" w:cs="Angsana New"/>
-          <w:sz w:val="28"/>
-          <w:szCs w:val="20"/>
-        </w:rPr>
-        <w:br/>
-      </w:r>
-      <w:r>
-        <w:rPr>
-          <w:rFonts w:ascii="MS Mincho" w:eastAsia="MS Mincho" w:hAnsi="MS Mincho" w:cs="MS Mincho" w:hint="eastAsia"/>
-          <w:sz w:val="28"/>
-          <w:szCs w:val="20"/>
-        </w:rPr>
-        <w:t>├──</w:t>
-      </w:r>
-      <w:r>
-        <w:rPr>
-          <w:rFonts w:ascii="Angsana New" w:hAnsi="Angsana New" w:cs="Angsana New"/>
-          <w:sz w:val="28"/>
-          <w:szCs w:val="20"/>
-        </w:rPr>
-        <w:t xml:space="preserve"> Method</w:t>
-      </w:r>
-      <w:r>
-        <w:rPr>
-          <w:rFonts w:ascii="Angsana New" w:hAnsi="Angsana New" w:cs="Angsana New"/>
-          <w:sz w:val="28"/>
-          <w:szCs w:val="20"/>
-        </w:rPr>
-        <w:br/>
-      </w:r>
-      <w:r>
-        <w:rPr>
-          <w:rFonts w:ascii="MS Mincho" w:eastAsia="MS Mincho" w:hAnsi="MS Mincho" w:cs="MS Mincho" w:hint="eastAsia"/>
-          <w:sz w:val="28"/>
-          <w:szCs w:val="20"/>
-        </w:rPr>
-        <w:t>├──</w:t>
-      </w:r>
-      <w:r>
-        <w:rPr>
-          <w:rFonts w:ascii="Angsana New" w:hAnsi="Angsana New" w:cs="Angsana New"/>
-          <w:sz w:val="28"/>
-          <w:szCs w:val="20"/>
-        </w:rPr>
-        <w:t xml:space="preserve"> Dataset</w:t>
-      </w:r>
-      <w:r>
-        <w:rPr>
-          <w:rFonts w:ascii="Angsana New" w:hAnsi="Angsana New" w:cs="Angsana New"/>
-          <w:sz w:val="28"/>
-          <w:szCs w:val="20"/>
-        </w:rPr>
-        <w:br/>
-      </w:r>
-      <w:r>
-        <w:rPr>
-          <w:rFonts w:ascii="MS Mincho" w:eastAsia="MS Mincho" w:hAnsi="MS Mincho" w:cs="MS Mincho" w:hint="eastAsia"/>
-          <w:sz w:val="28"/>
-          <w:szCs w:val="20"/>
-        </w:rPr>
-        <w:t>├──</w:t>
-      </w:r>
-      <w:r>
-        <w:rPr>
-          <w:rFonts w:ascii="Angsana New" w:hAnsi="Angsana New" w:cs="Angsana New"/>
-          <w:sz w:val="28"/>
-          <w:szCs w:val="20"/>
-        </w:rPr>
-        <w:t xml:space="preserve"> Evaluation</w:t>
-      </w:r>
-      <w:r>
-        <w:rPr>
-          <w:rFonts w:ascii="Angsana New" w:hAnsi="Angsana New" w:cs="Angsana New"/>
-          <w:sz w:val="28"/>
-          <w:szCs w:val="20"/>
-        </w:rPr>
-        <w:br/>
-      </w:r>
-      <w:r>
-        <w:rPr>
-          <w:rFonts w:ascii="MS Mincho" w:eastAsia="MS Mincho" w:hAnsi="MS Mincho" w:cs="MS Mincho" w:hint="eastAsia"/>
-          <w:sz w:val="28"/>
-          <w:szCs w:val="20"/>
-        </w:rPr>
-        <w:t>└──</w:t>
-      </w:r>
-      <w:r>
-        <w:rPr>
-          <w:rFonts w:ascii="Angsana New" w:hAnsi="Angsana New" w:cs="Angsana New"/>
-          <w:sz w:val="28"/>
-          <w:szCs w:val="20"/>
-        </w:rPr>
-        <w:t xml:space="preserve"> Venue</w:t>
-      </w:r>
-      <w:r>
-        <w:rPr>
-          <w:rFonts w:ascii="Angsana New" w:hAnsi="Angsana New" w:cs="Angsana New"/>
-          <w:sz w:val="28"/>
-          <w:szCs w:val="20"/>
-        </w:rPr>
-        <w:br/>
-        <w:t xml:space="preserve">    </w:t>
-      </w:r>
-      <w:r>
-        <w:rPr>
-          <w:rFonts w:ascii="MS Mincho" w:eastAsia="MS Mincho" w:hAnsi="MS Mincho" w:cs="MS Mincho" w:hint="eastAsia"/>
-          <w:sz w:val="28"/>
-          <w:szCs w:val="20"/>
-        </w:rPr>
-        <w:t>├──</w:t>
-      </w:r>
-      <w:r>
-        <w:rPr>
-          <w:rFonts w:ascii="Angsana New" w:hAnsi="Angsana New" w:cs="Angsana New"/>
-          <w:sz w:val="28"/>
-          <w:szCs w:val="20"/>
-        </w:rPr>
-        <w:t xml:space="preserve"> Journal</w:t>
-      </w:r>
-      <w:r>
-        <w:rPr>
-          <w:rFonts w:ascii="Angsana New" w:hAnsi="Angsana New" w:cs="Angsana New"/>
-          <w:sz w:val="28"/>
-          <w:szCs w:val="20"/>
-        </w:rPr>
-        <w:br/>
-        <w:t xml:space="preserve">    </w:t>
-      </w:r>
-      <w:r>
-        <w:rPr>
-          <w:rFonts w:ascii="MS Mincho" w:eastAsia="MS Mincho" w:hAnsi="MS Mincho" w:cs="MS Mincho" w:hint="eastAsia"/>
-          <w:sz w:val="28"/>
-          <w:szCs w:val="20"/>
-        </w:rPr>
-        <w:t>├──</w:t>
-      </w:r>
-      <w:r>
-        <w:rPr>
-          <w:rFonts w:ascii="Angsana New" w:hAnsi="Angsana New" w:cs="Angsana New"/>
-          <w:sz w:val="28"/>
-          <w:szCs w:val="20"/>
-        </w:rPr>
-        <w:t xml:space="preserve"> Conference</w:t>
-      </w:r>
-      <w:r>
-        <w:rPr>
-          <w:rFonts w:ascii="Angsana New" w:hAnsi="Angsana New" w:cs="Angsana New"/>
-          <w:sz w:val="28"/>
-          <w:szCs w:val="20"/>
-        </w:rPr>
-        <w:br/>
-        <w:t xml:space="preserve">    </w:t>
-      </w:r>
-      <w:r>
-        <w:rPr>
-          <w:rFonts w:ascii="MS Mincho" w:eastAsia="MS Mincho" w:hAnsi="MS Mincho" w:cs="MS Mincho" w:hint="eastAsia"/>
-          <w:sz w:val="28"/>
-          <w:szCs w:val="20"/>
-        </w:rPr>
-        <w:t>└──</w:t>
-      </w:r>
-      <w:r>
-        <w:rPr>
-          <w:rFonts w:ascii="Angsana New" w:hAnsi="Angsana New" w:cs="Angsana New"/>
-          <w:sz w:val="28"/>
-          <w:szCs w:val="20"/>
-        </w:rPr>
-        <w:t xml:space="preserve"> Workshop</w:t>
-      </w:r>
-    </w:p>
-    <w:p>
-      <w:pPr>
-        <w:spacing w:after="0"/>
-        <w:rPr>
           <w:rFonts w:ascii="Angsana New" w:hAnsi="Angsana New" w:cs="Angsana New"/>
           <w:sz w:val="28"/>
           <w:szCs w:val="20"/>
@@ -1435,28 +1792,48 @@
     </w:p>
     <w:p>
       <w:pPr>
-        <w:spacing w:after="0"/>
-        <w:rPr>
-          <w:rFonts w:ascii="Angsana New" w:hAnsi="Angsana New" w:cs="Angsana New" w:hint="cs"/>
-          <w:sz w:val="28"/>
-          <w:szCs w:val="20"/>
-          <w:lang w:bidi="th-TH"/>
-        </w:rPr>
-      </w:pPr>
-    </w:p>
-    <w:p>
-      <w:pPr>
-        <w:rPr>
-          <w:rFonts w:asciiTheme="majorBidi" w:hAnsiTheme="majorBidi" w:cstheme="majorBidi"/>
-        </w:rPr>
-      </w:pPr>
-      <w:r>
         <w:rPr>
           <w:rFonts w:asciiTheme="majorBidi" w:hAnsiTheme="majorBidi" w:cstheme="majorBidi"/>
           <w:b/>
+          <w:szCs w:val="32"/>
+        </w:rPr>
+      </w:pPr>
+      <w:r>
+        <w:rPr>
+          <w:rFonts w:asciiTheme="majorBidi" w:hAnsiTheme="majorBidi" w:cstheme="majorBidi"/>
+          <w:b/>
+          <w:szCs w:val="32"/>
         </w:rPr>
         <w:lastRenderedPageBreak/>
-        <w:t>4. รายละเอียด Classes</w:t>
+        <w:t xml:space="preserve">4. </w:t>
+      </w:r>
+      <w:r>
+        <w:rPr>
+          <w:rFonts w:asciiTheme="majorBidi" w:hAnsiTheme="majorBidi" w:cs="Angsana New"/>
+          <w:bCs/>
+          <w:szCs w:val="32"/>
+          <w:cs/>
+          <w:lang w:bidi="th-TH"/>
+        </w:rPr>
+        <w:t>รายละเอียด</w:t>
+      </w:r>
+      <w:r>
+        <w:rPr>
+          <w:rFonts w:asciiTheme="majorBidi" w:hAnsiTheme="majorBidi" w:cs="Angsana New"/>
+          <w:b/>
+          <w:szCs w:val="32"/>
+          <w:cs/>
+          <w:lang w:bidi="th-TH"/>
+        </w:rPr>
+        <w:t xml:space="preserve"> </w:t>
+      </w:r>
+      <w:r>
+        <w:rPr>
+          <w:rFonts w:asciiTheme="majorBidi" w:hAnsiTheme="majorBidi" w:cstheme="majorBidi"/>
+          <w:b/>
+          <w:szCs w:val="32"/>
+        </w:rPr>
+        <w:t>Classes</w:t>
       </w:r>
     </w:p>
     <w:tbl>
@@ -1467,9 +1844,9 @@
         <w:tblLook w:val="04A0" w:firstRow="1" w:lastRow="0" w:firstColumn="1" w:lastColumn="0" w:noHBand="0" w:noVBand="1"/>
       </w:tblPr>
       <w:tblGrid>
-        <w:gridCol w:w="1953"/>
-        <w:gridCol w:w="3391"/>
-        <w:gridCol w:w="3286"/>
+        <w:gridCol w:w="2012"/>
+        <w:gridCol w:w="2904"/>
+        <w:gridCol w:w="3714"/>
       </w:tblGrid>
       <w:tr>
         <w:trPr>
@@ -1477,21 +1854,28 @@
         </w:trPr>
         <w:tc>
           <w:tcPr>
-            <w:tcW w:w="1953" w:type="dxa"/>
+            <w:tcW w:w="2012" w:type="dxa"/>
+            <w:vAlign w:val="center"/>
           </w:tcPr>
           <w:p>
             <w:pPr>
               <w:rPr>
-                <w:rFonts w:asciiTheme="majorBidi" w:hAnsiTheme="majorBidi" w:cstheme="majorBidi"/>
+                <w:rFonts w:ascii="Angsana New" w:hAnsi="Angsana New" w:cs="Angsana New"/>
+                <w:b/>
+                <w:bCs/>
                 <w:i/>
                 <w:iCs/>
+                <w:szCs w:val="32"/>
               </w:rPr>
             </w:pPr>
             <w:r>
               <w:rPr>
-                <w:rFonts w:asciiTheme="majorBidi" w:hAnsiTheme="majorBidi" w:cstheme="majorBidi"/>
+                <w:rFonts w:ascii="Angsana New" w:hAnsi="Angsana New" w:cs="Angsana New"/>
+                <w:b/>
+                <w:bCs/>
                 <w:i/>
                 <w:iCs/>
+                <w:szCs w:val="32"/>
               </w:rPr>
               <w:t>Class</w:t>
             </w:r>
@@ -1499,45 +1883,63 @@
         </w:tc>
         <w:tc>
           <w:tcPr>
-            <w:tcW w:w="3391" w:type="dxa"/>
+            <w:tcW w:w="2904" w:type="dxa"/>
+            <w:vAlign w:val="center"/>
           </w:tcPr>
           <w:p>
             <w:pPr>
               <w:rPr>
-                <w:rFonts w:asciiTheme="majorBidi" w:hAnsiTheme="majorBidi" w:cstheme="majorBidi"/>
+                <w:rFonts w:ascii="Angsana New" w:hAnsi="Angsana New" w:cs="Angsana New"/>
+                <w:b/>
+                <w:bCs/>
                 <w:i/>
                 <w:iCs/>
+                <w:szCs w:val="32"/>
               </w:rPr>
             </w:pPr>
             <w:r>
               <w:rPr>
-                <w:rFonts w:asciiTheme="majorBidi" w:hAnsiTheme="majorBidi" w:cstheme="majorBidi"/>
+                <w:rFonts w:ascii="Angsana New" w:hAnsi="Angsana New" w:cs="Angsana New"/>
+                <w:b/>
+                <w:bCs/>
                 <w:i/>
                 <w:iCs/>
-              </w:rPr>
-              <w:t>ความหมายภาษาไทย</w:t>
+                <w:szCs w:val="32"/>
+                <w:cs/>
+                <w:lang w:bidi="th-TH"/>
+              </w:rPr>
+              <w:t>ภาษาไทย</w:t>
             </w:r>
           </w:p>
         </w:tc>
         <w:tc>
           <w:tcPr>
-            <w:tcW w:w="3286" w:type="dxa"/>
+            <w:tcW w:w="3714" w:type="dxa"/>
+            <w:vAlign w:val="center"/>
           </w:tcPr>
           <w:p>
             <w:pPr>
               <w:rPr>
-                <w:rFonts w:asciiTheme="majorBidi" w:hAnsiTheme="majorBidi" w:cstheme="majorBidi"/>
+                <w:rFonts w:ascii="Angsana New" w:hAnsi="Angsana New" w:cs="Angsana New"/>
+                <w:b/>
+                <w:bCs/>
                 <w:i/>
                 <w:iCs/>
+                <w:szCs w:val="32"/>
               </w:rPr>
             </w:pPr>
             <w:r>
               <w:rPr>
-                <w:rFonts w:asciiTheme="majorBidi" w:hAnsiTheme="majorBidi" w:cstheme="majorBidi"/>
+                <w:rFonts w:ascii="Angsana New" w:hAnsi="Angsana New" w:cs="Angsana New"/>
+                <w:b/>
+                <w:bCs/>
                 <w:i/>
                 <w:iCs/>
-              </w:rPr>
-              <w:t>หน้าที่</w:t>
+                <w:szCs w:val="32"/>
+                <w:cs/>
+                <w:lang w:bidi="th-TH"/>
+              </w:rPr>
+              <w:t>ความหมาย</w:t>
             </w:r>
           </w:p>
         </w:tc>
@@ -1548,17 +1950,20 @@
         </w:trPr>
         <w:tc>
           <w:tcPr>
-            <w:tcW w:w="1953" w:type="dxa"/>
+            <w:tcW w:w="2012" w:type="dxa"/>
+            <w:vAlign w:val="center"/>
           </w:tcPr>
           <w:p>
             <w:pPr>
               <w:rPr>
-                <w:rFonts w:asciiTheme="majorBidi" w:hAnsiTheme="majorBidi" w:cstheme="majorBidi"/>
+                <w:rFonts w:ascii="Angsana New" w:hAnsi="Angsana New" w:cs="Angsana New"/>
+                <w:szCs w:val="32"/>
               </w:rPr>
             </w:pPr>
             <w:r>
               <w:rPr>
-                <w:rFonts w:asciiTheme="majorBidi" w:hAnsiTheme="majorBidi" w:cstheme="majorBidi"/>
+                <w:rFonts w:ascii="Angsana New" w:hAnsi="Angsana New" w:cs="Angsana New"/>
+                <w:szCs w:val="32"/>
               </w:rPr>
               <w:t>AIResearchWork</w:t>
             </w:r>
@@ -1566,17 +1971,20 @@
         </w:tc>
         <w:tc>
           <w:tcPr>
-            <w:tcW w:w="3391" w:type="dxa"/>
+            <w:tcW w:w="2904" w:type="dxa"/>
+            <w:vAlign w:val="center"/>
           </w:tcPr>
           <w:p>
             <w:pPr>
               <w:rPr>
-                <w:rFonts w:asciiTheme="majorBidi" w:hAnsiTheme="majorBidi" w:cstheme="majorBidi"/>
+                <w:rFonts w:ascii="Angsana New" w:hAnsi="Angsana New" w:cs="Angsana New"/>
+                <w:szCs w:val="32"/>
               </w:rPr>
             </w:pPr>
             <w:r>
               <w:rPr>
-                <w:rFonts w:asciiTheme="majorBidi" w:hAnsiTheme="majorBidi" w:cstheme="majorBidi"/>
+                <w:rFonts w:ascii="Angsana New" w:hAnsi="Angsana New" w:cs="Angsana New"/>
+                <w:szCs w:val="32"/>
               </w:rPr>
               <w:t>งานวิจัยด้าน AI</w:t>
             </w:r>
@@ -1584,19 +1992,31 @@
         </w:tc>
         <w:tc>
           <w:tcPr>
-            <w:tcW w:w="3286" w:type="dxa"/>
+            <w:tcW w:w="3714" w:type="dxa"/>
+            <w:vAlign w:val="center"/>
           </w:tcPr>
           <w:p>
             <w:pPr>
               <w:rPr>
-                <w:rFonts w:asciiTheme="majorBidi" w:hAnsiTheme="majorBidi" w:cstheme="majorBidi"/>
+                <w:rFonts w:ascii="Angsana New" w:hAnsi="Angsana New" w:cs="Angsana New"/>
+                <w:szCs w:val="32"/>
               </w:rPr>
             </w:pPr>
             <w:r>
               <w:rPr>
-                <w:rFonts w:asciiTheme="majorBidi" w:hAnsiTheme="majorBidi" w:cstheme="majorBidi"/>
-              </w:rPr>
-              <w:t>Class หลักสำหรับแทนงานวิจัย</w:t>
+                <w:rFonts w:ascii="Angsana New" w:hAnsi="Angsana New" w:cs="Angsana New"/>
+                <w:szCs w:val="32"/>
+              </w:rPr>
+              <w:t xml:space="preserve">Class </w:t>
+            </w:r>
+            <w:r>
+              <w:rPr>
+                <w:rFonts w:ascii="Angsana New" w:hAnsi="Angsana New" w:cs="Angsana New"/>
+                <w:szCs w:val="32"/>
+                <w:cs/>
+                <w:lang w:bidi="th-TH"/>
+              </w:rPr>
+              <w:t>งานวิจัยด้านปัญญาประดิษฐ์</w:t>
             </w:r>
           </w:p>
         </w:tc>
@@ -1607,17 +2027,20 @@
         </w:trPr>
         <w:tc>
           <w:tcPr>
-            <w:tcW w:w="1953" w:type="dxa"/>
+            <w:tcW w:w="2012" w:type="dxa"/>
+            <w:vAlign w:val="center"/>
           </w:tcPr>
           <w:p>
             <w:pPr>
               <w:rPr>
-                <w:rFonts w:asciiTheme="majorBidi" w:hAnsiTheme="majorBidi" w:cstheme="majorBidi"/>
+                <w:rFonts w:ascii="Angsana New" w:hAnsi="Angsana New" w:cs="Angsana New"/>
+                <w:szCs w:val="32"/>
               </w:rPr>
             </w:pPr>
             <w:r>
               <w:rPr>
-                <w:rFonts w:asciiTheme="majorBidi" w:hAnsiTheme="majorBidi" w:cstheme="majorBidi"/>
+                <w:rFonts w:ascii="Angsana New" w:hAnsi="Angsana New" w:cs="Angsana New"/>
+                <w:szCs w:val="32"/>
               </w:rPr>
               <w:t>ResearchPublication</w:t>
             </w:r>
@@ -1625,17 +2048,20 @@
         </w:tc>
         <w:tc>
           <w:tcPr>
-            <w:tcW w:w="3391" w:type="dxa"/>
+            <w:tcW w:w="2904" w:type="dxa"/>
+            <w:vAlign w:val="center"/>
           </w:tcPr>
           <w:p>
             <w:pPr>
               <w:rPr>
-                <w:rFonts w:asciiTheme="majorBidi" w:hAnsiTheme="majorBidi" w:cstheme="majorBidi"/>
+                <w:rFonts w:ascii="Angsana New" w:hAnsi="Angsana New" w:cs="Angsana New"/>
+                <w:szCs w:val="32"/>
               </w:rPr>
             </w:pPr>
             <w:r>
               <w:rPr>
-                <w:rFonts w:asciiTheme="majorBidi" w:hAnsiTheme="majorBidi" w:cstheme="majorBidi"/>
+                <w:rFonts w:ascii="Angsana New" w:hAnsi="Angsana New" w:cs="Angsana New"/>
+                <w:szCs w:val="32"/>
               </w:rPr>
               <w:t>งานวิจัยที่เผยแพร่</w:t>
             </w:r>
@@ -1643,19 +2069,47 @@
         </w:tc>
         <w:tc>
           <w:tcPr>
-            <w:tcW w:w="3286" w:type="dxa"/>
+            <w:tcW w:w="3714" w:type="dxa"/>
+            <w:vAlign w:val="center"/>
           </w:tcPr>
           <w:p>
             <w:pPr>
               <w:rPr>
-                <w:rFonts w:asciiTheme="majorBidi" w:hAnsiTheme="majorBidi" w:cstheme="majorBidi"/>
+                <w:rFonts w:ascii="Angsana New" w:hAnsi="Angsana New" w:cs="Angsana New"/>
+                <w:szCs w:val="32"/>
               </w:rPr>
             </w:pPr>
             <w:r>
               <w:rPr>
-                <w:rFonts w:asciiTheme="majorBidi" w:hAnsiTheme="majorBidi" w:cstheme="majorBidi"/>
-              </w:rPr>
-              <w:t>แทนงานวิจัยที่มีรูปแบบการเผยแพร่</w:t>
+                <w:rFonts w:ascii="Angsana New" w:hAnsi="Angsana New" w:cs="Angsana New"/>
+                <w:szCs w:val="32"/>
+              </w:rPr>
+              <w:t xml:space="preserve">Subclass </w:t>
+            </w:r>
+            <w:r>
+              <w:rPr>
+                <w:rFonts w:ascii="Angsana New" w:hAnsi="Angsana New" w:cs="Angsana New"/>
+                <w:szCs w:val="32"/>
+                <w:cs/>
+                <w:lang w:bidi="th-TH"/>
+              </w:rPr>
+              <w:t xml:space="preserve">ของ </w:t>
+            </w:r>
+            <w:r>
+              <w:rPr>
+                <w:rFonts w:ascii="Angsana New" w:hAnsi="Angsana New" w:cs="Angsana New"/>
+                <w:szCs w:val="32"/>
+              </w:rPr>
+              <w:t xml:space="preserve">AIResearchWork </w:t>
+            </w:r>
+            <w:r>
+              <w:rPr>
+                <w:rFonts w:ascii="Angsana New" w:hAnsi="Angsana New" w:cs="Angsana New"/>
+                <w:szCs w:val="32"/>
+                <w:cs/>
+                <w:lang w:bidi="th-TH"/>
+              </w:rPr>
+              <w:t>สำหรับงานวิจัยที่มีการเผยแพร่</w:t>
             </w:r>
           </w:p>
         </w:tc>
@@ -1666,17 +2120,20 @@
         </w:trPr>
         <w:tc>
           <w:tcPr>
-            <w:tcW w:w="1953" w:type="dxa"/>
+            <w:tcW w:w="2012" w:type="dxa"/>
+            <w:vAlign w:val="center"/>
           </w:tcPr>
           <w:p>
             <w:pPr>
               <w:rPr>
-                <w:rFonts w:asciiTheme="majorBidi" w:hAnsiTheme="majorBidi" w:cstheme="majorBidi"/>
+                <w:rFonts w:ascii="Angsana New" w:hAnsi="Angsana New" w:cs="Angsana New"/>
+                <w:szCs w:val="32"/>
               </w:rPr>
             </w:pPr>
             <w:r>
               <w:rPr>
-                <w:rFonts w:asciiTheme="majorBidi" w:hAnsiTheme="majorBidi" w:cstheme="majorBidi"/>
+                <w:rFonts w:ascii="Angsana New" w:hAnsi="Angsana New" w:cs="Angsana New"/>
+                <w:szCs w:val="32"/>
               </w:rPr>
               <w:t>JournalArticle</w:t>
             </w:r>
@@ -1684,17 +2141,22 @@
         </w:tc>
         <w:tc>
           <w:tcPr>
-            <w:tcW w:w="3391" w:type="dxa"/>
+            <w:tcW w:w="2904" w:type="dxa"/>
+            <w:vAlign w:val="center"/>
           </w:tcPr>
           <w:p>
             <w:pPr>
               <w:rPr>
-                <w:rFonts w:asciiTheme="majorBidi" w:hAnsiTheme="majorBidi" w:cstheme="majorBidi"/>
+                <w:rFonts w:ascii="Angsana New" w:hAnsi="Angsana New" w:cs="Angsana New"/>
+                <w:szCs w:val="32"/>
               </w:rPr>
             </w:pPr>
             <w:r>
               <w:rPr>
-                <w:rFonts w:asciiTheme="majorBidi" w:hAnsiTheme="majorBidi" w:cstheme="majorBidi"/>
+                <w:rFonts w:ascii="Angsana New" w:hAnsi="Angsana New" w:cs="Angsana New"/>
+                <w:szCs w:val="32"/>
+                <w:cs/>
+                <w:lang w:bidi="th-TH"/>
               </w:rPr>
               <w:t>บทความวารสาร</w:t>
             </w:r>
@@ -1702,25 +2164,26 @@
         </w:tc>
         <w:tc>
           <w:tcPr>
-            <w:tcW w:w="3286" w:type="dxa"/>
+            <w:tcW w:w="3714" w:type="dxa"/>
+            <w:vAlign w:val="center"/>
           </w:tcPr>
           <w:p>
             <w:pPr>
               <w:rPr>
-                <w:rFonts w:asciiTheme="majorBidi" w:hAnsiTheme="majorBidi" w:cstheme="majorBidi"/>
+                <w:rFonts w:ascii="Angsana New" w:hAnsi="Angsana New" w:cs="Angsana New"/>
                 <w:szCs w:val="32"/>
               </w:rPr>
             </w:pPr>
             <w:r>
               <w:rPr>
-                <w:rFonts w:asciiTheme="majorBidi" w:hAnsiTheme="majorBidi" w:cstheme="majorBidi"/>
+                <w:rFonts w:ascii="Angsana New" w:hAnsi="Angsana New" w:cs="Angsana New"/>
                 <w:szCs w:val="32"/>
               </w:rPr>
               <w:t xml:space="preserve">Subclass </w:t>
             </w:r>
             <w:r>
               <w:rPr>
-                <w:rFonts w:asciiTheme="majorBidi" w:hAnsiTheme="majorBidi" w:cstheme="majorBidi" w:hint="cs"/>
+                <w:rFonts w:ascii="Angsana New" w:hAnsi="Angsana New" w:cs="Angsana New"/>
                 <w:szCs w:val="32"/>
                 <w:cs/>
                 <w:lang w:bidi="th-TH"/>
@@ -1729,7 +2192,7 @@
             </w:r>
             <w:r>
               <w:rPr>
-                <w:rFonts w:asciiTheme="majorBidi" w:hAnsiTheme="majorBidi" w:cstheme="majorBidi"/>
+                <w:rFonts w:ascii="Angsana New" w:hAnsi="Angsana New" w:cs="Angsana New"/>
                 <w:szCs w:val="32"/>
               </w:rPr>
               <w:t>ResearchPublication</w:t>
@@ -1743,17 +2206,20 @@
         </w:trPr>
         <w:tc>
           <w:tcPr>
-            <w:tcW w:w="1953" w:type="dxa"/>
+            <w:tcW w:w="2012" w:type="dxa"/>
+            <w:vAlign w:val="center"/>
           </w:tcPr>
           <w:p>
             <w:pPr>
               <w:rPr>
-                <w:rFonts w:asciiTheme="majorBidi" w:hAnsiTheme="majorBidi" w:cstheme="majorBidi"/>
+                <w:rFonts w:ascii="Angsana New" w:hAnsi="Angsana New" w:cs="Angsana New"/>
+                <w:szCs w:val="32"/>
               </w:rPr>
             </w:pPr>
             <w:r>
               <w:rPr>
-                <w:rFonts w:asciiTheme="majorBidi" w:hAnsiTheme="majorBidi" w:cstheme="majorBidi"/>
+                <w:rFonts w:ascii="Angsana New" w:hAnsi="Angsana New" w:cs="Angsana New"/>
+                <w:szCs w:val="32"/>
               </w:rPr>
               <w:t>ConferencePaper</w:t>
             </w:r>
@@ -1761,17 +2227,22 @@
         </w:tc>
         <w:tc>
           <w:tcPr>
-            <w:tcW w:w="3391" w:type="dxa"/>
+            <w:tcW w:w="2904" w:type="dxa"/>
+            <w:vAlign w:val="center"/>
           </w:tcPr>
           <w:p>
             <w:pPr>
               <w:rPr>
-                <w:rFonts w:asciiTheme="majorBidi" w:hAnsiTheme="majorBidi" w:cstheme="majorBidi"/>
+                <w:rFonts w:ascii="Angsana New" w:hAnsi="Angsana New" w:cs="Angsana New"/>
+                <w:szCs w:val="32"/>
               </w:rPr>
             </w:pPr>
             <w:r>
               <w:rPr>
-                <w:rFonts w:asciiTheme="majorBidi" w:hAnsiTheme="majorBidi" w:cstheme="majorBidi"/>
+                <w:rFonts w:ascii="Angsana New" w:hAnsi="Angsana New" w:cs="Angsana New"/>
+                <w:szCs w:val="32"/>
+                <w:cs/>
+                <w:lang w:bidi="th-TH"/>
               </w:rPr>
               <w:t>บทความประชุมวิชาการ</w:t>
             </w:r>
@@ -1779,32 +2250,38 @@
         </w:tc>
         <w:tc>
           <w:tcPr>
-            <w:tcW w:w="3286" w:type="dxa"/>
+            <w:tcW w:w="3714" w:type="dxa"/>
+            <w:vAlign w:val="center"/>
           </w:tcPr>
           <w:p>
             <w:pPr>
               <w:rPr>
-                <w:rFonts w:asciiTheme="majorBidi" w:hAnsiTheme="majorBidi" w:cstheme="majorBidi"/>
+                <w:rFonts w:ascii="Angsana New" w:hAnsi="Angsana New" w:cs="Angsana New"/>
+                <w:szCs w:val="32"/>
               </w:rPr>
             </w:pPr>
             <w:r>
               <w:rPr>
-                <w:rFonts w:asciiTheme="majorBidi" w:hAnsiTheme="majorBidi" w:cstheme="majorBidi"/>
-                <w:szCs w:val="32"/>
-              </w:rPr>
-              <w:t>Subclass</w:t>
-            </w:r>
-            <w:r>
-              <w:rPr>
-                <w:rFonts w:asciiTheme="majorBidi" w:hAnsiTheme="majorBidi" w:cstheme="majorBidi"/>
-              </w:rPr>
-              <w:t xml:space="preserve"> </w:t>
-            </w:r>
-            <w:r>
-              <w:rPr>
-                <w:rFonts w:asciiTheme="majorBidi" w:hAnsiTheme="majorBidi" w:cstheme="majorBidi"/>
-              </w:rPr>
-              <w:t>ของ ResearchPublication</w:t>
+                <w:rFonts w:ascii="Angsana New" w:hAnsi="Angsana New" w:cs="Angsana New"/>
+                <w:szCs w:val="32"/>
+              </w:rPr>
+              <w:t xml:space="preserve">Subclass </w:t>
+            </w:r>
+            <w:r>
+              <w:rPr>
+                <w:rFonts w:ascii="Angsana New" w:hAnsi="Angsana New" w:cs="Angsana New"/>
+                <w:szCs w:val="32"/>
+                <w:cs/>
+                <w:lang w:bidi="th-TH"/>
+              </w:rPr>
+              <w:t xml:space="preserve">ของ </w:t>
+            </w:r>
+            <w:r>
+              <w:rPr>
+                <w:rFonts w:ascii="Angsana New" w:hAnsi="Angsana New" w:cs="Angsana New"/>
+                <w:szCs w:val="32"/>
+              </w:rPr>
+              <w:t>ResearchPublication</w:t>
             </w:r>
           </w:p>
         </w:tc>
@@ -1815,17 +2292,20 @@
         </w:trPr>
         <w:tc>
           <w:tcPr>
-            <w:tcW w:w="1953" w:type="dxa"/>
+            <w:tcW w:w="2012" w:type="dxa"/>
+            <w:vAlign w:val="center"/>
           </w:tcPr>
           <w:p>
             <w:pPr>
               <w:rPr>
-                <w:rFonts w:asciiTheme="majorBidi" w:hAnsiTheme="majorBidi" w:cstheme="majorBidi"/>
+                <w:rFonts w:ascii="Angsana New" w:hAnsi="Angsana New" w:cs="Angsana New"/>
+                <w:szCs w:val="32"/>
               </w:rPr>
             </w:pPr>
             <w:r>
               <w:rPr>
-                <w:rFonts w:asciiTheme="majorBidi" w:hAnsiTheme="majorBidi" w:cstheme="majorBidi"/>
+                <w:rFonts w:ascii="Angsana New" w:hAnsi="Angsana New" w:cs="Angsana New"/>
+                <w:szCs w:val="32"/>
               </w:rPr>
               <w:t>WorkshopPaper</w:t>
             </w:r>
@@ -1833,50 +2313,68 @@
         </w:tc>
         <w:tc>
           <w:tcPr>
-            <w:tcW w:w="3391" w:type="dxa"/>
+            <w:tcW w:w="2904" w:type="dxa"/>
+            <w:vAlign w:val="center"/>
           </w:tcPr>
           <w:p>
             <w:pPr>
               <w:rPr>
-                <w:rFonts w:asciiTheme="majorBidi" w:hAnsiTheme="majorBidi" w:cstheme="majorBidi"/>
+                <w:rFonts w:ascii="Angsana New" w:hAnsi="Angsana New" w:cs="Angsana New"/>
+                <w:szCs w:val="32"/>
               </w:rPr>
             </w:pPr>
             <w:r>
               <w:rPr>
-                <w:rFonts w:asciiTheme="majorBidi" w:hAnsiTheme="majorBidi" w:cstheme="majorBidi"/>
-              </w:rPr>
-              <w:t>บทความ Workshop</w:t>
+                <w:rFonts w:ascii="Angsana New" w:hAnsi="Angsana New" w:cs="Angsana New"/>
+                <w:szCs w:val="32"/>
+                <w:cs/>
+                <w:lang w:bidi="th-TH"/>
+              </w:rPr>
+              <w:t xml:space="preserve">บทความ </w:t>
+            </w:r>
+            <w:r>
+              <w:rPr>
+                <w:rFonts w:ascii="Angsana New" w:hAnsi="Angsana New" w:cs="Angsana New"/>
+                <w:szCs w:val="32"/>
+              </w:rPr>
+              <w:t>Workshop</w:t>
             </w:r>
           </w:p>
         </w:tc>
         <w:tc>
           <w:tcPr>
-            <w:tcW w:w="3286" w:type="dxa"/>
+            <w:tcW w:w="3714" w:type="dxa"/>
+            <w:vAlign w:val="center"/>
           </w:tcPr>
           <w:p>
             <w:pPr>
               <w:rPr>
-                <w:rFonts w:asciiTheme="majorBidi" w:hAnsiTheme="majorBidi" w:cstheme="majorBidi"/>
+                <w:rFonts w:ascii="Angsana New" w:hAnsi="Angsana New" w:cs="Angsana New"/>
+                <w:szCs w:val="32"/>
               </w:rPr>
             </w:pPr>
             <w:r>
               <w:rPr>
-                <w:rFonts w:asciiTheme="majorBidi" w:hAnsiTheme="majorBidi" w:cstheme="majorBidi"/>
-                <w:szCs w:val="32"/>
-              </w:rPr>
-              <w:t>Subclass</w:t>
-            </w:r>
-            <w:r>
-              <w:rPr>
-                <w:rFonts w:asciiTheme="majorBidi" w:hAnsiTheme="majorBidi" w:cstheme="majorBidi"/>
-              </w:rPr>
-              <w:t xml:space="preserve"> </w:t>
-            </w:r>
-            <w:r>
-              <w:rPr>
-                <w:rFonts w:asciiTheme="majorBidi" w:hAnsiTheme="majorBidi" w:cstheme="majorBidi"/>
-              </w:rPr>
-              <w:t>ของ ResearchPublication</w:t>
+                <w:rFonts w:ascii="Angsana New" w:hAnsi="Angsana New" w:cs="Angsana New"/>
+                <w:szCs w:val="32"/>
+              </w:rPr>
+              <w:t xml:space="preserve">Subclass </w:t>
+            </w:r>
+            <w:r>
+              <w:rPr>
+                <w:rFonts w:ascii="Angsana New" w:hAnsi="Angsana New" w:cs="Angsana New"/>
+                <w:szCs w:val="32"/>
+                <w:cs/>
+                <w:lang w:bidi="th-TH"/>
+              </w:rPr>
+              <w:t xml:space="preserve">ของ </w:t>
+            </w:r>
+            <w:r>
+              <w:rPr>
+                <w:rFonts w:ascii="Angsana New" w:hAnsi="Angsana New" w:cs="Angsana New"/>
+                <w:szCs w:val="32"/>
+              </w:rPr>
+              <w:t>ResearchPublication</w:t>
             </w:r>
           </w:p>
         </w:tc>
@@ -1887,37 +2385,43 @@
         </w:trPr>
         <w:tc>
           <w:tcPr>
-            <w:tcW w:w="1953" w:type="dxa"/>
+            <w:tcW w:w="2012" w:type="dxa"/>
+            <w:vAlign w:val="center"/>
           </w:tcPr>
           <w:p>
             <w:pPr>
               <w:rPr>
-                <w:rFonts w:asciiTheme="majorBidi" w:hAnsiTheme="majorBidi" w:cstheme="majorBidi"/>
+                <w:rFonts w:ascii="Angsana New" w:hAnsi="Angsana New" w:cs="Angsana New"/>
+                <w:szCs w:val="32"/>
               </w:rPr>
             </w:pPr>
-            <w:proofErr w:type="spellStart"/>
-            <w:r>
-              <w:rPr>
-                <w:rFonts w:asciiTheme="majorBidi" w:hAnsiTheme="majorBidi" w:cstheme="majorBidi"/>
+            <w:r>
+              <w:rPr>
+                <w:rFonts w:ascii="Angsana New" w:hAnsi="Angsana New" w:cs="Angsana New"/>
+                <w:szCs w:val="32"/>
               </w:rPr>
               <w:t>TechnicalReport</w:t>
             </w:r>
-            <w:proofErr w:type="spellEnd"/>
           </w:p>
         </w:tc>
         <w:tc>
           <w:tcPr>
-            <w:tcW w:w="3391" w:type="dxa"/>
+            <w:tcW w:w="2904" w:type="dxa"/>
+            <w:vAlign w:val="center"/>
           </w:tcPr>
           <w:p>
             <w:pPr>
               <w:rPr>
-                <w:rFonts w:asciiTheme="majorBidi" w:hAnsiTheme="majorBidi" w:cstheme="majorBidi"/>
+                <w:rFonts w:ascii="Angsana New" w:hAnsi="Angsana New" w:cs="Angsana New"/>
+                <w:szCs w:val="32"/>
               </w:rPr>
             </w:pPr>
             <w:r>
               <w:rPr>
-                <w:rFonts w:asciiTheme="majorBidi" w:hAnsiTheme="majorBidi" w:cstheme="majorBidi"/>
+                <w:rFonts w:ascii="Angsana New" w:hAnsi="Angsana New" w:cs="Angsana New"/>
+                <w:szCs w:val="32"/>
+                <w:cs/>
+                <w:lang w:bidi="th-TH"/>
               </w:rPr>
               <w:t>รายงานทางเทคนิค</w:t>
             </w:r>
@@ -1925,19 +2429,54 @@
         </w:tc>
         <w:tc>
           <w:tcPr>
-            <w:tcW w:w="3286" w:type="dxa"/>
+            <w:tcW w:w="3714" w:type="dxa"/>
+            <w:vAlign w:val="center"/>
           </w:tcPr>
           <w:p>
             <w:pPr>
               <w:rPr>
-                <w:rFonts w:asciiTheme="majorBidi" w:hAnsiTheme="majorBidi" w:cstheme="majorBidi"/>
+                <w:rFonts w:ascii="Angsana New" w:hAnsi="Angsana New" w:cs="Angsana New"/>
+                <w:szCs w:val="32"/>
               </w:rPr>
             </w:pPr>
             <w:r>
               <w:rPr>
-                <w:rFonts w:asciiTheme="majorBidi" w:hAnsiTheme="majorBidi" w:cstheme="majorBidi"/>
-              </w:rPr>
-              <w:t>งานวิจัยประเภท Technical Report</w:t>
+                <w:rFonts w:ascii="Angsana New" w:hAnsi="Angsana New" w:cs="Angsana New"/>
+                <w:szCs w:val="32"/>
+              </w:rPr>
+              <w:t xml:space="preserve">Subclass </w:t>
+            </w:r>
+            <w:r>
+              <w:rPr>
+                <w:rFonts w:ascii="Angsana New" w:hAnsi="Angsana New" w:cs="Angsana New"/>
+                <w:szCs w:val="32"/>
+                <w:cs/>
+                <w:lang w:bidi="th-TH"/>
+              </w:rPr>
+              <w:t xml:space="preserve">ของ </w:t>
+            </w:r>
+            <w:r>
+              <w:rPr>
+                <w:rFonts w:ascii="Angsana New" w:hAnsi="Angsana New" w:cs="Angsana New"/>
+                <w:szCs w:val="32"/>
+              </w:rPr>
+              <w:t xml:space="preserve">AIResearchWork </w:t>
+            </w:r>
+            <w:r>
+              <w:rPr>
+                <w:rFonts w:ascii="Angsana New" w:hAnsi="Angsana New" w:cs="Angsana New"/>
+                <w:szCs w:val="32"/>
+                <w:cs/>
+                <w:lang w:bidi="th-TH"/>
+              </w:rPr>
+              <w:t xml:space="preserve">สำหรับ </w:t>
+            </w:r>
+            <w:r>
+              <w:rPr>
+                <w:rFonts w:ascii="Angsana New" w:hAnsi="Angsana New" w:cs="Angsana New"/>
+                <w:szCs w:val="32"/>
+              </w:rPr>
+              <w:t>Technical Report</w:t>
             </w:r>
           </w:p>
         </w:tc>
@@ -1948,17 +2487,20 @@
         </w:trPr>
         <w:tc>
           <w:tcPr>
-            <w:tcW w:w="1953" w:type="dxa"/>
+            <w:tcW w:w="2012" w:type="dxa"/>
+            <w:vAlign w:val="center"/>
           </w:tcPr>
           <w:p>
             <w:pPr>
               <w:rPr>
-                <w:rFonts w:asciiTheme="majorBidi" w:hAnsiTheme="majorBidi" w:cstheme="majorBidi"/>
+                <w:rFonts w:ascii="Angsana New" w:hAnsi="Angsana New" w:cs="Angsana New"/>
+                <w:szCs w:val="32"/>
               </w:rPr>
             </w:pPr>
             <w:r>
               <w:rPr>
-                <w:rFonts w:asciiTheme="majorBidi" w:hAnsiTheme="majorBidi" w:cstheme="majorBidi"/>
+                <w:rFonts w:ascii="Angsana New" w:hAnsi="Angsana New" w:cs="Angsana New"/>
+                <w:szCs w:val="32"/>
               </w:rPr>
               <w:t>Researcher</w:t>
             </w:r>
@@ -1966,17 +2508,22 @@
         </w:tc>
         <w:tc>
           <w:tcPr>
-            <w:tcW w:w="3391" w:type="dxa"/>
+            <w:tcW w:w="2904" w:type="dxa"/>
+            <w:vAlign w:val="center"/>
           </w:tcPr>
           <w:p>
             <w:pPr>
               <w:rPr>
-                <w:rFonts w:asciiTheme="majorBidi" w:hAnsiTheme="majorBidi" w:cstheme="majorBidi"/>
+                <w:rFonts w:ascii="Angsana New" w:hAnsi="Angsana New" w:cs="Angsana New"/>
+                <w:szCs w:val="32"/>
               </w:rPr>
             </w:pPr>
             <w:r>
               <w:rPr>
-                <w:rFonts w:asciiTheme="majorBidi" w:hAnsiTheme="majorBidi" w:cstheme="majorBidi"/>
+                <w:rFonts w:ascii="Angsana New" w:hAnsi="Angsana New" w:cs="Angsana New"/>
+                <w:szCs w:val="32"/>
+                <w:cs/>
+                <w:lang w:bidi="th-TH"/>
               </w:rPr>
               <w:t>นักวิจัย</w:t>
             </w:r>
@@ -1984,19 +2531,24 @@
         </w:tc>
         <w:tc>
           <w:tcPr>
-            <w:tcW w:w="3286" w:type="dxa"/>
+            <w:tcW w:w="3714" w:type="dxa"/>
+            <w:vAlign w:val="center"/>
           </w:tcPr>
           <w:p>
             <w:pPr>
               <w:rPr>
-                <w:rFonts w:asciiTheme="majorBidi" w:hAnsiTheme="majorBidi" w:cstheme="majorBidi"/>
+                <w:rFonts w:ascii="Angsana New" w:hAnsi="Angsana New" w:cs="Angsana New"/>
+                <w:szCs w:val="32"/>
               </w:rPr>
             </w:pPr>
             <w:r>
               <w:rPr>
-                <w:rFonts w:asciiTheme="majorBidi" w:hAnsiTheme="majorBidi" w:cstheme="majorBidi"/>
-              </w:rPr>
-              <w:t>บุคคลที่สร้างงานวิจัย</w:t>
+                <w:rFonts w:ascii="Angsana New" w:hAnsi="Angsana New" w:cs="Angsana New"/>
+                <w:szCs w:val="32"/>
+                <w:cs/>
+                <w:lang w:bidi="th-TH"/>
+              </w:rPr>
+              <w:t>บุคคลที่สร้างหรือมีส่วนร่วมในงานวิจัย</w:t>
             </w:r>
           </w:p>
         </w:tc>
@@ -2007,17 +2559,20 @@
         </w:trPr>
         <w:tc>
           <w:tcPr>
-            <w:tcW w:w="1953" w:type="dxa"/>
+            <w:tcW w:w="2012" w:type="dxa"/>
+            <w:vAlign w:val="center"/>
           </w:tcPr>
           <w:p>
             <w:pPr>
               <w:rPr>
-                <w:rFonts w:asciiTheme="majorBidi" w:hAnsiTheme="majorBidi" w:cstheme="majorBidi"/>
+                <w:rFonts w:ascii="Angsana New" w:hAnsi="Angsana New" w:cs="Angsana New"/>
+                <w:szCs w:val="32"/>
               </w:rPr>
             </w:pPr>
             <w:r>
               <w:rPr>
-                <w:rFonts w:asciiTheme="majorBidi" w:hAnsiTheme="majorBidi" w:cstheme="majorBidi"/>
+                <w:rFonts w:ascii="Angsana New" w:hAnsi="Angsana New" w:cs="Angsana New"/>
+                <w:szCs w:val="32"/>
               </w:rPr>
               <w:t>Organization</w:t>
             </w:r>
@@ -2025,17 +2580,22 @@
         </w:tc>
         <w:tc>
           <w:tcPr>
-            <w:tcW w:w="3391" w:type="dxa"/>
+            <w:tcW w:w="2904" w:type="dxa"/>
+            <w:vAlign w:val="center"/>
           </w:tcPr>
           <w:p>
             <w:pPr>
               <w:rPr>
-                <w:rFonts w:asciiTheme="majorBidi" w:hAnsiTheme="majorBidi" w:cstheme="majorBidi"/>
+                <w:rFonts w:ascii="Angsana New" w:hAnsi="Angsana New" w:cs="Angsana New"/>
+                <w:szCs w:val="32"/>
               </w:rPr>
             </w:pPr>
             <w:r>
               <w:rPr>
-                <w:rFonts w:asciiTheme="majorBidi" w:hAnsiTheme="majorBidi" w:cstheme="majorBidi"/>
+                <w:rFonts w:ascii="Angsana New" w:hAnsi="Angsana New" w:cs="Angsana New"/>
+                <w:szCs w:val="32"/>
+                <w:cs/>
+                <w:lang w:bidi="th-TH"/>
               </w:rPr>
               <w:t>องค์กร</w:t>
             </w:r>
@@ -2043,19 +2603,24 @@
         </w:tc>
         <w:tc>
           <w:tcPr>
-            <w:tcW w:w="3286" w:type="dxa"/>
+            <w:tcW w:w="3714" w:type="dxa"/>
+            <w:vAlign w:val="center"/>
           </w:tcPr>
           <w:p>
             <w:pPr>
               <w:rPr>
-                <w:rFonts w:asciiTheme="majorBidi" w:hAnsiTheme="majorBidi" w:cstheme="majorBidi"/>
+                <w:rFonts w:ascii="Angsana New" w:hAnsi="Angsana New" w:cs="Angsana New"/>
+                <w:szCs w:val="32"/>
               </w:rPr>
             </w:pPr>
             <w:r>
               <w:rPr>
-                <w:rFonts w:asciiTheme="majorBidi" w:hAnsiTheme="majorBidi" w:cstheme="majorBidi"/>
-              </w:rPr>
-              <w:t>องค์กรที่เกี่ยวข้องกับนักวิจัย</w:t>
+                <w:rFonts w:ascii="Angsana New" w:hAnsi="Angsana New" w:cs="Angsana New"/>
+                <w:szCs w:val="32"/>
+                <w:cs/>
+                <w:lang w:bidi="th-TH"/>
+              </w:rPr>
+              <w:t>องค์กรที่เกี่ยวข้องกับนักวิจัยหรืองานวิจัย</w:t>
             </w:r>
           </w:p>
         </w:tc>
@@ -2066,55 +2631,82 @@
         </w:trPr>
         <w:tc>
           <w:tcPr>
-            <w:tcW w:w="1953" w:type="dxa"/>
+            <w:tcW w:w="2012" w:type="dxa"/>
+            <w:vAlign w:val="center"/>
           </w:tcPr>
           <w:p>
             <w:pPr>
               <w:rPr>
-                <w:rFonts w:asciiTheme="majorBidi" w:hAnsiTheme="majorBidi" w:cstheme="majorBidi"/>
+                <w:rFonts w:ascii="Angsana New" w:hAnsi="Angsana New" w:cs="Angsana New"/>
+                <w:szCs w:val="32"/>
               </w:rPr>
             </w:pPr>
             <w:r>
               <w:rPr>
-                <w:rFonts w:asciiTheme="majorBidi" w:hAnsiTheme="majorBidi" w:cstheme="majorBidi"/>
-              </w:rPr>
-              <w:t>ResearchTopic</w:t>
+                <w:rFonts w:ascii="Angsana New" w:hAnsi="Angsana New" w:cs="Angsana New"/>
+                <w:szCs w:val="32"/>
+              </w:rPr>
+              <w:t>University</w:t>
             </w:r>
           </w:p>
         </w:tc>
         <w:tc>
           <w:tcPr>
-            <w:tcW w:w="3391" w:type="dxa"/>
+            <w:tcW w:w="2904" w:type="dxa"/>
+            <w:vAlign w:val="center"/>
           </w:tcPr>
           <w:p>
             <w:pPr>
               <w:rPr>
-                <w:rFonts w:asciiTheme="majorBidi" w:hAnsiTheme="majorBidi" w:cstheme="majorBidi"/>
+                <w:rFonts w:ascii="Angsana New" w:hAnsi="Angsana New" w:cs="Angsana New"/>
+                <w:szCs w:val="32"/>
               </w:rPr>
             </w:pPr>
             <w:r>
               <w:rPr>
-                <w:rFonts w:asciiTheme="majorBidi" w:hAnsiTheme="majorBidi" w:cstheme="majorBidi"/>
-              </w:rPr>
-              <w:t>หัวข้อวิจัย</w:t>
+                <w:rFonts w:ascii="Angsana New" w:hAnsi="Angsana New" w:cs="Angsana New"/>
+                <w:szCs w:val="32"/>
+                <w:cs/>
+                <w:lang w:bidi="th-TH"/>
+              </w:rPr>
+              <w:t>มหาวิทยาลัย</w:t>
             </w:r>
           </w:p>
         </w:tc>
         <w:tc>
           <w:tcPr>
-            <w:tcW w:w="3286" w:type="dxa"/>
+            <w:tcW w:w="3714" w:type="dxa"/>
+            <w:vAlign w:val="center"/>
           </w:tcPr>
           <w:p>
             <w:pPr>
               <w:rPr>
-                <w:rFonts w:asciiTheme="majorBidi" w:hAnsiTheme="majorBidi" w:cstheme="majorBidi"/>
+                <w:rFonts w:ascii="Angsana New" w:hAnsi="Angsana New" w:cs="Angsana New"/>
+                <w:szCs w:val="32"/>
               </w:rPr>
             </w:pPr>
             <w:r>
               <w:rPr>
-                <w:rFonts w:asciiTheme="majorBidi" w:hAnsiTheme="majorBidi" w:cstheme="majorBidi"/>
-              </w:rPr>
-              <w:t>ใช้ระบุหัวข้อของงานวิจัย</w:t>
+                <w:rFonts w:ascii="Angsana New" w:hAnsi="Angsana New" w:cs="Angsana New"/>
+                <w:szCs w:val="32"/>
+              </w:rPr>
+              <w:t xml:space="preserve">Subclass </w:t>
+            </w:r>
+            <w:r>
+              <w:rPr>
+                <w:rFonts w:ascii="Angsana New" w:hAnsi="Angsana New" w:cs="Angsana New"/>
+                <w:szCs w:val="32"/>
+                <w:cs/>
+                <w:lang w:bidi="th-TH"/>
+              </w:rPr>
+              <w:t xml:space="preserve">ของ </w:t>
+            </w:r>
+            <w:r>
+              <w:rPr>
+                <w:rFonts w:ascii="Angsana New" w:hAnsi="Angsana New" w:cs="Angsana New"/>
+                <w:szCs w:val="32"/>
+              </w:rPr>
+              <w:t>Organization</w:t>
             </w:r>
           </w:p>
         </w:tc>
@@ -2125,55 +2717,79 @@
         </w:trPr>
         <w:tc>
           <w:tcPr>
-            <w:tcW w:w="1953" w:type="dxa"/>
+            <w:tcW w:w="2012" w:type="dxa"/>
           </w:tcPr>
           <w:p>
             <w:pPr>
               <w:rPr>
-                <w:rFonts w:asciiTheme="majorBidi" w:hAnsiTheme="majorBidi" w:cstheme="majorBidi"/>
+                <w:rFonts w:ascii="Angsana New" w:hAnsi="Angsana New" w:cs="Angsana New"/>
+                <w:szCs w:val="32"/>
               </w:rPr>
             </w:pPr>
             <w:r>
               <w:rPr>
-                <w:rFonts w:asciiTheme="majorBidi" w:hAnsiTheme="majorBidi" w:cstheme="majorBidi"/>
-              </w:rPr>
-              <w:t>AIModel</w:t>
+                <w:rFonts w:ascii="Angsana New" w:hAnsi="Angsana New" w:cs="Angsana New"/>
+                <w:szCs w:val="32"/>
+              </w:rPr>
+              <w:t>ResearchInstitution</w:t>
             </w:r>
           </w:p>
         </w:tc>
         <w:tc>
           <w:tcPr>
-            <w:tcW w:w="3391" w:type="dxa"/>
+            <w:tcW w:w="2904" w:type="dxa"/>
           </w:tcPr>
           <w:p>
             <w:pPr>
               <w:rPr>
-                <w:rFonts w:asciiTheme="majorBidi" w:hAnsiTheme="majorBidi" w:cstheme="majorBidi"/>
+                <w:rFonts w:ascii="Angsana New" w:hAnsi="Angsana New" w:cs="Angsana New"/>
+                <w:szCs w:val="32"/>
               </w:rPr>
             </w:pPr>
             <w:r>
               <w:rPr>
-                <w:rFonts w:asciiTheme="majorBidi" w:hAnsiTheme="majorBidi" w:cstheme="majorBidi"/>
-              </w:rPr>
-              <w:t>โมเดล AI</w:t>
+                <w:rFonts w:ascii="Angsana New" w:hAnsi="Angsana New" w:cs="Angsana New"/>
+                <w:szCs w:val="32"/>
+                <w:cs/>
+                <w:lang w:bidi="th-TH"/>
+              </w:rPr>
+              <w:t>สถาบันวิจัย</w:t>
             </w:r>
           </w:p>
         </w:tc>
         <w:tc>
           <w:tcPr>
-            <w:tcW w:w="3286" w:type="dxa"/>
+            <w:tcW w:w="3714" w:type="dxa"/>
           </w:tcPr>
           <w:p>
             <w:pPr>
               <w:rPr>
-                <w:rFonts w:asciiTheme="majorBidi" w:hAnsiTheme="majorBidi" w:cstheme="majorBidi"/>
+                <w:rFonts w:ascii="Angsana New" w:hAnsi="Angsana New" w:cs="Angsana New"/>
+                <w:szCs w:val="32"/>
               </w:rPr>
             </w:pPr>
             <w:r>
               <w:rPr>
-                <w:rFonts w:asciiTheme="majorBidi" w:hAnsiTheme="majorBidi" w:cstheme="majorBidi"/>
-              </w:rPr>
-              <w:t>โมเดลที่ใช้ในงานวิจัย</w:t>
+                <w:rFonts w:ascii="Angsana New" w:hAnsi="Angsana New" w:cs="Angsana New"/>
+                <w:szCs w:val="32"/>
+              </w:rPr>
+              <w:t xml:space="preserve">Subclass </w:t>
+            </w:r>
+            <w:r>
+              <w:rPr>
+                <w:rFonts w:ascii="Angsana New" w:hAnsi="Angsana New" w:cs="Angsana New"/>
+                <w:szCs w:val="32"/>
+                <w:cs/>
+                <w:lang w:bidi="th-TH"/>
+              </w:rPr>
+              <w:t xml:space="preserve">ของ </w:t>
+            </w:r>
+            <w:r>
+              <w:rPr>
+                <w:rFonts w:ascii="Angsana New" w:hAnsi="Angsana New" w:cs="Angsana New"/>
+                <w:szCs w:val="32"/>
+              </w:rPr>
+              <w:t>Organization</w:t>
             </w:r>
           </w:p>
         </w:tc>
@@ -2184,55 +2800,79 @@
         </w:trPr>
         <w:tc>
           <w:tcPr>
-            <w:tcW w:w="1953" w:type="dxa"/>
+            <w:tcW w:w="2012" w:type="dxa"/>
           </w:tcPr>
           <w:p>
             <w:pPr>
               <w:rPr>
-                <w:rFonts w:asciiTheme="majorBidi" w:hAnsiTheme="majorBidi" w:cstheme="majorBidi"/>
+                <w:rFonts w:ascii="Angsana New" w:hAnsi="Angsana New" w:cs="Angsana New"/>
+                <w:szCs w:val="32"/>
               </w:rPr>
             </w:pPr>
             <w:r>
               <w:rPr>
-                <w:rFonts w:asciiTheme="majorBidi" w:hAnsiTheme="majorBidi" w:cstheme="majorBidi"/>
-              </w:rPr>
-              <w:t>Method</w:t>
+                <w:rFonts w:ascii="Angsana New" w:hAnsi="Angsana New" w:cs="Angsana New"/>
+                <w:szCs w:val="32"/>
+              </w:rPr>
+              <w:t>FundingAgency</w:t>
             </w:r>
           </w:p>
         </w:tc>
         <w:tc>
           <w:tcPr>
-            <w:tcW w:w="3391" w:type="dxa"/>
+            <w:tcW w:w="2904" w:type="dxa"/>
           </w:tcPr>
           <w:p>
             <w:pPr>
               <w:rPr>
-                <w:rFonts w:asciiTheme="majorBidi" w:hAnsiTheme="majorBidi" w:cstheme="majorBidi"/>
+                <w:rFonts w:ascii="Angsana New" w:hAnsi="Angsana New" w:cs="Angsana New"/>
+                <w:szCs w:val="32"/>
               </w:rPr>
             </w:pPr>
             <w:r>
               <w:rPr>
-                <w:rFonts w:asciiTheme="majorBidi" w:hAnsiTheme="majorBidi" w:cstheme="majorBidi"/>
-              </w:rPr>
-              <w:t>วิธีการ</w:t>
+                <w:rFonts w:ascii="Angsana New" w:hAnsi="Angsana New" w:cs="Angsana New"/>
+                <w:szCs w:val="32"/>
+                <w:cs/>
+                <w:lang w:bidi="th-TH"/>
+              </w:rPr>
+              <w:t>หน่วยงานให้ทุน</w:t>
             </w:r>
           </w:p>
         </w:tc>
         <w:tc>
           <w:tcPr>
-            <w:tcW w:w="3286" w:type="dxa"/>
+            <w:tcW w:w="3714" w:type="dxa"/>
           </w:tcPr>
           <w:p>
             <w:pPr>
               <w:rPr>
-                <w:rFonts w:asciiTheme="majorBidi" w:hAnsiTheme="majorBidi" w:cstheme="majorBidi"/>
+                <w:rFonts w:ascii="Angsana New" w:hAnsi="Angsana New" w:cs="Angsana New"/>
+                <w:szCs w:val="32"/>
               </w:rPr>
             </w:pPr>
             <w:r>
               <w:rPr>
-                <w:rFonts w:asciiTheme="majorBidi" w:hAnsiTheme="majorBidi" w:cstheme="majorBidi"/>
-              </w:rPr>
-              <w:t>วิธีหรือเทคนิคที่ใช้</w:t>
+                <w:rFonts w:ascii="Angsana New" w:hAnsi="Angsana New" w:cs="Angsana New"/>
+                <w:szCs w:val="32"/>
+              </w:rPr>
+              <w:t xml:space="preserve">Subclass </w:t>
+            </w:r>
+            <w:r>
+              <w:rPr>
+                <w:rFonts w:ascii="Angsana New" w:hAnsi="Angsana New" w:cs="Angsana New"/>
+                <w:szCs w:val="32"/>
+                <w:cs/>
+                <w:lang w:bidi="th-TH"/>
+              </w:rPr>
+              <w:t xml:space="preserve">ของ </w:t>
+            </w:r>
+            <w:r>
+              <w:rPr>
+                <w:rFonts w:ascii="Angsana New" w:hAnsi="Angsana New" w:cs="Angsana New"/>
+                <w:szCs w:val="32"/>
+              </w:rPr>
+              <w:t>Organization</w:t>
             </w:r>
           </w:p>
         </w:tc>
@@ -2243,55 +2883,65 @@
         </w:trPr>
         <w:tc>
           <w:tcPr>
-            <w:tcW w:w="1953" w:type="dxa"/>
+            <w:tcW w:w="2012" w:type="dxa"/>
           </w:tcPr>
           <w:p>
             <w:pPr>
               <w:rPr>
-                <w:rFonts w:asciiTheme="majorBidi" w:hAnsiTheme="majorBidi" w:cstheme="majorBidi"/>
+                <w:rFonts w:ascii="Angsana New" w:hAnsi="Angsana New" w:cs="Angsana New"/>
+                <w:szCs w:val="32"/>
               </w:rPr>
             </w:pPr>
             <w:r>
               <w:rPr>
-                <w:rFonts w:asciiTheme="majorBidi" w:hAnsiTheme="majorBidi" w:cstheme="majorBidi"/>
-              </w:rPr>
-              <w:t>Dataset</w:t>
+                <w:rFonts w:ascii="Angsana New" w:hAnsi="Angsana New" w:cs="Angsana New"/>
+                <w:szCs w:val="32"/>
+              </w:rPr>
+              <w:t>ResearchTopic</w:t>
             </w:r>
           </w:p>
         </w:tc>
         <w:tc>
           <w:tcPr>
-            <w:tcW w:w="3391" w:type="dxa"/>
+            <w:tcW w:w="2904" w:type="dxa"/>
           </w:tcPr>
           <w:p>
             <w:pPr>
               <w:rPr>
-                <w:rFonts w:asciiTheme="majorBidi" w:hAnsiTheme="majorBidi" w:cstheme="majorBidi"/>
+                <w:rFonts w:ascii="Angsana New" w:hAnsi="Angsana New" w:cs="Angsana New"/>
+                <w:szCs w:val="32"/>
               </w:rPr>
             </w:pPr>
             <w:r>
               <w:rPr>
-                <w:rFonts w:asciiTheme="majorBidi" w:hAnsiTheme="majorBidi" w:cstheme="majorBidi"/>
-              </w:rPr>
-              <w:t>ชุดข้อมูล</w:t>
+                <w:rFonts w:ascii="Angsana New" w:hAnsi="Angsana New" w:cs="Angsana New"/>
+                <w:szCs w:val="32"/>
+                <w:cs/>
+                <w:lang w:bidi="th-TH"/>
+              </w:rPr>
+              <w:t>หัวข้อวิจัย</w:t>
             </w:r>
           </w:p>
         </w:tc>
         <w:tc>
           <w:tcPr>
-            <w:tcW w:w="3286" w:type="dxa"/>
+            <w:tcW w:w="3714" w:type="dxa"/>
           </w:tcPr>
           <w:p>
             <w:pPr>
               <w:rPr>
-                <w:rFonts w:asciiTheme="majorBidi" w:hAnsiTheme="majorBidi" w:cstheme="majorBidi"/>
+                <w:rFonts w:ascii="Angsana New" w:hAnsi="Angsana New" w:cs="Angsana New"/>
+                <w:szCs w:val="32"/>
               </w:rPr>
             </w:pPr>
             <w:r>
               <w:rPr>
-                <w:rFonts w:asciiTheme="majorBidi" w:hAnsiTheme="majorBidi" w:cstheme="majorBidi"/>
-              </w:rPr>
-              <w:t>Dataset ที่ใช้ในงานวิจัย</w:t>
+                <w:rFonts w:ascii="Angsana New" w:hAnsi="Angsana New" w:cs="Angsana New"/>
+                <w:szCs w:val="32"/>
+                <w:cs/>
+                <w:lang w:bidi="th-TH"/>
+              </w:rPr>
+              <w:t>ใช้ระบุหัวข้อหรือประเด็นที่งานวิจัยศึกษา</w:t>
             </w:r>
           </w:p>
         </w:tc>
@@ -2302,55 +2952,72 @@
         </w:trPr>
         <w:tc>
           <w:tcPr>
-            <w:tcW w:w="1953" w:type="dxa"/>
+            <w:tcW w:w="2012" w:type="dxa"/>
           </w:tcPr>
           <w:p>
             <w:pPr>
               <w:rPr>
-                <w:rFonts w:asciiTheme="majorBidi" w:hAnsiTheme="majorBidi" w:cstheme="majorBidi"/>
+                <w:rFonts w:ascii="Angsana New" w:hAnsi="Angsana New" w:cs="Angsana New"/>
+                <w:szCs w:val="32"/>
               </w:rPr>
             </w:pPr>
             <w:r>
               <w:rPr>
-                <w:rFonts w:asciiTheme="majorBidi" w:hAnsiTheme="majorBidi" w:cstheme="majorBidi"/>
-              </w:rPr>
-              <w:t>Evaluation</w:t>
+                <w:rFonts w:ascii="Angsana New" w:hAnsi="Angsana New" w:cs="Angsana New"/>
+                <w:szCs w:val="32"/>
+              </w:rPr>
+              <w:t>AIModel</w:t>
             </w:r>
           </w:p>
         </w:tc>
         <w:tc>
           <w:tcPr>
-            <w:tcW w:w="3391" w:type="dxa"/>
+            <w:tcW w:w="2904" w:type="dxa"/>
           </w:tcPr>
           <w:p>
             <w:pPr>
               <w:rPr>
-                <w:rFonts w:asciiTheme="majorBidi" w:hAnsiTheme="majorBidi" w:cstheme="majorBidi"/>
+                <w:rFonts w:ascii="Angsana New" w:hAnsi="Angsana New" w:cs="Angsana New"/>
+                <w:szCs w:val="32"/>
               </w:rPr>
             </w:pPr>
             <w:r>
               <w:rPr>
-                <w:rFonts w:asciiTheme="majorBidi" w:hAnsiTheme="majorBidi" w:cstheme="majorBidi"/>
-              </w:rPr>
-              <w:t>การประเมินผล</w:t>
+                <w:rFonts w:ascii="Angsana New" w:hAnsi="Angsana New" w:cs="Angsana New"/>
+                <w:szCs w:val="32"/>
+                <w:cs/>
+                <w:lang w:bidi="th-TH"/>
+              </w:rPr>
+              <w:t xml:space="preserve">โมเดล </w:t>
+            </w:r>
+            <w:r>
+              <w:rPr>
+                <w:rFonts w:ascii="Angsana New" w:hAnsi="Angsana New" w:cs="Angsana New"/>
+                <w:szCs w:val="32"/>
+              </w:rPr>
+              <w:t>AI</w:t>
             </w:r>
           </w:p>
         </w:tc>
         <w:tc>
           <w:tcPr>
-            <w:tcW w:w="3286" w:type="dxa"/>
+            <w:tcW w:w="3714" w:type="dxa"/>
           </w:tcPr>
           <w:p>
             <w:pPr>
               <w:rPr>
-                <w:rFonts w:asciiTheme="majorBidi" w:hAnsiTheme="majorBidi" w:cstheme="majorBidi"/>
+                <w:rFonts w:ascii="Angsana New" w:hAnsi="Angsana New" w:cs="Angsana New"/>
+                <w:szCs w:val="32"/>
               </w:rPr>
             </w:pPr>
             <w:r>
               <w:rPr>
-                <w:rFonts w:asciiTheme="majorBidi" w:hAnsiTheme="majorBidi" w:cstheme="majorBidi"/>
-              </w:rPr>
-              <w:t>ข้อมูลเกี่ยวกับการประเมินงานวิจัย</w:t>
+                <w:rFonts w:ascii="Angsana New" w:hAnsi="Angsana New" w:cs="Angsana New"/>
+                <w:szCs w:val="32"/>
+                <w:cs/>
+                <w:lang w:bidi="th-TH"/>
+              </w:rPr>
+              <w:t>โมเดลปัญญาประดิษฐ์ที่ใช้ในงานวิจัย</w:t>
             </w:r>
           </w:p>
         </w:tc>
@@ -2361,55 +3028,777 @@
         </w:trPr>
         <w:tc>
           <w:tcPr>
-            <w:tcW w:w="1953" w:type="dxa"/>
+            <w:tcW w:w="2012" w:type="dxa"/>
           </w:tcPr>
           <w:p>
             <w:pPr>
               <w:rPr>
-                <w:rFonts w:asciiTheme="majorBidi" w:hAnsiTheme="majorBidi" w:cstheme="majorBidi"/>
+                <w:rFonts w:ascii="Angsana New" w:hAnsi="Angsana New" w:cs="Angsana New"/>
+                <w:szCs w:val="32"/>
               </w:rPr>
             </w:pPr>
             <w:r>
               <w:rPr>
-                <w:rFonts w:asciiTheme="majorBidi" w:hAnsiTheme="majorBidi" w:cstheme="majorBidi"/>
-              </w:rPr>
-              <w:t>Venue</w:t>
+                <w:rFonts w:ascii="Angsana New" w:hAnsi="Angsana New" w:cs="Angsana New"/>
+                <w:szCs w:val="32"/>
+              </w:rPr>
+              <w:t>LanguageModel</w:t>
             </w:r>
           </w:p>
         </w:tc>
         <w:tc>
           <w:tcPr>
-            <w:tcW w:w="3391" w:type="dxa"/>
+            <w:tcW w:w="2904" w:type="dxa"/>
           </w:tcPr>
           <w:p>
             <w:pPr>
               <w:rPr>
-                <w:rFonts w:asciiTheme="majorBidi" w:hAnsiTheme="majorBidi" w:cstheme="majorBidi"/>
+                <w:rFonts w:ascii="Angsana New" w:hAnsi="Angsana New" w:cs="Angsana New"/>
+                <w:szCs w:val="32"/>
               </w:rPr>
             </w:pPr>
             <w:r>
               <w:rPr>
-                <w:rFonts w:asciiTheme="majorBidi" w:hAnsiTheme="majorBidi" w:cstheme="majorBidi"/>
-              </w:rPr>
-              <w:t>แหล่งเผยแพร่</w:t>
+                <w:rFonts w:ascii="Angsana New" w:hAnsi="Angsana New" w:cs="Angsana New"/>
+                <w:szCs w:val="32"/>
+                <w:cs/>
+                <w:lang w:bidi="th-TH"/>
+              </w:rPr>
+              <w:t>โมเดลภาษา</w:t>
             </w:r>
           </w:p>
         </w:tc>
         <w:tc>
           <w:tcPr>
-            <w:tcW w:w="3286" w:type="dxa"/>
+            <w:tcW w:w="3714" w:type="dxa"/>
           </w:tcPr>
           <w:p>
             <w:pPr>
               <w:rPr>
-                <w:rFonts w:asciiTheme="majorBidi" w:hAnsiTheme="majorBidi" w:cstheme="majorBidi"/>
+                <w:rFonts w:ascii="Angsana New" w:hAnsi="Angsana New" w:cs="Angsana New"/>
+                <w:szCs w:val="32"/>
               </w:rPr>
             </w:pPr>
             <w:r>
               <w:rPr>
-                <w:rFonts w:asciiTheme="majorBidi" w:hAnsiTheme="majorBidi" w:cstheme="majorBidi"/>
+                <w:rFonts w:ascii="Angsana New" w:hAnsi="Angsana New" w:cs="Angsana New"/>
+                <w:szCs w:val="32"/>
+              </w:rPr>
+              <w:t xml:space="preserve">Subclass </w:t>
+            </w:r>
+            <w:r>
+              <w:rPr>
+                <w:rFonts w:ascii="Angsana New" w:hAnsi="Angsana New" w:cs="Angsana New"/>
+                <w:szCs w:val="32"/>
+                <w:cs/>
+                <w:lang w:bidi="th-TH"/>
+              </w:rPr>
+              <w:t xml:space="preserve">ของ </w:t>
+            </w:r>
+            <w:r>
+              <w:rPr>
+                <w:rFonts w:ascii="Angsana New" w:hAnsi="Angsana New" w:cs="Angsana New"/>
+                <w:szCs w:val="32"/>
+              </w:rPr>
+              <w:t>AIModel</w:t>
+            </w:r>
+          </w:p>
+        </w:tc>
+      </w:tr>
+      <w:tr>
+        <w:trPr>
+          <w:jc w:val="center"/>
+        </w:trPr>
+        <w:tc>
+          <w:tcPr>
+            <w:tcW w:w="2012" w:type="dxa"/>
+          </w:tcPr>
+          <w:p>
+            <w:pPr>
+              <w:rPr>
+                <w:rFonts w:ascii="Angsana New" w:hAnsi="Angsana New" w:cs="Angsana New"/>
+                <w:szCs w:val="32"/>
+              </w:rPr>
+            </w:pPr>
+            <w:r>
+              <w:rPr>
+                <w:rFonts w:ascii="Angsana New" w:hAnsi="Angsana New" w:cs="Angsana New"/>
+                <w:szCs w:val="32"/>
+              </w:rPr>
+              <w:t>VisionModel</w:t>
+            </w:r>
+          </w:p>
+        </w:tc>
+        <w:tc>
+          <w:tcPr>
+            <w:tcW w:w="2904" w:type="dxa"/>
+          </w:tcPr>
+          <w:p>
+            <w:pPr>
+              <w:rPr>
+                <w:rFonts w:ascii="Angsana New" w:hAnsi="Angsana New" w:cs="Angsana New"/>
+                <w:szCs w:val="32"/>
+              </w:rPr>
+            </w:pPr>
+            <w:r>
+              <w:rPr>
+                <w:rFonts w:ascii="Angsana New" w:hAnsi="Angsana New" w:cs="Angsana New"/>
+                <w:szCs w:val="32"/>
+                <w:cs/>
+                <w:lang w:bidi="th-TH"/>
+              </w:rPr>
+              <w:t>โมเดลด้านการมองเห็น</w:t>
+            </w:r>
+          </w:p>
+        </w:tc>
+        <w:tc>
+          <w:tcPr>
+            <w:tcW w:w="3714" w:type="dxa"/>
+          </w:tcPr>
+          <w:p>
+            <w:pPr>
+              <w:rPr>
+                <w:rFonts w:ascii="Angsana New" w:hAnsi="Angsana New" w:cs="Angsana New"/>
+                <w:szCs w:val="32"/>
+              </w:rPr>
+            </w:pPr>
+            <w:r>
+              <w:rPr>
+                <w:rFonts w:ascii="Angsana New" w:hAnsi="Angsana New" w:cs="Angsana New"/>
+                <w:szCs w:val="32"/>
+              </w:rPr>
+              <w:t xml:space="preserve">Subclass </w:t>
+            </w:r>
+            <w:r>
+              <w:rPr>
+                <w:rFonts w:ascii="Angsana New" w:hAnsi="Angsana New" w:cs="Angsana New"/>
+                <w:szCs w:val="32"/>
+                <w:cs/>
+                <w:lang w:bidi="th-TH"/>
+              </w:rPr>
+              <w:t xml:space="preserve">ของ </w:t>
+            </w:r>
+            <w:r>
+              <w:rPr>
+                <w:rFonts w:ascii="Angsana New" w:hAnsi="Angsana New" w:cs="Angsana New"/>
+                <w:szCs w:val="32"/>
+              </w:rPr>
+              <w:t>AIModel</w:t>
+            </w:r>
+          </w:p>
+        </w:tc>
+      </w:tr>
+      <w:tr>
+        <w:trPr>
+          <w:jc w:val="center"/>
+        </w:trPr>
+        <w:tc>
+          <w:tcPr>
+            <w:tcW w:w="2012" w:type="dxa"/>
+          </w:tcPr>
+          <w:p>
+            <w:pPr>
+              <w:rPr>
+                <w:rFonts w:ascii="Angsana New" w:hAnsi="Angsana New" w:cs="Angsana New"/>
+                <w:szCs w:val="32"/>
+              </w:rPr>
+            </w:pPr>
+            <w:r>
+              <w:rPr>
+                <w:rFonts w:ascii="Angsana New" w:hAnsi="Angsana New" w:cs="Angsana New"/>
+                <w:szCs w:val="32"/>
+              </w:rPr>
+              <w:t>MultimodalModel</w:t>
+            </w:r>
+          </w:p>
+        </w:tc>
+        <w:tc>
+          <w:tcPr>
+            <w:tcW w:w="2904" w:type="dxa"/>
+          </w:tcPr>
+          <w:p>
+            <w:pPr>
+              <w:rPr>
+                <w:rFonts w:ascii="Angsana New" w:hAnsi="Angsana New" w:cs="Angsana New"/>
+                <w:szCs w:val="32"/>
+              </w:rPr>
+            </w:pPr>
+            <w:r>
+              <w:rPr>
+                <w:rFonts w:ascii="Angsana New" w:hAnsi="Angsana New" w:cs="Angsana New"/>
+                <w:szCs w:val="32"/>
+                <w:cs/>
+                <w:lang w:bidi="th-TH"/>
+              </w:rPr>
+              <w:t>โมเดลหลายรูปแบบข้อมูล</w:t>
+            </w:r>
+          </w:p>
+        </w:tc>
+        <w:tc>
+          <w:tcPr>
+            <w:tcW w:w="3714" w:type="dxa"/>
+          </w:tcPr>
+          <w:p>
+            <w:pPr>
+              <w:rPr>
+                <w:rFonts w:ascii="Angsana New" w:hAnsi="Angsana New" w:cs="Angsana New"/>
+                <w:szCs w:val="32"/>
+              </w:rPr>
+            </w:pPr>
+            <w:r>
+              <w:rPr>
+                <w:rFonts w:ascii="Angsana New" w:hAnsi="Angsana New" w:cs="Angsana New"/>
+                <w:szCs w:val="32"/>
+              </w:rPr>
+              <w:t xml:space="preserve">Subclass </w:t>
+            </w:r>
+            <w:r>
+              <w:rPr>
+                <w:rFonts w:ascii="Angsana New" w:hAnsi="Angsana New" w:cs="Angsana New"/>
+                <w:szCs w:val="32"/>
+                <w:cs/>
+                <w:lang w:bidi="th-TH"/>
+              </w:rPr>
+              <w:t xml:space="preserve">ของ </w:t>
+            </w:r>
+            <w:r>
+              <w:rPr>
+                <w:rFonts w:ascii="Angsana New" w:hAnsi="Angsana New" w:cs="Angsana New"/>
+                <w:szCs w:val="32"/>
+              </w:rPr>
+              <w:t>AIModel</w:t>
+            </w:r>
+          </w:p>
+        </w:tc>
+      </w:tr>
+      <w:tr>
+        <w:trPr>
+          <w:jc w:val="center"/>
+        </w:trPr>
+        <w:tc>
+          <w:tcPr>
+            <w:tcW w:w="2012" w:type="dxa"/>
+          </w:tcPr>
+          <w:p>
+            <w:pPr>
+              <w:rPr>
+                <w:rFonts w:ascii="Angsana New" w:hAnsi="Angsana New" w:cs="Angsana New"/>
+                <w:szCs w:val="32"/>
+              </w:rPr>
+            </w:pPr>
+            <w:r>
+              <w:rPr>
+                <w:rFonts w:ascii="Angsana New" w:hAnsi="Angsana New" w:cs="Angsana New"/>
+                <w:szCs w:val="32"/>
+              </w:rPr>
+              <w:t>Method</w:t>
+            </w:r>
+          </w:p>
+        </w:tc>
+        <w:tc>
+          <w:tcPr>
+            <w:tcW w:w="2904" w:type="dxa"/>
+          </w:tcPr>
+          <w:p>
+            <w:pPr>
+              <w:rPr>
+                <w:rFonts w:ascii="Angsana New" w:hAnsi="Angsana New" w:cs="Angsana New"/>
+                <w:szCs w:val="32"/>
+              </w:rPr>
+            </w:pPr>
+            <w:r>
+              <w:rPr>
+                <w:rFonts w:ascii="Angsana New" w:hAnsi="Angsana New" w:cs="Angsana New"/>
+                <w:szCs w:val="32"/>
+                <w:cs/>
+                <w:lang w:bidi="th-TH"/>
+              </w:rPr>
+              <w:t>วิธีการ</w:t>
+            </w:r>
+          </w:p>
+        </w:tc>
+        <w:tc>
+          <w:tcPr>
+            <w:tcW w:w="3714" w:type="dxa"/>
+          </w:tcPr>
+          <w:p>
+            <w:pPr>
+              <w:rPr>
+                <w:rFonts w:ascii="Angsana New" w:hAnsi="Angsana New" w:cs="Angsana New"/>
+                <w:szCs w:val="32"/>
+              </w:rPr>
+            </w:pPr>
+            <w:r>
+              <w:rPr>
+                <w:rFonts w:ascii="Angsana New" w:hAnsi="Angsana New" w:cs="Angsana New"/>
+                <w:szCs w:val="32"/>
+                <w:cs/>
+                <w:lang w:bidi="th-TH"/>
+              </w:rPr>
+              <w:t>วิธีหรือเทคนิคที่ใช้ในงานวิจัย</w:t>
+            </w:r>
+          </w:p>
+        </w:tc>
+      </w:tr>
+      <w:tr>
+        <w:trPr>
+          <w:jc w:val="center"/>
+        </w:trPr>
+        <w:tc>
+          <w:tcPr>
+            <w:tcW w:w="2012" w:type="dxa"/>
+          </w:tcPr>
+          <w:p>
+            <w:pPr>
+              <w:rPr>
+                <w:rFonts w:ascii="Angsana New" w:hAnsi="Angsana New" w:cs="Angsana New"/>
+                <w:szCs w:val="32"/>
+              </w:rPr>
+            </w:pPr>
+            <w:r>
+              <w:rPr>
+                <w:rFonts w:ascii="Angsana New" w:hAnsi="Angsana New" w:cs="Angsana New"/>
+                <w:szCs w:val="32"/>
+              </w:rPr>
+              <w:t>Dataset</w:t>
+            </w:r>
+          </w:p>
+        </w:tc>
+        <w:tc>
+          <w:tcPr>
+            <w:tcW w:w="2904" w:type="dxa"/>
+          </w:tcPr>
+          <w:p>
+            <w:pPr>
+              <w:rPr>
+                <w:rFonts w:ascii="Angsana New" w:hAnsi="Angsana New" w:cs="Angsana New"/>
+                <w:szCs w:val="32"/>
+              </w:rPr>
+            </w:pPr>
+            <w:r>
+              <w:rPr>
+                <w:rFonts w:ascii="Angsana New" w:hAnsi="Angsana New" w:cs="Angsana New"/>
+                <w:szCs w:val="32"/>
+                <w:cs/>
+                <w:lang w:bidi="th-TH"/>
+              </w:rPr>
+              <w:t>ชุดข้อมูล</w:t>
+            </w:r>
+          </w:p>
+        </w:tc>
+        <w:tc>
+          <w:tcPr>
+            <w:tcW w:w="3714" w:type="dxa"/>
+          </w:tcPr>
+          <w:p>
+            <w:pPr>
+              <w:rPr>
+                <w:rFonts w:ascii="Angsana New" w:hAnsi="Angsana New" w:cs="Angsana New"/>
+                <w:szCs w:val="32"/>
+              </w:rPr>
+            </w:pPr>
+            <w:r>
+              <w:rPr>
+                <w:rFonts w:ascii="Angsana New" w:hAnsi="Angsana New" w:cs="Angsana New"/>
+                <w:szCs w:val="32"/>
+              </w:rPr>
+              <w:t xml:space="preserve">Dataset </w:t>
+            </w:r>
+            <w:r>
+              <w:rPr>
+                <w:rFonts w:ascii="Angsana New" w:hAnsi="Angsana New" w:cs="Angsana New"/>
+                <w:szCs w:val="32"/>
+                <w:cs/>
+                <w:lang w:bidi="th-TH"/>
+              </w:rPr>
+              <w:t>ที่ใช้ในการวิจัย</w:t>
+            </w:r>
+          </w:p>
+        </w:tc>
+      </w:tr>
+      <w:tr>
+        <w:trPr>
+          <w:jc w:val="center"/>
+        </w:trPr>
+        <w:tc>
+          <w:tcPr>
+            <w:tcW w:w="2012" w:type="dxa"/>
+          </w:tcPr>
+          <w:p>
+            <w:pPr>
+              <w:rPr>
+                <w:rFonts w:ascii="Angsana New" w:hAnsi="Angsana New" w:cs="Angsana New"/>
+                <w:szCs w:val="32"/>
+              </w:rPr>
+            </w:pPr>
+            <w:r>
+              <w:rPr>
+                <w:rFonts w:ascii="Angsana New" w:hAnsi="Angsana New" w:cs="Angsana New"/>
+                <w:szCs w:val="32"/>
+              </w:rPr>
+              <w:t>Evaluation</w:t>
+            </w:r>
+          </w:p>
+        </w:tc>
+        <w:tc>
+          <w:tcPr>
+            <w:tcW w:w="2904" w:type="dxa"/>
+          </w:tcPr>
+          <w:p>
+            <w:pPr>
+              <w:rPr>
+                <w:rFonts w:ascii="Angsana New" w:hAnsi="Angsana New" w:cs="Angsana New"/>
+                <w:szCs w:val="32"/>
+              </w:rPr>
+            </w:pPr>
+            <w:r>
+              <w:rPr>
+                <w:rFonts w:ascii="Angsana New" w:hAnsi="Angsana New" w:cs="Angsana New"/>
+                <w:szCs w:val="32"/>
+                <w:cs/>
+                <w:lang w:bidi="th-TH"/>
+              </w:rPr>
+              <w:t>การประเมินผล</w:t>
+            </w:r>
+          </w:p>
+        </w:tc>
+        <w:tc>
+          <w:tcPr>
+            <w:tcW w:w="3714" w:type="dxa"/>
+          </w:tcPr>
+          <w:p>
+            <w:pPr>
+              <w:rPr>
+                <w:rFonts w:ascii="Angsana New" w:hAnsi="Angsana New" w:cs="Angsana New"/>
+                <w:szCs w:val="32"/>
+              </w:rPr>
+            </w:pPr>
+            <w:r>
+              <w:rPr>
+                <w:rFonts w:ascii="Angsana New" w:hAnsi="Angsana New" w:cs="Angsana New"/>
+                <w:szCs w:val="32"/>
+                <w:cs/>
+                <w:lang w:bidi="th-TH"/>
+              </w:rPr>
+              <w:t>ข้อมูลหรือวิธีที่ใช้ประเมินผลการวิจัย</w:t>
+            </w:r>
+          </w:p>
+        </w:tc>
+      </w:tr>
+      <w:tr>
+        <w:trPr>
+          <w:jc w:val="center"/>
+        </w:trPr>
+        <w:tc>
+          <w:tcPr>
+            <w:tcW w:w="2012" w:type="dxa"/>
+          </w:tcPr>
+          <w:p>
+            <w:pPr>
+              <w:rPr>
+                <w:rFonts w:ascii="Angsana New" w:hAnsi="Angsana New" w:cs="Angsana New"/>
+                <w:szCs w:val="32"/>
+              </w:rPr>
+            </w:pPr>
+            <w:r>
+              <w:rPr>
+                <w:rFonts w:ascii="Angsana New" w:hAnsi="Angsana New" w:cs="Angsana New"/>
+                <w:szCs w:val="32"/>
+              </w:rPr>
+              <w:t>Venue</w:t>
+            </w:r>
+          </w:p>
+        </w:tc>
+        <w:tc>
+          <w:tcPr>
+            <w:tcW w:w="2904" w:type="dxa"/>
+          </w:tcPr>
+          <w:p>
+            <w:pPr>
+              <w:rPr>
+                <w:rFonts w:ascii="Angsana New" w:hAnsi="Angsana New" w:cs="Angsana New"/>
+                <w:szCs w:val="32"/>
+              </w:rPr>
+            </w:pPr>
+            <w:r>
+              <w:rPr>
+                <w:rFonts w:ascii="Angsana New" w:hAnsi="Angsana New" w:cs="Angsana New"/>
+                <w:szCs w:val="32"/>
+                <w:cs/>
+                <w:lang w:bidi="th-TH"/>
+              </w:rPr>
+              <w:t>แหล่งเผยแพร่</w:t>
+            </w:r>
+          </w:p>
+        </w:tc>
+        <w:tc>
+          <w:tcPr>
+            <w:tcW w:w="3714" w:type="dxa"/>
+          </w:tcPr>
+          <w:p>
+            <w:pPr>
+              <w:rPr>
+                <w:rFonts w:ascii="Angsana New" w:hAnsi="Angsana New" w:cs="Angsana New"/>
+                <w:szCs w:val="32"/>
+              </w:rPr>
+            </w:pPr>
+            <w:r>
+              <w:rPr>
+                <w:rFonts w:ascii="Angsana New" w:hAnsi="Angsana New" w:cs="Angsana New"/>
+                <w:szCs w:val="32"/>
+                <w:cs/>
+                <w:lang w:bidi="th-TH"/>
               </w:rPr>
               <w:t>สถานที่หรือช่องทางเผยแพร่งานวิจัย</w:t>
+            </w:r>
+          </w:p>
+        </w:tc>
+      </w:tr>
+      <w:tr>
+        <w:trPr>
+          <w:jc w:val="center"/>
+        </w:trPr>
+        <w:tc>
+          <w:tcPr>
+            <w:tcW w:w="2012" w:type="dxa"/>
+          </w:tcPr>
+          <w:p>
+            <w:pPr>
+              <w:rPr>
+                <w:rFonts w:ascii="Angsana New" w:hAnsi="Angsana New" w:cs="Angsana New"/>
+                <w:szCs w:val="32"/>
+              </w:rPr>
+            </w:pPr>
+            <w:r>
+              <w:rPr>
+                <w:rFonts w:ascii="Angsana New" w:hAnsi="Angsana New" w:cs="Angsana New"/>
+                <w:szCs w:val="32"/>
+              </w:rPr>
+              <w:t>Journal</w:t>
+            </w:r>
+          </w:p>
+        </w:tc>
+        <w:tc>
+          <w:tcPr>
+            <w:tcW w:w="2904" w:type="dxa"/>
+          </w:tcPr>
+          <w:p>
+            <w:pPr>
+              <w:rPr>
+                <w:rFonts w:ascii="Angsana New" w:hAnsi="Angsana New" w:cs="Angsana New"/>
+                <w:szCs w:val="32"/>
+              </w:rPr>
+            </w:pPr>
+            <w:r>
+              <w:rPr>
+                <w:rFonts w:ascii="Angsana New" w:hAnsi="Angsana New" w:cs="Angsana New"/>
+                <w:szCs w:val="32"/>
+                <w:cs/>
+                <w:lang w:bidi="th-TH"/>
+              </w:rPr>
+              <w:t>วารสาร</w:t>
+            </w:r>
+          </w:p>
+        </w:tc>
+        <w:tc>
+          <w:tcPr>
+            <w:tcW w:w="3714" w:type="dxa"/>
+          </w:tcPr>
+          <w:p>
+            <w:pPr>
+              <w:rPr>
+                <w:rFonts w:ascii="Angsana New" w:hAnsi="Angsana New" w:cs="Angsana New"/>
+                <w:szCs w:val="32"/>
+              </w:rPr>
+            </w:pPr>
+            <w:r>
+              <w:rPr>
+                <w:rFonts w:ascii="Angsana New" w:hAnsi="Angsana New" w:cs="Angsana New"/>
+                <w:szCs w:val="32"/>
+              </w:rPr>
+              <w:t xml:space="preserve">Subclass </w:t>
+            </w:r>
+            <w:r>
+              <w:rPr>
+                <w:rFonts w:ascii="Angsana New" w:hAnsi="Angsana New" w:cs="Angsana New"/>
+                <w:szCs w:val="32"/>
+                <w:cs/>
+                <w:lang w:bidi="th-TH"/>
+              </w:rPr>
+              <w:t xml:space="preserve">ของ </w:t>
+            </w:r>
+            <w:r>
+              <w:rPr>
+                <w:rFonts w:ascii="Angsana New" w:hAnsi="Angsana New" w:cs="Angsana New"/>
+                <w:szCs w:val="32"/>
+              </w:rPr>
+              <w:t>Venue</w:t>
+            </w:r>
+          </w:p>
+        </w:tc>
+      </w:tr>
+      <w:tr>
+        <w:trPr>
+          <w:jc w:val="center"/>
+        </w:trPr>
+        <w:tc>
+          <w:tcPr>
+            <w:tcW w:w="2012" w:type="dxa"/>
+          </w:tcPr>
+          <w:p>
+            <w:pPr>
+              <w:rPr>
+                <w:rFonts w:ascii="Angsana New" w:hAnsi="Angsana New" w:cs="Angsana New"/>
+                <w:szCs w:val="32"/>
+              </w:rPr>
+            </w:pPr>
+            <w:r>
+              <w:rPr>
+                <w:rFonts w:ascii="Angsana New" w:hAnsi="Angsana New" w:cs="Angsana New"/>
+                <w:szCs w:val="32"/>
+              </w:rPr>
+              <w:t>Conference</w:t>
+            </w:r>
+          </w:p>
+        </w:tc>
+        <w:tc>
+          <w:tcPr>
+            <w:tcW w:w="2904" w:type="dxa"/>
+          </w:tcPr>
+          <w:p>
+            <w:pPr>
+              <w:rPr>
+                <w:rFonts w:ascii="Angsana New" w:hAnsi="Angsana New" w:cs="Angsana New"/>
+                <w:szCs w:val="32"/>
+              </w:rPr>
+            </w:pPr>
+            <w:r>
+              <w:rPr>
+                <w:rFonts w:ascii="Angsana New" w:hAnsi="Angsana New" w:cs="Angsana New"/>
+                <w:szCs w:val="32"/>
+                <w:cs/>
+                <w:lang w:bidi="th-TH"/>
+              </w:rPr>
+              <w:t>การประชุมวิชาการ</w:t>
+            </w:r>
+          </w:p>
+        </w:tc>
+        <w:tc>
+          <w:tcPr>
+            <w:tcW w:w="3714" w:type="dxa"/>
+          </w:tcPr>
+          <w:p>
+            <w:pPr>
+              <w:rPr>
+                <w:rFonts w:ascii="Angsana New" w:hAnsi="Angsana New" w:cs="Angsana New"/>
+                <w:szCs w:val="32"/>
+              </w:rPr>
+            </w:pPr>
+            <w:r>
+              <w:rPr>
+                <w:rFonts w:ascii="Angsana New" w:hAnsi="Angsana New" w:cs="Angsana New"/>
+                <w:szCs w:val="32"/>
+              </w:rPr>
+              <w:t xml:space="preserve">Subclass </w:t>
+            </w:r>
+            <w:r>
+              <w:rPr>
+                <w:rFonts w:ascii="Angsana New" w:hAnsi="Angsana New" w:cs="Angsana New"/>
+                <w:szCs w:val="32"/>
+                <w:cs/>
+                <w:lang w:bidi="th-TH"/>
+              </w:rPr>
+              <w:t xml:space="preserve">ของ </w:t>
+            </w:r>
+            <w:r>
+              <w:rPr>
+                <w:rFonts w:ascii="Angsana New" w:hAnsi="Angsana New" w:cs="Angsana New"/>
+                <w:szCs w:val="32"/>
+              </w:rPr>
+              <w:t>Venue</w:t>
+            </w:r>
+          </w:p>
+        </w:tc>
+      </w:tr>
+      <w:tr>
+        <w:trPr>
+          <w:jc w:val="center"/>
+        </w:trPr>
+        <w:tc>
+          <w:tcPr>
+            <w:tcW w:w="2012" w:type="dxa"/>
+          </w:tcPr>
+          <w:p>
+            <w:pPr>
+              <w:rPr>
+                <w:rFonts w:ascii="Angsana New" w:hAnsi="Angsana New" w:cs="Angsana New"/>
+                <w:szCs w:val="32"/>
+              </w:rPr>
+            </w:pPr>
+            <w:r>
+              <w:rPr>
+                <w:rFonts w:ascii="Angsana New" w:hAnsi="Angsana New" w:cs="Angsana New"/>
+                <w:szCs w:val="32"/>
+              </w:rPr>
+              <w:t>Workshop</w:t>
+            </w:r>
+          </w:p>
+        </w:tc>
+        <w:tc>
+          <w:tcPr>
+            <w:tcW w:w="2904" w:type="dxa"/>
+          </w:tcPr>
+          <w:p>
+            <w:pPr>
+              <w:rPr>
+                <w:rFonts w:ascii="Angsana New" w:hAnsi="Angsana New" w:cs="Angsana New"/>
+                <w:szCs w:val="32"/>
+              </w:rPr>
+            </w:pPr>
+            <w:r>
+              <w:rPr>
+                <w:rFonts w:ascii="Angsana New" w:hAnsi="Angsana New" w:cs="Angsana New"/>
+                <w:szCs w:val="32"/>
+                <w:cs/>
+                <w:lang w:bidi="th-TH"/>
+              </w:rPr>
+              <w:t>เวิร์กช็อป</w:t>
+            </w:r>
+          </w:p>
+        </w:tc>
+        <w:tc>
+          <w:tcPr>
+            <w:tcW w:w="3714" w:type="dxa"/>
+          </w:tcPr>
+          <w:p>
+            <w:pPr>
+              <w:rPr>
+                <w:rFonts w:ascii="Angsana New" w:hAnsi="Angsana New" w:cs="Angsana New"/>
+                <w:szCs w:val="32"/>
+              </w:rPr>
+            </w:pPr>
+            <w:r>
+              <w:rPr>
+                <w:rFonts w:ascii="Angsana New" w:hAnsi="Angsana New" w:cs="Angsana New"/>
+                <w:szCs w:val="32"/>
+              </w:rPr>
+              <w:t xml:space="preserve">Subclass </w:t>
+            </w:r>
+            <w:r>
+              <w:rPr>
+                <w:rFonts w:ascii="Angsana New" w:hAnsi="Angsana New" w:cs="Angsana New"/>
+                <w:szCs w:val="32"/>
+                <w:cs/>
+                <w:lang w:bidi="th-TH"/>
+              </w:rPr>
+              <w:t xml:space="preserve">ของ </w:t>
+            </w:r>
+            <w:r>
+              <w:rPr>
+                <w:rFonts w:ascii="Angsana New" w:hAnsi="Angsana New" w:cs="Angsana New"/>
+                <w:szCs w:val="32"/>
+              </w:rPr>
+              <w:t>Venue</w:t>
             </w:r>
           </w:p>
         </w:tc>
@@ -2428,67 +3817,14 @@
       <w:pPr>
         <w:rPr>
           <w:rFonts w:asciiTheme="majorBidi" w:hAnsiTheme="majorBidi" w:cstheme="majorBidi"/>
-          <w:b/>
-          <w:lang w:bidi="th-TH"/>
         </w:rPr>
       </w:pPr>
-    </w:p>
-    <w:p>
-      <w:pPr>
+      <w:r>
         <w:rPr>
           <w:rFonts w:asciiTheme="majorBidi" w:hAnsiTheme="majorBidi" w:cstheme="majorBidi"/>
           <w:b/>
-          <w:lang w:bidi="th-TH"/>
-        </w:rPr>
-      </w:pPr>
-    </w:p>
-    <w:p>
-      <w:pPr>
-        <w:rPr>
-          <w:rFonts w:asciiTheme="majorBidi" w:hAnsiTheme="majorBidi" w:cstheme="majorBidi"/>
-          <w:b/>
-          <w:lang w:bidi="th-TH"/>
-        </w:rPr>
-      </w:pPr>
-    </w:p>
-    <w:p>
-      <w:pPr>
-        <w:rPr>
-          <w:rFonts w:asciiTheme="majorBidi" w:hAnsiTheme="majorBidi" w:cstheme="majorBidi"/>
-          <w:b/>
-          <w:lang w:bidi="th-TH"/>
-        </w:rPr>
-      </w:pPr>
-    </w:p>
-    <w:p>
-      <w:pPr>
-        <w:rPr>
-          <w:rFonts w:asciiTheme="majorBidi" w:hAnsiTheme="majorBidi" w:cstheme="majorBidi"/>
-          <w:b/>
-          <w:lang w:bidi="th-TH"/>
-        </w:rPr>
-      </w:pPr>
-    </w:p>
-    <w:p>
-      <w:pPr>
-        <w:rPr>
-          <w:rFonts w:asciiTheme="majorBidi" w:hAnsiTheme="majorBidi" w:cstheme="majorBidi" w:hint="cs"/>
-          <w:b/>
-          <w:lang w:bidi="th-TH"/>
-        </w:rPr>
-      </w:pPr>
-    </w:p>
-    <w:p>
-      <w:pPr>
-        <w:rPr>
-          <w:rFonts w:asciiTheme="majorBidi" w:hAnsiTheme="majorBidi" w:cstheme="majorBidi"/>
-        </w:rPr>
-      </w:pPr>
-      <w:r>
-        <w:rPr>
-          <w:rFonts w:asciiTheme="majorBidi" w:hAnsiTheme="majorBidi" w:cstheme="majorBidi"/>
-          <w:b/>
-        </w:rPr>
+        </w:rPr>
+        <w:lastRenderedPageBreak/>
         <w:t>5. Object Properties</w:t>
       </w:r>
     </w:p>
@@ -2500,10 +3836,10 @@
         <w:tblLook w:val="04A0" w:firstRow="1" w:lastRow="0" w:firstColumn="1" w:lastColumn="0" w:noHBand="0" w:noVBand="1"/>
       </w:tblPr>
       <w:tblGrid>
-        <w:gridCol w:w="1810"/>
-        <w:gridCol w:w="2064"/>
-        <w:gridCol w:w="1891"/>
-        <w:gridCol w:w="2865"/>
+        <w:gridCol w:w="1549"/>
+        <w:gridCol w:w="1953"/>
+        <w:gridCol w:w="1596"/>
+        <w:gridCol w:w="3532"/>
       </w:tblGrid>
       <w:tr>
         <w:trPr>
@@ -2511,44 +3847,55 @@
         </w:trPr>
         <w:tc>
           <w:tcPr>
-            <w:tcW w:w="2160" w:type="dxa"/>
+            <w:tcW w:w="1549" w:type="dxa"/>
           </w:tcPr>
           <w:p>
             <w:pPr>
               <w:rPr>
-                <w:rFonts w:asciiTheme="majorBidi" w:hAnsiTheme="majorBidi" w:cstheme="majorBidi"/>
+                <w:rFonts w:ascii="Angsana New" w:hAnsi="Angsana New" w:cs="Angsana New"/>
+                <w:b/>
+                <w:bCs/>
                 <w:i/>
                 <w:iCs/>
+                <w:szCs w:val="32"/>
               </w:rPr>
             </w:pPr>
             <w:r>
               <w:rPr>
-                <w:rFonts w:asciiTheme="majorBidi" w:hAnsiTheme="majorBidi" w:cstheme="majorBidi"/>
+                <w:rFonts w:ascii="Angsana New" w:hAnsi="Angsana New" w:cs="Angsana New"/>
+                <w:b/>
+                <w:bCs/>
                 <w:i/>
                 <w:iCs/>
-              </w:rPr>
-              <w:lastRenderedPageBreak/>
+                <w:szCs w:val="32"/>
+              </w:rPr>
               <w:t>Property</w:t>
             </w:r>
           </w:p>
         </w:tc>
         <w:tc>
           <w:tcPr>
-            <w:tcW w:w="2160" w:type="dxa"/>
+            <w:tcW w:w="1953" w:type="dxa"/>
           </w:tcPr>
           <w:p>
             <w:pPr>
               <w:rPr>
-                <w:rFonts w:asciiTheme="majorBidi" w:hAnsiTheme="majorBidi" w:cstheme="majorBidi"/>
+                <w:rFonts w:ascii="Angsana New" w:hAnsi="Angsana New" w:cs="Angsana New"/>
+                <w:b/>
+                <w:bCs/>
                 <w:i/>
                 <w:iCs/>
+                <w:szCs w:val="32"/>
               </w:rPr>
             </w:pPr>
             <w:r>
               <w:rPr>
-                <w:rFonts w:asciiTheme="majorBidi" w:hAnsiTheme="majorBidi" w:cstheme="majorBidi"/>
+                <w:rFonts w:ascii="Angsana New" w:hAnsi="Angsana New" w:cs="Angsana New"/>
+                <w:b/>
+                <w:bCs/>
                 <w:i/>
                 <w:iCs/>
+                <w:szCs w:val="32"/>
               </w:rPr>
               <w:t>Domain</w:t>
             </w:r>
@@ -2556,21 +3903,27 @@
         </w:tc>
         <w:tc>
           <w:tcPr>
-            <w:tcW w:w="2160" w:type="dxa"/>
+            <w:tcW w:w="1596" w:type="dxa"/>
           </w:tcPr>
           <w:p>
             <w:pPr>
               <w:rPr>
-                <w:rFonts w:asciiTheme="majorBidi" w:hAnsiTheme="majorBidi" w:cstheme="majorBidi"/>
+                <w:rFonts w:ascii="Angsana New" w:hAnsi="Angsana New" w:cs="Angsana New"/>
+                <w:b/>
+                <w:bCs/>
                 <w:i/>
                 <w:iCs/>
+                <w:szCs w:val="32"/>
               </w:rPr>
             </w:pPr>
             <w:r>
               <w:rPr>
-                <w:rFonts w:asciiTheme="majorBidi" w:hAnsiTheme="majorBidi" w:cstheme="majorBidi"/>
+                <w:rFonts w:ascii="Angsana New" w:hAnsi="Angsana New" w:cs="Angsana New"/>
+                <w:b/>
+                <w:bCs/>
                 <w:i/>
                 <w:iCs/>
+                <w:szCs w:val="32"/>
               </w:rPr>
               <w:t>Range</w:t>
             </w:r>
@@ -2578,21 +3931,29 @@
         </w:tc>
         <w:tc>
           <w:tcPr>
-            <w:tcW w:w="2160" w:type="dxa"/>
+            <w:tcW w:w="3532" w:type="dxa"/>
           </w:tcPr>
           <w:p>
             <w:pPr>
               <w:rPr>
-                <w:rFonts w:asciiTheme="majorBidi" w:hAnsiTheme="majorBidi" w:cstheme="majorBidi"/>
+                <w:rFonts w:ascii="Angsana New" w:hAnsi="Angsana New" w:cs="Angsana New"/>
+                <w:b/>
+                <w:bCs/>
                 <w:i/>
                 <w:iCs/>
+                <w:szCs w:val="32"/>
               </w:rPr>
             </w:pPr>
             <w:r>
               <w:rPr>
-                <w:rFonts w:asciiTheme="majorBidi" w:hAnsiTheme="majorBidi" w:cstheme="majorBidi"/>
+                <w:rFonts w:ascii="Angsana New" w:hAnsi="Angsana New" w:cs="Angsana New"/>
+                <w:b/>
+                <w:bCs/>
                 <w:i/>
                 <w:iCs/>
+                <w:szCs w:val="32"/>
+                <w:cs/>
+                <w:lang w:bidi="th-TH"/>
               </w:rPr>
               <w:t>ความหมาย</w:t>
             </w:r>
@@ -2605,35 +3966,39 @@
         </w:trPr>
         <w:tc>
           <w:tcPr>
-            <w:tcW w:w="2160" w:type="dxa"/>
+            <w:tcW w:w="1549" w:type="dxa"/>
           </w:tcPr>
           <w:p>
             <w:pPr>
               <w:rPr>
-                <w:rFonts w:asciiTheme="majorBidi" w:hAnsiTheme="majorBidi" w:cstheme="majorBidi"/>
+                <w:rFonts w:ascii="Angsana New" w:hAnsi="Angsana New" w:cs="Angsana New"/>
+                <w:szCs w:val="32"/>
               </w:rPr>
             </w:pPr>
             <w:r>
               <w:rPr>
-                <w:rFonts w:asciiTheme="majorBidi" w:hAnsiTheme="majorBidi" w:cstheme="majorBidi"/>
-              </w:rPr>
-              <w:t>createdBy</w:t>
+                <w:rFonts w:ascii="Angsana New" w:hAnsi="Angsana New" w:cs="Angsana New"/>
+                <w:szCs w:val="32"/>
+              </w:rPr>
+              <w:t>authorBy</w:t>
             </w:r>
           </w:p>
         </w:tc>
         <w:tc>
           <w:tcPr>
-            <w:tcW w:w="2160" w:type="dxa"/>
+            <w:tcW w:w="1953" w:type="dxa"/>
           </w:tcPr>
           <w:p>
             <w:pPr>
               <w:rPr>
-                <w:rFonts w:asciiTheme="majorBidi" w:hAnsiTheme="majorBidi" w:cstheme="majorBidi"/>
+                <w:rFonts w:ascii="Angsana New" w:hAnsi="Angsana New" w:cs="Angsana New"/>
+                <w:szCs w:val="32"/>
               </w:rPr>
             </w:pPr>
             <w:r>
               <w:rPr>
-                <w:rFonts w:asciiTheme="majorBidi" w:hAnsiTheme="majorBidi" w:cstheme="majorBidi"/>
+                <w:rFonts w:ascii="Angsana New" w:hAnsi="Angsana New" w:cs="Angsana New"/>
+                <w:szCs w:val="32"/>
               </w:rPr>
               <w:t>AIResearchWork</w:t>
             </w:r>
@@ -2641,17 +4006,19 @@
         </w:tc>
         <w:tc>
           <w:tcPr>
-            <w:tcW w:w="2160" w:type="dxa"/>
+            <w:tcW w:w="1596" w:type="dxa"/>
           </w:tcPr>
           <w:p>
             <w:pPr>
               <w:rPr>
-                <w:rFonts w:asciiTheme="majorBidi" w:hAnsiTheme="majorBidi" w:cstheme="majorBidi"/>
+                <w:rFonts w:ascii="Angsana New" w:hAnsi="Angsana New" w:cs="Angsana New"/>
+                <w:szCs w:val="32"/>
               </w:rPr>
             </w:pPr>
             <w:r>
               <w:rPr>
-                <w:rFonts w:asciiTheme="majorBidi" w:hAnsiTheme="majorBidi" w:cstheme="majorBidi"/>
+                <w:rFonts w:ascii="Angsana New" w:hAnsi="Angsana New" w:cs="Angsana New"/>
+                <w:szCs w:val="32"/>
               </w:rPr>
               <w:t>Researcher</w:t>
             </w:r>
@@ -2659,19 +4026,23 @@
         </w:tc>
         <w:tc>
           <w:tcPr>
-            <w:tcW w:w="2160" w:type="dxa"/>
+            <w:tcW w:w="3532" w:type="dxa"/>
           </w:tcPr>
           <w:p>
             <w:pPr>
               <w:rPr>
-                <w:rFonts w:asciiTheme="majorBidi" w:hAnsiTheme="majorBidi" w:cstheme="majorBidi"/>
+                <w:rFonts w:ascii="Angsana New" w:hAnsi="Angsana New" w:cs="Angsana New"/>
+                <w:szCs w:val="32"/>
               </w:rPr>
             </w:pPr>
             <w:r>
               <w:rPr>
-                <w:rFonts w:asciiTheme="majorBidi" w:hAnsiTheme="majorBidi" w:cstheme="majorBidi"/>
-              </w:rPr>
-              <w:t>งานวิจัยถูกสร้างโดยนักวิจัย</w:t>
+                <w:rFonts w:ascii="Angsana New" w:hAnsi="Angsana New" w:cs="Angsana New"/>
+                <w:szCs w:val="32"/>
+                <w:cs/>
+                <w:lang w:bidi="th-TH"/>
+              </w:rPr>
+              <w:t>งานวิจัยเขียนหรือสร้างโดยนักวิจัย</w:t>
             </w:r>
           </w:p>
         </w:tc>
@@ -2682,17 +4053,19 @@
         </w:trPr>
         <w:tc>
           <w:tcPr>
-            <w:tcW w:w="2160" w:type="dxa"/>
+            <w:tcW w:w="1549" w:type="dxa"/>
           </w:tcPr>
           <w:p>
             <w:pPr>
               <w:rPr>
-                <w:rFonts w:asciiTheme="majorBidi" w:hAnsiTheme="majorBidi" w:cstheme="majorBidi"/>
+                <w:rFonts w:ascii="Angsana New" w:hAnsi="Angsana New" w:cs="Angsana New"/>
+                <w:szCs w:val="32"/>
               </w:rPr>
             </w:pPr>
             <w:r>
               <w:rPr>
-                <w:rFonts w:asciiTheme="majorBidi" w:hAnsiTheme="majorBidi" w:cstheme="majorBidi"/>
+                <w:rFonts w:ascii="Angsana New" w:hAnsi="Angsana New" w:cs="Angsana New"/>
+                <w:szCs w:val="32"/>
               </w:rPr>
               <w:t>hasTopic</w:t>
             </w:r>
@@ -2700,17 +4073,19 @@
         </w:tc>
         <w:tc>
           <w:tcPr>
-            <w:tcW w:w="2160" w:type="dxa"/>
+            <w:tcW w:w="1953" w:type="dxa"/>
           </w:tcPr>
           <w:p>
             <w:pPr>
               <w:rPr>
-                <w:rFonts w:asciiTheme="majorBidi" w:hAnsiTheme="majorBidi" w:cstheme="majorBidi"/>
+                <w:rFonts w:ascii="Angsana New" w:hAnsi="Angsana New" w:cs="Angsana New"/>
+                <w:szCs w:val="32"/>
               </w:rPr>
             </w:pPr>
             <w:r>
               <w:rPr>
-                <w:rFonts w:asciiTheme="majorBidi" w:hAnsiTheme="majorBidi" w:cstheme="majorBidi"/>
+                <w:rFonts w:ascii="Angsana New" w:hAnsi="Angsana New" w:cs="Angsana New"/>
+                <w:szCs w:val="32"/>
               </w:rPr>
               <w:t>AIResearchWork</w:t>
             </w:r>
@@ -2718,17 +4093,19 @@
         </w:tc>
         <w:tc>
           <w:tcPr>
-            <w:tcW w:w="2160" w:type="dxa"/>
+            <w:tcW w:w="1596" w:type="dxa"/>
           </w:tcPr>
           <w:p>
             <w:pPr>
               <w:rPr>
-                <w:rFonts w:asciiTheme="majorBidi" w:hAnsiTheme="majorBidi" w:cstheme="majorBidi"/>
+                <w:rFonts w:ascii="Angsana New" w:hAnsi="Angsana New" w:cs="Angsana New"/>
+                <w:szCs w:val="32"/>
               </w:rPr>
             </w:pPr>
             <w:r>
               <w:rPr>
-                <w:rFonts w:asciiTheme="majorBidi" w:hAnsiTheme="majorBidi" w:cstheme="majorBidi"/>
+                <w:rFonts w:ascii="Angsana New" w:hAnsi="Angsana New" w:cs="Angsana New"/>
+                <w:szCs w:val="32"/>
               </w:rPr>
               <w:t>ResearchTopic</w:t>
             </w:r>
@@ -2736,17 +4113,21 @@
         </w:tc>
         <w:tc>
           <w:tcPr>
-            <w:tcW w:w="2160" w:type="dxa"/>
+            <w:tcW w:w="3532" w:type="dxa"/>
           </w:tcPr>
           <w:p>
             <w:pPr>
               <w:rPr>
-                <w:rFonts w:asciiTheme="majorBidi" w:hAnsiTheme="majorBidi" w:cstheme="majorBidi"/>
+                <w:rFonts w:ascii="Angsana New" w:hAnsi="Angsana New" w:cs="Angsana New"/>
+                <w:szCs w:val="32"/>
               </w:rPr>
             </w:pPr>
             <w:r>
               <w:rPr>
-                <w:rFonts w:asciiTheme="majorBidi" w:hAnsiTheme="majorBidi" w:cstheme="majorBidi"/>
+                <w:rFonts w:ascii="Angsana New" w:hAnsi="Angsana New" w:cs="Angsana New"/>
+                <w:szCs w:val="32"/>
+                <w:cs/>
+                <w:lang w:bidi="th-TH"/>
               </w:rPr>
               <w:t>งานวิจัยมีหัวข้อ</w:t>
             </w:r>
@@ -2759,17 +4140,19 @@
         </w:trPr>
         <w:tc>
           <w:tcPr>
-            <w:tcW w:w="2160" w:type="dxa"/>
+            <w:tcW w:w="1549" w:type="dxa"/>
           </w:tcPr>
           <w:p>
             <w:pPr>
               <w:rPr>
-                <w:rFonts w:asciiTheme="majorBidi" w:hAnsiTheme="majorBidi" w:cstheme="majorBidi"/>
+                <w:rFonts w:ascii="Angsana New" w:hAnsi="Angsana New" w:cs="Angsana New"/>
+                <w:szCs w:val="32"/>
               </w:rPr>
             </w:pPr>
             <w:r>
               <w:rPr>
-                <w:rFonts w:asciiTheme="majorBidi" w:hAnsiTheme="majorBidi" w:cstheme="majorBidi"/>
+                <w:rFonts w:ascii="Angsana New" w:hAnsi="Angsana New" w:cs="Angsana New"/>
+                <w:szCs w:val="32"/>
               </w:rPr>
               <w:t>usesModel</w:t>
             </w:r>
@@ -2777,17 +4160,19 @@
         </w:tc>
         <w:tc>
           <w:tcPr>
-            <w:tcW w:w="2160" w:type="dxa"/>
+            <w:tcW w:w="1953" w:type="dxa"/>
           </w:tcPr>
           <w:p>
             <w:pPr>
               <w:rPr>
-                <w:rFonts w:asciiTheme="majorBidi" w:hAnsiTheme="majorBidi" w:cstheme="majorBidi"/>
+                <w:rFonts w:ascii="Angsana New" w:hAnsi="Angsana New" w:cs="Angsana New"/>
+                <w:szCs w:val="32"/>
               </w:rPr>
             </w:pPr>
             <w:r>
               <w:rPr>
-                <w:rFonts w:asciiTheme="majorBidi" w:hAnsiTheme="majorBidi" w:cstheme="majorBidi"/>
+                <w:rFonts w:ascii="Angsana New" w:hAnsi="Angsana New" w:cs="Angsana New"/>
+                <w:szCs w:val="32"/>
               </w:rPr>
               <w:t>AIResearchWork</w:t>
             </w:r>
@@ -2795,17 +4180,19 @@
         </w:tc>
         <w:tc>
           <w:tcPr>
-            <w:tcW w:w="2160" w:type="dxa"/>
+            <w:tcW w:w="1596" w:type="dxa"/>
           </w:tcPr>
           <w:p>
             <w:pPr>
               <w:rPr>
-                <w:rFonts w:asciiTheme="majorBidi" w:hAnsiTheme="majorBidi" w:cstheme="majorBidi"/>
+                <w:rFonts w:ascii="Angsana New" w:hAnsi="Angsana New" w:cs="Angsana New"/>
+                <w:szCs w:val="32"/>
               </w:rPr>
             </w:pPr>
             <w:r>
               <w:rPr>
-                <w:rFonts w:asciiTheme="majorBidi" w:hAnsiTheme="majorBidi" w:cstheme="majorBidi"/>
+                <w:rFonts w:ascii="Angsana New" w:hAnsi="Angsana New" w:cs="Angsana New"/>
+                <w:szCs w:val="32"/>
               </w:rPr>
               <w:t>AIModel</w:t>
             </w:r>
@@ -2813,19 +4200,30 @@
         </w:tc>
         <w:tc>
           <w:tcPr>
-            <w:tcW w:w="2160" w:type="dxa"/>
+            <w:tcW w:w="3532" w:type="dxa"/>
           </w:tcPr>
           <w:p>
             <w:pPr>
               <w:rPr>
-                <w:rFonts w:asciiTheme="majorBidi" w:hAnsiTheme="majorBidi" w:cstheme="majorBidi"/>
+                <w:rFonts w:ascii="Angsana New" w:hAnsi="Angsana New" w:cs="Angsana New"/>
+                <w:szCs w:val="32"/>
               </w:rPr>
             </w:pPr>
             <w:r>
               <w:rPr>
-                <w:rFonts w:asciiTheme="majorBidi" w:hAnsiTheme="majorBidi" w:cstheme="majorBidi"/>
-              </w:rPr>
-              <w:t>งานวิจัยใช้โมเดล AI</w:t>
+                <w:rFonts w:ascii="Angsana New" w:hAnsi="Angsana New" w:cs="Angsana New"/>
+                <w:szCs w:val="32"/>
+                <w:cs/>
+                <w:lang w:bidi="th-TH"/>
+              </w:rPr>
+              <w:t xml:space="preserve">งานวิจัยใช้โมเดล </w:t>
+            </w:r>
+            <w:r>
+              <w:rPr>
+                <w:rFonts w:ascii="Angsana New" w:hAnsi="Angsana New" w:cs="Angsana New"/>
+                <w:szCs w:val="32"/>
+              </w:rPr>
+              <w:t>AI</w:t>
             </w:r>
           </w:p>
         </w:tc>
@@ -2836,17 +4234,19 @@
         </w:trPr>
         <w:tc>
           <w:tcPr>
-            <w:tcW w:w="2160" w:type="dxa"/>
+            <w:tcW w:w="1549" w:type="dxa"/>
           </w:tcPr>
           <w:p>
             <w:pPr>
               <w:rPr>
-                <w:rFonts w:asciiTheme="majorBidi" w:hAnsiTheme="majorBidi" w:cstheme="majorBidi"/>
+                <w:rFonts w:ascii="Angsana New" w:hAnsi="Angsana New" w:cs="Angsana New"/>
+                <w:szCs w:val="32"/>
               </w:rPr>
             </w:pPr>
             <w:r>
               <w:rPr>
-                <w:rFonts w:asciiTheme="majorBidi" w:hAnsiTheme="majorBidi" w:cstheme="majorBidi"/>
+                <w:rFonts w:ascii="Angsana New" w:hAnsi="Angsana New" w:cs="Angsana New"/>
+                <w:szCs w:val="32"/>
               </w:rPr>
               <w:t>usesMethod</w:t>
             </w:r>
@@ -2854,17 +4254,19 @@
         </w:tc>
         <w:tc>
           <w:tcPr>
-            <w:tcW w:w="2160" w:type="dxa"/>
+            <w:tcW w:w="1953" w:type="dxa"/>
           </w:tcPr>
           <w:p>
             <w:pPr>
               <w:rPr>
-                <w:rFonts w:asciiTheme="majorBidi" w:hAnsiTheme="majorBidi" w:cstheme="majorBidi"/>
+                <w:rFonts w:ascii="Angsana New" w:hAnsi="Angsana New" w:cs="Angsana New"/>
+                <w:szCs w:val="32"/>
               </w:rPr>
             </w:pPr>
             <w:r>
               <w:rPr>
-                <w:rFonts w:asciiTheme="majorBidi" w:hAnsiTheme="majorBidi" w:cstheme="majorBidi"/>
+                <w:rFonts w:ascii="Angsana New" w:hAnsi="Angsana New" w:cs="Angsana New"/>
+                <w:szCs w:val="32"/>
               </w:rPr>
               <w:t>AIResearchWork</w:t>
             </w:r>
@@ -2872,17 +4274,19 @@
         </w:tc>
         <w:tc>
           <w:tcPr>
-            <w:tcW w:w="2160" w:type="dxa"/>
+            <w:tcW w:w="1596" w:type="dxa"/>
           </w:tcPr>
           <w:p>
             <w:pPr>
               <w:rPr>
-                <w:rFonts w:asciiTheme="majorBidi" w:hAnsiTheme="majorBidi" w:cstheme="majorBidi"/>
+                <w:rFonts w:ascii="Angsana New" w:hAnsi="Angsana New" w:cs="Angsana New"/>
+                <w:szCs w:val="32"/>
               </w:rPr>
             </w:pPr>
             <w:r>
               <w:rPr>
-                <w:rFonts w:asciiTheme="majorBidi" w:hAnsiTheme="majorBidi" w:cstheme="majorBidi"/>
+                <w:rFonts w:ascii="Angsana New" w:hAnsi="Angsana New" w:cs="Angsana New"/>
+                <w:szCs w:val="32"/>
               </w:rPr>
               <w:t>Method</w:t>
             </w:r>
@@ -2890,17 +4294,21 @@
         </w:tc>
         <w:tc>
           <w:tcPr>
-            <w:tcW w:w="2160" w:type="dxa"/>
+            <w:tcW w:w="3532" w:type="dxa"/>
           </w:tcPr>
           <w:p>
             <w:pPr>
               <w:rPr>
-                <w:rFonts w:asciiTheme="majorBidi" w:hAnsiTheme="majorBidi" w:cstheme="majorBidi"/>
+                <w:rFonts w:ascii="Angsana New" w:hAnsi="Angsana New" w:cs="Angsana New"/>
+                <w:szCs w:val="32"/>
               </w:rPr>
             </w:pPr>
             <w:r>
               <w:rPr>
-                <w:rFonts w:asciiTheme="majorBidi" w:hAnsiTheme="majorBidi" w:cstheme="majorBidi"/>
+                <w:rFonts w:ascii="Angsana New" w:hAnsi="Angsana New" w:cs="Angsana New"/>
+                <w:szCs w:val="32"/>
+                <w:cs/>
+                <w:lang w:bidi="th-TH"/>
               </w:rPr>
               <w:t>งานวิจัยใช้วิธีการ</w:t>
             </w:r>
@@ -2913,17 +4321,19 @@
         </w:trPr>
         <w:tc>
           <w:tcPr>
-            <w:tcW w:w="2160" w:type="dxa"/>
+            <w:tcW w:w="1549" w:type="dxa"/>
           </w:tcPr>
           <w:p>
             <w:pPr>
               <w:rPr>
-                <w:rFonts w:asciiTheme="majorBidi" w:hAnsiTheme="majorBidi" w:cstheme="majorBidi"/>
+                <w:rFonts w:ascii="Angsana New" w:hAnsi="Angsana New" w:cs="Angsana New"/>
+                <w:szCs w:val="32"/>
               </w:rPr>
             </w:pPr>
             <w:r>
               <w:rPr>
-                <w:rFonts w:asciiTheme="majorBidi" w:hAnsiTheme="majorBidi" w:cstheme="majorBidi"/>
+                <w:rFonts w:ascii="Angsana New" w:hAnsi="Angsana New" w:cs="Angsana New"/>
+                <w:szCs w:val="32"/>
               </w:rPr>
               <w:t>usesDataset</w:t>
             </w:r>
@@ -2931,17 +4341,19 @@
         </w:tc>
         <w:tc>
           <w:tcPr>
-            <w:tcW w:w="2160" w:type="dxa"/>
+            <w:tcW w:w="1953" w:type="dxa"/>
           </w:tcPr>
           <w:p>
             <w:pPr>
               <w:rPr>
-                <w:rFonts w:asciiTheme="majorBidi" w:hAnsiTheme="majorBidi" w:cstheme="majorBidi"/>
+                <w:rFonts w:ascii="Angsana New" w:hAnsi="Angsana New" w:cs="Angsana New"/>
+                <w:szCs w:val="32"/>
               </w:rPr>
             </w:pPr>
             <w:r>
               <w:rPr>
-                <w:rFonts w:asciiTheme="majorBidi" w:hAnsiTheme="majorBidi" w:cstheme="majorBidi"/>
+                <w:rFonts w:ascii="Angsana New" w:hAnsi="Angsana New" w:cs="Angsana New"/>
+                <w:szCs w:val="32"/>
               </w:rPr>
               <w:t>AIResearchWork</w:t>
             </w:r>
@@ -2949,17 +4361,19 @@
         </w:tc>
         <w:tc>
           <w:tcPr>
-            <w:tcW w:w="2160" w:type="dxa"/>
+            <w:tcW w:w="1596" w:type="dxa"/>
           </w:tcPr>
           <w:p>
             <w:pPr>
               <w:rPr>
-                <w:rFonts w:asciiTheme="majorBidi" w:hAnsiTheme="majorBidi" w:cstheme="majorBidi"/>
+                <w:rFonts w:ascii="Angsana New" w:hAnsi="Angsana New" w:cs="Angsana New"/>
+                <w:szCs w:val="32"/>
               </w:rPr>
             </w:pPr>
             <w:r>
               <w:rPr>
-                <w:rFonts w:asciiTheme="majorBidi" w:hAnsiTheme="majorBidi" w:cstheme="majorBidi"/>
+                <w:rFonts w:ascii="Angsana New" w:hAnsi="Angsana New" w:cs="Angsana New"/>
+                <w:szCs w:val="32"/>
               </w:rPr>
               <w:t>Dataset</w:t>
             </w:r>
@@ -2967,19 +4381,30 @@
         </w:tc>
         <w:tc>
           <w:tcPr>
-            <w:tcW w:w="2160" w:type="dxa"/>
+            <w:tcW w:w="3532" w:type="dxa"/>
           </w:tcPr>
           <w:p>
             <w:pPr>
               <w:rPr>
-                <w:rFonts w:asciiTheme="majorBidi" w:hAnsiTheme="majorBidi" w:cstheme="majorBidi"/>
+                <w:rFonts w:ascii="Angsana New" w:hAnsi="Angsana New" w:cs="Angsana New"/>
+                <w:szCs w:val="32"/>
               </w:rPr>
             </w:pPr>
             <w:r>
               <w:rPr>
-                <w:rFonts w:asciiTheme="majorBidi" w:hAnsiTheme="majorBidi" w:cstheme="majorBidi"/>
-              </w:rPr>
-              <w:t>งานวิจัยใช้ Dataset</w:t>
+                <w:rFonts w:ascii="Angsana New" w:hAnsi="Angsana New" w:cs="Angsana New"/>
+                <w:szCs w:val="32"/>
+                <w:cs/>
+                <w:lang w:bidi="th-TH"/>
+              </w:rPr>
+              <w:t xml:space="preserve">งานวิจัยใช้ </w:t>
+            </w:r>
+            <w:r>
+              <w:rPr>
+                <w:rFonts w:ascii="Angsana New" w:hAnsi="Angsana New" w:cs="Angsana New"/>
+                <w:szCs w:val="32"/>
+              </w:rPr>
+              <w:t>Dataset</w:t>
             </w:r>
           </w:p>
         </w:tc>
@@ -2990,17 +4415,19 @@
         </w:trPr>
         <w:tc>
           <w:tcPr>
-            <w:tcW w:w="2160" w:type="dxa"/>
+            <w:tcW w:w="1549" w:type="dxa"/>
           </w:tcPr>
           <w:p>
             <w:pPr>
               <w:rPr>
-                <w:rFonts w:asciiTheme="majorBidi" w:hAnsiTheme="majorBidi" w:cstheme="majorBidi"/>
+                <w:rFonts w:ascii="Angsana New" w:hAnsi="Angsana New" w:cs="Angsana New"/>
+                <w:szCs w:val="32"/>
               </w:rPr>
             </w:pPr>
             <w:r>
               <w:rPr>
-                <w:rFonts w:asciiTheme="majorBidi" w:hAnsiTheme="majorBidi" w:cstheme="majorBidi"/>
+                <w:rFonts w:ascii="Angsana New" w:hAnsi="Angsana New" w:cs="Angsana New"/>
+                <w:szCs w:val="32"/>
               </w:rPr>
               <w:t>evaluatedBy</w:t>
             </w:r>
@@ -3008,17 +4435,19 @@
         </w:tc>
         <w:tc>
           <w:tcPr>
-            <w:tcW w:w="2160" w:type="dxa"/>
+            <w:tcW w:w="1953" w:type="dxa"/>
           </w:tcPr>
           <w:p>
             <w:pPr>
               <w:rPr>
-                <w:rFonts w:asciiTheme="majorBidi" w:hAnsiTheme="majorBidi" w:cstheme="majorBidi"/>
+                <w:rFonts w:ascii="Angsana New" w:hAnsi="Angsana New" w:cs="Angsana New"/>
+                <w:szCs w:val="32"/>
               </w:rPr>
             </w:pPr>
             <w:r>
               <w:rPr>
-                <w:rFonts w:asciiTheme="majorBidi" w:hAnsiTheme="majorBidi" w:cstheme="majorBidi"/>
+                <w:rFonts w:ascii="Angsana New" w:hAnsi="Angsana New" w:cs="Angsana New"/>
+                <w:szCs w:val="32"/>
               </w:rPr>
               <w:t>AIResearchWork</w:t>
             </w:r>
@@ -3026,17 +4455,19 @@
         </w:tc>
         <w:tc>
           <w:tcPr>
-            <w:tcW w:w="2160" w:type="dxa"/>
+            <w:tcW w:w="1596" w:type="dxa"/>
           </w:tcPr>
           <w:p>
             <w:pPr>
               <w:rPr>
-                <w:rFonts w:asciiTheme="majorBidi" w:hAnsiTheme="majorBidi" w:cstheme="majorBidi"/>
+                <w:rFonts w:ascii="Angsana New" w:hAnsi="Angsana New" w:cs="Angsana New"/>
+                <w:szCs w:val="32"/>
               </w:rPr>
             </w:pPr>
             <w:r>
               <w:rPr>
-                <w:rFonts w:asciiTheme="majorBidi" w:hAnsiTheme="majorBidi" w:cstheme="majorBidi"/>
+                <w:rFonts w:ascii="Angsana New" w:hAnsi="Angsana New" w:cs="Angsana New"/>
+                <w:szCs w:val="32"/>
               </w:rPr>
               <w:t>Evaluation</w:t>
             </w:r>
@@ -3044,17 +4475,21 @@
         </w:tc>
         <w:tc>
           <w:tcPr>
-            <w:tcW w:w="2160" w:type="dxa"/>
+            <w:tcW w:w="3532" w:type="dxa"/>
           </w:tcPr>
           <w:p>
             <w:pPr>
               <w:rPr>
-                <w:rFonts w:asciiTheme="majorBidi" w:hAnsiTheme="majorBidi" w:cstheme="majorBidi"/>
+                <w:rFonts w:ascii="Angsana New" w:hAnsi="Angsana New" w:cs="Angsana New"/>
+                <w:szCs w:val="32"/>
               </w:rPr>
             </w:pPr>
             <w:r>
               <w:rPr>
-                <w:rFonts w:asciiTheme="majorBidi" w:hAnsiTheme="majorBidi" w:cstheme="majorBidi"/>
+                <w:rFonts w:ascii="Angsana New" w:hAnsi="Angsana New" w:cs="Angsana New"/>
+                <w:szCs w:val="32"/>
+                <w:cs/>
+                <w:lang w:bidi="th-TH"/>
               </w:rPr>
               <w:t>งานวิจัยได้รับการประเมิน</w:t>
             </w:r>
@@ -3067,17 +4502,19 @@
         </w:trPr>
         <w:tc>
           <w:tcPr>
-            <w:tcW w:w="2160" w:type="dxa"/>
+            <w:tcW w:w="1549" w:type="dxa"/>
           </w:tcPr>
           <w:p>
             <w:pPr>
               <w:rPr>
-                <w:rFonts w:asciiTheme="majorBidi" w:hAnsiTheme="majorBidi" w:cstheme="majorBidi"/>
+                <w:rFonts w:ascii="Angsana New" w:hAnsi="Angsana New" w:cs="Angsana New"/>
+                <w:szCs w:val="32"/>
               </w:rPr>
             </w:pPr>
             <w:r>
               <w:rPr>
-                <w:rFonts w:asciiTheme="majorBidi" w:hAnsiTheme="majorBidi" w:cstheme="majorBidi"/>
+                <w:rFonts w:ascii="Angsana New" w:hAnsi="Angsana New" w:cs="Angsana New"/>
+                <w:szCs w:val="32"/>
               </w:rPr>
               <w:t>publishedAt</w:t>
             </w:r>
@@ -3085,17 +4522,19 @@
         </w:tc>
         <w:tc>
           <w:tcPr>
-            <w:tcW w:w="2160" w:type="dxa"/>
+            <w:tcW w:w="1953" w:type="dxa"/>
           </w:tcPr>
           <w:p>
             <w:pPr>
               <w:rPr>
-                <w:rFonts w:asciiTheme="majorBidi" w:hAnsiTheme="majorBidi" w:cstheme="majorBidi"/>
+                <w:rFonts w:ascii="Angsana New" w:hAnsi="Angsana New" w:cs="Angsana New"/>
+                <w:szCs w:val="32"/>
               </w:rPr>
             </w:pPr>
             <w:r>
               <w:rPr>
-                <w:rFonts w:asciiTheme="majorBidi" w:hAnsiTheme="majorBidi" w:cstheme="majorBidi"/>
+                <w:rFonts w:ascii="Angsana New" w:hAnsi="Angsana New" w:cs="Angsana New"/>
+                <w:szCs w:val="32"/>
               </w:rPr>
               <w:t>ResearchPublication</w:t>
             </w:r>
@@ -3103,17 +4542,19 @@
         </w:tc>
         <w:tc>
           <w:tcPr>
-            <w:tcW w:w="2160" w:type="dxa"/>
+            <w:tcW w:w="1596" w:type="dxa"/>
           </w:tcPr>
           <w:p>
             <w:pPr>
               <w:rPr>
-                <w:rFonts w:asciiTheme="majorBidi" w:hAnsiTheme="majorBidi" w:cstheme="majorBidi"/>
+                <w:rFonts w:ascii="Angsana New" w:hAnsi="Angsana New" w:cs="Angsana New"/>
+                <w:szCs w:val="32"/>
               </w:rPr>
             </w:pPr>
             <w:r>
               <w:rPr>
-                <w:rFonts w:asciiTheme="majorBidi" w:hAnsiTheme="majorBidi" w:cstheme="majorBidi"/>
+                <w:rFonts w:ascii="Angsana New" w:hAnsi="Angsana New" w:cs="Angsana New"/>
+                <w:szCs w:val="32"/>
               </w:rPr>
               <w:t>Venue</w:t>
             </w:r>
@@ -3121,19 +4562,30 @@
         </w:tc>
         <w:tc>
           <w:tcPr>
-            <w:tcW w:w="2160" w:type="dxa"/>
+            <w:tcW w:w="3532" w:type="dxa"/>
           </w:tcPr>
           <w:p>
             <w:pPr>
               <w:rPr>
-                <w:rFonts w:asciiTheme="majorBidi" w:hAnsiTheme="majorBidi" w:cstheme="majorBidi"/>
+                <w:rFonts w:ascii="Angsana New" w:hAnsi="Angsana New" w:cs="Angsana New"/>
+                <w:szCs w:val="32"/>
               </w:rPr>
             </w:pPr>
             <w:r>
               <w:rPr>
-                <w:rFonts w:asciiTheme="majorBidi" w:hAnsiTheme="majorBidi" w:cstheme="majorBidi"/>
-              </w:rPr>
-              <w:t>งานวิจัยถูกเผยแพร่ที่ Venue</w:t>
+                <w:rFonts w:ascii="Angsana New" w:hAnsi="Angsana New" w:cs="Angsana New"/>
+                <w:szCs w:val="32"/>
+                <w:cs/>
+                <w:lang w:bidi="th-TH"/>
+              </w:rPr>
+              <w:t xml:space="preserve">งานวิจัยถูกเผยแพร่ที่ </w:t>
+            </w:r>
+            <w:r>
+              <w:rPr>
+                <w:rFonts w:ascii="Angsana New" w:hAnsi="Angsana New" w:cs="Angsana New"/>
+                <w:szCs w:val="32"/>
+              </w:rPr>
+              <w:t>Venue</w:t>
             </w:r>
           </w:p>
         </w:tc>
@@ -3144,17 +4596,19 @@
         </w:trPr>
         <w:tc>
           <w:tcPr>
-            <w:tcW w:w="2160" w:type="dxa"/>
+            <w:tcW w:w="1549" w:type="dxa"/>
           </w:tcPr>
           <w:p>
             <w:pPr>
               <w:rPr>
-                <w:rFonts w:asciiTheme="majorBidi" w:hAnsiTheme="majorBidi" w:cstheme="majorBidi"/>
+                <w:rFonts w:ascii="Angsana New" w:hAnsi="Angsana New" w:cs="Angsana New"/>
+                <w:szCs w:val="32"/>
               </w:rPr>
             </w:pPr>
             <w:r>
               <w:rPr>
-                <w:rFonts w:asciiTheme="majorBidi" w:hAnsiTheme="majorBidi" w:cstheme="majorBidi"/>
+                <w:rFonts w:ascii="Angsana New" w:hAnsi="Angsana New" w:cs="Angsana New"/>
+                <w:szCs w:val="32"/>
               </w:rPr>
               <w:t>affiliatedWith</w:t>
             </w:r>
@@ -3162,17 +4616,19 @@
         </w:tc>
         <w:tc>
           <w:tcPr>
-            <w:tcW w:w="2160" w:type="dxa"/>
+            <w:tcW w:w="1953" w:type="dxa"/>
           </w:tcPr>
           <w:p>
             <w:pPr>
               <w:rPr>
-                <w:rFonts w:asciiTheme="majorBidi" w:hAnsiTheme="majorBidi" w:cstheme="majorBidi"/>
+                <w:rFonts w:ascii="Angsana New" w:hAnsi="Angsana New" w:cs="Angsana New"/>
+                <w:szCs w:val="32"/>
               </w:rPr>
             </w:pPr>
             <w:r>
               <w:rPr>
-                <w:rFonts w:asciiTheme="majorBidi" w:hAnsiTheme="majorBidi" w:cstheme="majorBidi"/>
+                <w:rFonts w:ascii="Angsana New" w:hAnsi="Angsana New" w:cs="Angsana New"/>
+                <w:szCs w:val="32"/>
               </w:rPr>
               <w:t>Researcher</w:t>
             </w:r>
@@ -3180,17 +4636,19 @@
         </w:tc>
         <w:tc>
           <w:tcPr>
-            <w:tcW w:w="2160" w:type="dxa"/>
+            <w:tcW w:w="1596" w:type="dxa"/>
           </w:tcPr>
           <w:p>
             <w:pPr>
               <w:rPr>
-                <w:rFonts w:asciiTheme="majorBidi" w:hAnsiTheme="majorBidi" w:cstheme="majorBidi"/>
+                <w:rFonts w:ascii="Angsana New" w:hAnsi="Angsana New" w:cs="Angsana New"/>
+                <w:szCs w:val="32"/>
               </w:rPr>
             </w:pPr>
             <w:r>
               <w:rPr>
-                <w:rFonts w:asciiTheme="majorBidi" w:hAnsiTheme="majorBidi" w:cstheme="majorBidi"/>
+                <w:rFonts w:ascii="Angsana New" w:hAnsi="Angsana New" w:cs="Angsana New"/>
+                <w:szCs w:val="32"/>
               </w:rPr>
               <w:t>Organization</w:t>
             </w:r>
@@ -3198,17 +4656,21 @@
         </w:tc>
         <w:tc>
           <w:tcPr>
-            <w:tcW w:w="2160" w:type="dxa"/>
+            <w:tcW w:w="3532" w:type="dxa"/>
           </w:tcPr>
           <w:p>
             <w:pPr>
               <w:rPr>
-                <w:rFonts w:asciiTheme="majorBidi" w:hAnsiTheme="majorBidi" w:cstheme="majorBidi"/>
+                <w:rFonts w:ascii="Angsana New" w:hAnsi="Angsana New" w:cs="Angsana New"/>
+                <w:szCs w:val="32"/>
               </w:rPr>
             </w:pPr>
             <w:r>
               <w:rPr>
-                <w:rFonts w:asciiTheme="majorBidi" w:hAnsiTheme="majorBidi" w:cstheme="majorBidi"/>
+                <w:rFonts w:ascii="Angsana New" w:hAnsi="Angsana New" w:cs="Angsana New"/>
+                <w:szCs w:val="32"/>
+                <w:cs/>
+                <w:lang w:bidi="th-TH"/>
               </w:rPr>
               <w:t>นักวิจัยสังกัดองค์กร</w:t>
             </w:r>
@@ -3221,17 +4683,19 @@
         </w:trPr>
         <w:tc>
           <w:tcPr>
-            <w:tcW w:w="2160" w:type="dxa"/>
+            <w:tcW w:w="1549" w:type="dxa"/>
           </w:tcPr>
           <w:p>
             <w:pPr>
               <w:rPr>
-                <w:rFonts w:asciiTheme="majorBidi" w:hAnsiTheme="majorBidi" w:cstheme="majorBidi"/>
+                <w:rFonts w:ascii="Angsana New" w:hAnsi="Angsana New" w:cs="Angsana New"/>
+                <w:szCs w:val="32"/>
               </w:rPr>
             </w:pPr>
             <w:r>
               <w:rPr>
-                <w:rFonts w:asciiTheme="majorBidi" w:hAnsiTheme="majorBidi" w:cstheme="majorBidi"/>
+                <w:rFonts w:ascii="Angsana New" w:hAnsi="Angsana New" w:cs="Angsana New"/>
+                <w:szCs w:val="32"/>
               </w:rPr>
               <w:t>fundedBy</w:t>
             </w:r>
@@ -3239,17 +4703,19 @@
         </w:tc>
         <w:tc>
           <w:tcPr>
-            <w:tcW w:w="2160" w:type="dxa"/>
+            <w:tcW w:w="1953" w:type="dxa"/>
           </w:tcPr>
           <w:p>
             <w:pPr>
               <w:rPr>
-                <w:rFonts w:asciiTheme="majorBidi" w:hAnsiTheme="majorBidi" w:cstheme="majorBidi"/>
+                <w:rFonts w:ascii="Angsana New" w:hAnsi="Angsana New" w:cs="Angsana New"/>
+                <w:szCs w:val="32"/>
               </w:rPr>
             </w:pPr>
             <w:r>
               <w:rPr>
-                <w:rFonts w:asciiTheme="majorBidi" w:hAnsiTheme="majorBidi" w:cstheme="majorBidi"/>
+                <w:rFonts w:ascii="Angsana New" w:hAnsi="Angsana New" w:cs="Angsana New"/>
+                <w:szCs w:val="32"/>
               </w:rPr>
               <w:t>AIResearchWork</w:t>
             </w:r>
@@ -3257,17 +4723,19 @@
         </w:tc>
         <w:tc>
           <w:tcPr>
-            <w:tcW w:w="2160" w:type="dxa"/>
+            <w:tcW w:w="1596" w:type="dxa"/>
           </w:tcPr>
           <w:p>
             <w:pPr>
               <w:rPr>
-                <w:rFonts w:asciiTheme="majorBidi" w:hAnsiTheme="majorBidi" w:cstheme="majorBidi"/>
+                <w:rFonts w:ascii="Angsana New" w:hAnsi="Angsana New" w:cs="Angsana New"/>
+                <w:szCs w:val="32"/>
               </w:rPr>
             </w:pPr>
             <w:r>
               <w:rPr>
-                <w:rFonts w:asciiTheme="majorBidi" w:hAnsiTheme="majorBidi" w:cstheme="majorBidi"/>
+                <w:rFonts w:ascii="Angsana New" w:hAnsi="Angsana New" w:cs="Angsana New"/>
+                <w:szCs w:val="32"/>
               </w:rPr>
               <w:t>FundingAgency</w:t>
             </w:r>
@@ -3275,17 +4743,21 @@
         </w:tc>
         <w:tc>
           <w:tcPr>
-            <w:tcW w:w="2160" w:type="dxa"/>
+            <w:tcW w:w="3532" w:type="dxa"/>
           </w:tcPr>
           <w:p>
             <w:pPr>
               <w:rPr>
-                <w:rFonts w:asciiTheme="majorBidi" w:hAnsiTheme="majorBidi" w:cstheme="majorBidi"/>
+                <w:rFonts w:ascii="Angsana New" w:hAnsi="Angsana New" w:cs="Angsana New"/>
+                <w:szCs w:val="32"/>
               </w:rPr>
             </w:pPr>
             <w:r>
               <w:rPr>
-                <w:rFonts w:asciiTheme="majorBidi" w:hAnsiTheme="majorBidi" w:cstheme="majorBidi"/>
+                <w:rFonts w:ascii="Angsana New" w:hAnsi="Angsana New" w:cs="Angsana New"/>
+                <w:szCs w:val="32"/>
+                <w:cs/>
+                <w:lang w:bidi="th-TH"/>
               </w:rPr>
               <w:t>งานวิจัยได้รับทุนจากหน่วยงาน</w:t>
             </w:r>
@@ -3324,10 +4796,10 @@
         <w:tblLook w:val="04A0" w:firstRow="1" w:lastRow="0" w:firstColumn="1" w:lastColumn="0" w:noHBand="0" w:noVBand="1"/>
       </w:tblPr>
       <w:tblGrid>
-        <w:gridCol w:w="2158"/>
-        <w:gridCol w:w="2158"/>
-        <w:gridCol w:w="2156"/>
-        <w:gridCol w:w="2158"/>
+        <w:gridCol w:w="1776"/>
+        <w:gridCol w:w="1763"/>
+        <w:gridCol w:w="1276"/>
+        <w:gridCol w:w="3815"/>
       </w:tblGrid>
       <w:tr>
         <w:trPr>
@@ -3335,21 +4807,19 @@
         </w:trPr>
         <w:tc>
           <w:tcPr>
-            <w:tcW w:w="2160" w:type="dxa"/>
+            <w:tcW w:w="1776" w:type="dxa"/>
           </w:tcPr>
           <w:p>
             <w:pPr>
               <w:rPr>
-                <w:rFonts w:asciiTheme="majorBidi" w:hAnsiTheme="majorBidi" w:cstheme="majorBidi"/>
-                <w:i/>
-                <w:iCs/>
+                <w:rFonts w:ascii="Angsana New" w:hAnsi="Angsana New" w:cs="Angsana New"/>
+                <w:szCs w:val="32"/>
               </w:rPr>
             </w:pPr>
             <w:r>
               <w:rPr>
-                <w:rFonts w:asciiTheme="majorBidi" w:hAnsiTheme="majorBidi" w:cstheme="majorBidi"/>
-                <w:i/>
-                <w:iCs/>
+                <w:rFonts w:ascii="Angsana New" w:hAnsi="Angsana New" w:cs="Angsana New"/>
+                <w:szCs w:val="32"/>
               </w:rPr>
               <w:t>Property</w:t>
             </w:r>
@@ -3357,21 +4827,19 @@
         </w:tc>
         <w:tc>
           <w:tcPr>
-            <w:tcW w:w="2160" w:type="dxa"/>
+            <w:tcW w:w="1763" w:type="dxa"/>
           </w:tcPr>
           <w:p>
             <w:pPr>
               <w:rPr>
-                <w:rFonts w:asciiTheme="majorBidi" w:hAnsiTheme="majorBidi" w:cstheme="majorBidi"/>
-                <w:i/>
-                <w:iCs/>
+                <w:rFonts w:ascii="Angsana New" w:hAnsi="Angsana New" w:cs="Angsana New"/>
+                <w:szCs w:val="32"/>
               </w:rPr>
             </w:pPr>
             <w:r>
               <w:rPr>
-                <w:rFonts w:asciiTheme="majorBidi" w:hAnsiTheme="majorBidi" w:cstheme="majorBidi"/>
-                <w:i/>
-                <w:iCs/>
+                <w:rFonts w:ascii="Angsana New" w:hAnsi="Angsana New" w:cs="Angsana New"/>
+                <w:szCs w:val="32"/>
               </w:rPr>
               <w:t>Domain</w:t>
             </w:r>
@@ -3379,21 +4847,19 @@
         </w:tc>
         <w:tc>
           <w:tcPr>
-            <w:tcW w:w="2160" w:type="dxa"/>
+            <w:tcW w:w="1276" w:type="dxa"/>
           </w:tcPr>
           <w:p>
             <w:pPr>
               <w:rPr>
-                <w:rFonts w:asciiTheme="majorBidi" w:hAnsiTheme="majorBidi" w:cstheme="majorBidi"/>
-                <w:i/>
-                <w:iCs/>
+                <w:rFonts w:ascii="Angsana New" w:hAnsi="Angsana New" w:cs="Angsana New"/>
+                <w:szCs w:val="32"/>
               </w:rPr>
             </w:pPr>
             <w:r>
               <w:rPr>
-                <w:rFonts w:asciiTheme="majorBidi" w:hAnsiTheme="majorBidi" w:cstheme="majorBidi"/>
-                <w:i/>
-                <w:iCs/>
+                <w:rFonts w:ascii="Angsana New" w:hAnsi="Angsana New" w:cs="Angsana New"/>
+                <w:szCs w:val="32"/>
               </w:rPr>
               <w:t>Range</w:t>
             </w:r>
@@ -3401,21 +4867,21 @@
         </w:tc>
         <w:tc>
           <w:tcPr>
-            <w:tcW w:w="2160" w:type="dxa"/>
+            <w:tcW w:w="3815" w:type="dxa"/>
           </w:tcPr>
           <w:p>
             <w:pPr>
               <w:rPr>
-                <w:rFonts w:asciiTheme="majorBidi" w:hAnsiTheme="majorBidi" w:cstheme="majorBidi"/>
-                <w:i/>
-                <w:iCs/>
+                <w:rFonts w:ascii="Angsana New" w:hAnsi="Angsana New" w:cs="Angsana New"/>
+                <w:szCs w:val="32"/>
               </w:rPr>
             </w:pPr>
             <w:r>
               <w:rPr>
-                <w:rFonts w:asciiTheme="majorBidi" w:hAnsiTheme="majorBidi" w:cstheme="majorBidi"/>
-                <w:i/>
-                <w:iCs/>
+                <w:rFonts w:ascii="Angsana New" w:hAnsi="Angsana New" w:cs="Angsana New"/>
+                <w:szCs w:val="32"/>
+                <w:cs/>
+                <w:lang w:bidi="th-TH"/>
               </w:rPr>
               <w:t>ความหมาย</w:t>
             </w:r>
@@ -3428,17 +4894,19 @@
         </w:trPr>
         <w:tc>
           <w:tcPr>
-            <w:tcW w:w="2160" w:type="dxa"/>
+            <w:tcW w:w="1776" w:type="dxa"/>
           </w:tcPr>
           <w:p>
             <w:pPr>
               <w:rPr>
-                <w:rFonts w:asciiTheme="majorBidi" w:hAnsiTheme="majorBidi" w:cstheme="majorBidi"/>
+                <w:rFonts w:ascii="Angsana New" w:hAnsi="Angsana New" w:cs="Angsana New"/>
+                <w:szCs w:val="32"/>
               </w:rPr>
             </w:pPr>
             <w:r>
               <w:rPr>
-                <w:rFonts w:asciiTheme="majorBidi" w:hAnsiTheme="majorBidi" w:cstheme="majorBidi"/>
+                <w:rFonts w:ascii="Angsana New" w:hAnsi="Angsana New" w:cs="Angsana New"/>
+                <w:szCs w:val="32"/>
               </w:rPr>
               <w:t>workTitle</w:t>
             </w:r>
@@ -3446,17 +4914,19 @@
         </w:tc>
         <w:tc>
           <w:tcPr>
-            <w:tcW w:w="2160" w:type="dxa"/>
+            <w:tcW w:w="1763" w:type="dxa"/>
           </w:tcPr>
           <w:p>
             <w:pPr>
               <w:rPr>
-                <w:rFonts w:asciiTheme="majorBidi" w:hAnsiTheme="majorBidi" w:cstheme="majorBidi"/>
+                <w:rFonts w:ascii="Angsana New" w:hAnsi="Angsana New" w:cs="Angsana New"/>
+                <w:szCs w:val="32"/>
               </w:rPr>
             </w:pPr>
             <w:r>
               <w:rPr>
-                <w:rFonts w:asciiTheme="majorBidi" w:hAnsiTheme="majorBidi" w:cstheme="majorBidi"/>
+                <w:rFonts w:ascii="Angsana New" w:hAnsi="Angsana New" w:cs="Angsana New"/>
+                <w:szCs w:val="32"/>
               </w:rPr>
               <w:t>AIResearchWork</w:t>
             </w:r>
@@ -3464,17 +4934,19 @@
         </w:tc>
         <w:tc>
           <w:tcPr>
-            <w:tcW w:w="2160" w:type="dxa"/>
+            <w:tcW w:w="1276" w:type="dxa"/>
           </w:tcPr>
           <w:p>
             <w:pPr>
               <w:rPr>
-                <w:rFonts w:asciiTheme="majorBidi" w:hAnsiTheme="majorBidi" w:cstheme="majorBidi"/>
+                <w:rFonts w:ascii="Angsana New" w:hAnsi="Angsana New" w:cs="Angsana New"/>
+                <w:szCs w:val="32"/>
               </w:rPr>
             </w:pPr>
             <w:r>
               <w:rPr>
-                <w:rFonts w:asciiTheme="majorBidi" w:hAnsiTheme="majorBidi" w:cstheme="majorBidi"/>
+                <w:rFonts w:ascii="Angsana New" w:hAnsi="Angsana New" w:cs="Angsana New"/>
+                <w:szCs w:val="32"/>
               </w:rPr>
               <w:t>xsd:string</w:t>
             </w:r>
@@ -3482,17 +4954,21 @@
         </w:tc>
         <w:tc>
           <w:tcPr>
-            <w:tcW w:w="2160" w:type="dxa"/>
+            <w:tcW w:w="3815" w:type="dxa"/>
           </w:tcPr>
           <w:p>
             <w:pPr>
               <w:rPr>
-                <w:rFonts w:asciiTheme="majorBidi" w:hAnsiTheme="majorBidi" w:cstheme="majorBidi"/>
+                <w:rFonts w:ascii="Angsana New" w:hAnsi="Angsana New" w:cs="Angsana New"/>
+                <w:szCs w:val="32"/>
               </w:rPr>
             </w:pPr>
             <w:r>
               <w:rPr>
-                <w:rFonts w:asciiTheme="majorBidi" w:hAnsiTheme="majorBidi" w:cstheme="majorBidi"/>
+                <w:rFonts w:ascii="Angsana New" w:hAnsi="Angsana New" w:cs="Angsana New"/>
+                <w:szCs w:val="32"/>
+                <w:cs/>
+                <w:lang w:bidi="th-TH"/>
               </w:rPr>
               <w:t>ชื่องานวิจัย</w:t>
             </w:r>
@@ -3505,35 +4981,39 @@
         </w:trPr>
         <w:tc>
           <w:tcPr>
-            <w:tcW w:w="2160" w:type="dxa"/>
+            <w:tcW w:w="1776" w:type="dxa"/>
           </w:tcPr>
           <w:p>
             <w:pPr>
               <w:rPr>
-                <w:rFonts w:asciiTheme="majorBidi" w:hAnsiTheme="majorBidi" w:cstheme="majorBidi"/>
+                <w:rFonts w:ascii="Angsana New" w:hAnsi="Angsana New" w:cs="Angsana New"/>
+                <w:szCs w:val="32"/>
               </w:rPr>
             </w:pPr>
             <w:r>
               <w:rPr>
-                <w:rFonts w:asciiTheme="majorBidi" w:hAnsiTheme="majorBidi" w:cstheme="majorBidi"/>
-              </w:rPr>
-              <w:t>publicationYear</w:t>
+                <w:rFonts w:ascii="Angsana New" w:hAnsi="Angsana New" w:cs="Angsana New"/>
+                <w:szCs w:val="32"/>
+              </w:rPr>
+              <w:t>doi</w:t>
             </w:r>
           </w:p>
         </w:tc>
         <w:tc>
           <w:tcPr>
-            <w:tcW w:w="2160" w:type="dxa"/>
+            <w:tcW w:w="1763" w:type="dxa"/>
           </w:tcPr>
           <w:p>
             <w:pPr>
               <w:rPr>
-                <w:rFonts w:asciiTheme="majorBidi" w:hAnsiTheme="majorBidi" w:cstheme="majorBidi"/>
+                <w:rFonts w:ascii="Angsana New" w:hAnsi="Angsana New" w:cs="Angsana New"/>
+                <w:szCs w:val="32"/>
               </w:rPr>
             </w:pPr>
             <w:r>
               <w:rPr>
-                <w:rFonts w:asciiTheme="majorBidi" w:hAnsiTheme="majorBidi" w:cstheme="majorBidi"/>
+                <w:rFonts w:ascii="Angsana New" w:hAnsi="Angsana New" w:cs="Angsana New"/>
+                <w:szCs w:val="32"/>
               </w:rPr>
               <w:t>AIResearchWork</w:t>
             </w:r>
@@ -3541,37 +5021,59 @@
         </w:tc>
         <w:tc>
           <w:tcPr>
-            <w:tcW w:w="2160" w:type="dxa"/>
+            <w:tcW w:w="1276" w:type="dxa"/>
           </w:tcPr>
           <w:p>
             <w:pPr>
               <w:rPr>
-                <w:rFonts w:asciiTheme="majorBidi" w:hAnsiTheme="majorBidi" w:cstheme="majorBidi"/>
+                <w:rFonts w:ascii="Angsana New" w:hAnsi="Angsana New" w:cs="Angsana New"/>
+                <w:szCs w:val="32"/>
               </w:rPr>
             </w:pPr>
             <w:r>
               <w:rPr>
-                <w:rFonts w:asciiTheme="majorBidi" w:hAnsiTheme="majorBidi" w:cstheme="majorBidi"/>
-              </w:rPr>
-              <w:t>xsd:gYear</w:t>
+                <w:rFonts w:ascii="Angsana New" w:hAnsi="Angsana New" w:cs="Angsana New"/>
+                <w:szCs w:val="32"/>
+              </w:rPr>
+              <w:t>xsd:string</w:t>
             </w:r>
           </w:p>
         </w:tc>
         <w:tc>
           <w:tcPr>
-            <w:tcW w:w="2160" w:type="dxa"/>
+            <w:tcW w:w="3815" w:type="dxa"/>
           </w:tcPr>
           <w:p>
             <w:pPr>
               <w:rPr>
-                <w:rFonts w:asciiTheme="majorBidi" w:hAnsiTheme="majorBidi" w:cstheme="majorBidi"/>
+                <w:rFonts w:ascii="Angsana New" w:hAnsi="Angsana New" w:cs="Angsana New"/>
+                <w:szCs w:val="32"/>
               </w:rPr>
             </w:pPr>
             <w:r>
               <w:rPr>
-                <w:rFonts w:asciiTheme="majorBidi" w:hAnsiTheme="majorBidi" w:cstheme="majorBidi"/>
-              </w:rPr>
-              <w:t>ปีที่เผยแพร่</w:t>
+                <w:rFonts w:ascii="Angsana New" w:hAnsi="Angsana New" w:cs="Angsana New"/>
+                <w:szCs w:val="32"/>
+                <w:cs/>
+                <w:lang w:bidi="th-TH"/>
+              </w:rPr>
+              <w:t xml:space="preserve">รหัส </w:t>
+            </w:r>
+            <w:r>
+              <w:rPr>
+                <w:rFonts w:ascii="Angsana New" w:hAnsi="Angsana New" w:cs="Angsana New"/>
+                <w:szCs w:val="32"/>
+              </w:rPr>
+              <w:t xml:space="preserve">DOI </w:t>
+            </w:r>
+            <w:r>
+              <w:rPr>
+                <w:rFonts w:ascii="Angsana New" w:hAnsi="Angsana New" w:cs="Angsana New"/>
+                <w:szCs w:val="32"/>
+                <w:cs/>
+                <w:lang w:bidi="th-TH"/>
+              </w:rPr>
+              <w:t>ของงานวิจัย (ถ้ามี)</w:t>
             </w:r>
           </w:p>
         </w:tc>
@@ -3582,17 +5084,19 @@
         </w:trPr>
         <w:tc>
           <w:tcPr>
-            <w:tcW w:w="2160" w:type="dxa"/>
+            <w:tcW w:w="1776" w:type="dxa"/>
           </w:tcPr>
           <w:p>
             <w:pPr>
               <w:rPr>
-                <w:rFonts w:asciiTheme="majorBidi" w:hAnsiTheme="majorBidi" w:cstheme="majorBidi"/>
+                <w:rFonts w:ascii="Angsana New" w:hAnsi="Angsana New" w:cs="Angsana New"/>
+                <w:szCs w:val="32"/>
               </w:rPr>
             </w:pPr>
             <w:r>
               <w:rPr>
-                <w:rFonts w:asciiTheme="majorBidi" w:hAnsiTheme="majorBidi" w:cstheme="majorBidi"/>
+                <w:rFonts w:ascii="Angsana New" w:hAnsi="Angsana New" w:cs="Angsana New"/>
+                <w:szCs w:val="32"/>
               </w:rPr>
               <w:t>abstract</w:t>
             </w:r>
@@ -3600,17 +5104,19 @@
         </w:tc>
         <w:tc>
           <w:tcPr>
-            <w:tcW w:w="2160" w:type="dxa"/>
+            <w:tcW w:w="1763" w:type="dxa"/>
           </w:tcPr>
           <w:p>
             <w:pPr>
               <w:rPr>
-                <w:rFonts w:asciiTheme="majorBidi" w:hAnsiTheme="majorBidi" w:cstheme="majorBidi"/>
+                <w:rFonts w:ascii="Angsana New" w:hAnsi="Angsana New" w:cs="Angsana New"/>
+                <w:szCs w:val="32"/>
               </w:rPr>
             </w:pPr>
             <w:r>
               <w:rPr>
-                <w:rFonts w:asciiTheme="majorBidi" w:hAnsiTheme="majorBidi" w:cstheme="majorBidi"/>
+                <w:rFonts w:ascii="Angsana New" w:hAnsi="Angsana New" w:cs="Angsana New"/>
+                <w:szCs w:val="32"/>
               </w:rPr>
               <w:t>AIResearchWork</w:t>
             </w:r>
@@ -3618,17 +5124,19 @@
         </w:tc>
         <w:tc>
           <w:tcPr>
-            <w:tcW w:w="2160" w:type="dxa"/>
+            <w:tcW w:w="1276" w:type="dxa"/>
           </w:tcPr>
           <w:p>
             <w:pPr>
               <w:rPr>
-                <w:rFonts w:asciiTheme="majorBidi" w:hAnsiTheme="majorBidi" w:cstheme="majorBidi"/>
+                <w:rFonts w:ascii="Angsana New" w:hAnsi="Angsana New" w:cs="Angsana New"/>
+                <w:szCs w:val="32"/>
               </w:rPr>
             </w:pPr>
             <w:r>
               <w:rPr>
-                <w:rFonts w:asciiTheme="majorBidi" w:hAnsiTheme="majorBidi" w:cstheme="majorBidi"/>
+                <w:rFonts w:ascii="Angsana New" w:hAnsi="Angsana New" w:cs="Angsana New"/>
+                <w:szCs w:val="32"/>
               </w:rPr>
               <w:t>xsd:string</w:t>
             </w:r>
@@ -3636,17 +5144,21 @@
         </w:tc>
         <w:tc>
           <w:tcPr>
-            <w:tcW w:w="2160" w:type="dxa"/>
+            <w:tcW w:w="3815" w:type="dxa"/>
           </w:tcPr>
           <w:p>
             <w:pPr>
               <w:rPr>
-                <w:rFonts w:asciiTheme="majorBidi" w:hAnsiTheme="majorBidi" w:cstheme="majorBidi"/>
+                <w:rFonts w:ascii="Angsana New" w:hAnsi="Angsana New" w:cs="Angsana New"/>
+                <w:szCs w:val="32"/>
               </w:rPr>
             </w:pPr>
             <w:r>
               <w:rPr>
-                <w:rFonts w:asciiTheme="majorBidi" w:hAnsiTheme="majorBidi" w:cstheme="majorBidi"/>
+                <w:rFonts w:ascii="Angsana New" w:hAnsi="Angsana New" w:cs="Angsana New"/>
+                <w:szCs w:val="32"/>
+                <w:cs/>
+                <w:lang w:bidi="th-TH"/>
               </w:rPr>
               <w:t>บทคัดย่อ</w:t>
             </w:r>
@@ -3659,73 +5171,83 @@
         </w:trPr>
         <w:tc>
           <w:tcPr>
-            <w:tcW w:w="2160" w:type="dxa"/>
+            <w:tcW w:w="1776" w:type="dxa"/>
           </w:tcPr>
           <w:p>
             <w:pPr>
               <w:rPr>
-                <w:rFonts w:asciiTheme="majorBidi" w:hAnsiTheme="majorBidi" w:cstheme="majorBidi"/>
+                <w:rFonts w:ascii="Angsana New" w:hAnsi="Angsana New" w:cs="Angsana New"/>
+                <w:szCs w:val="32"/>
               </w:rPr>
             </w:pPr>
             <w:r>
               <w:rPr>
-                <w:rFonts w:asciiTheme="majorBidi" w:hAnsiTheme="majorBidi" w:cstheme="majorBidi"/>
-              </w:rPr>
-              <w:t>researcherName</w:t>
+                <w:rFonts w:ascii="Angsana New" w:hAnsi="Angsana New" w:cs="Angsana New"/>
+                <w:szCs w:val="32"/>
+              </w:rPr>
+              <w:t>publicationYear</w:t>
             </w:r>
           </w:p>
         </w:tc>
         <w:tc>
           <w:tcPr>
-            <w:tcW w:w="2160" w:type="dxa"/>
+            <w:tcW w:w="1763" w:type="dxa"/>
           </w:tcPr>
           <w:p>
             <w:pPr>
               <w:rPr>
-                <w:rFonts w:asciiTheme="majorBidi" w:hAnsiTheme="majorBidi" w:cstheme="majorBidi"/>
+                <w:rFonts w:ascii="Angsana New" w:hAnsi="Angsana New" w:cs="Angsana New"/>
+                <w:szCs w:val="32"/>
               </w:rPr>
             </w:pPr>
             <w:r>
               <w:rPr>
-                <w:rFonts w:asciiTheme="majorBidi" w:hAnsiTheme="majorBidi" w:cstheme="majorBidi"/>
-              </w:rPr>
-              <w:t>Researcher</w:t>
+                <w:rFonts w:ascii="Angsana New" w:hAnsi="Angsana New" w:cs="Angsana New"/>
+                <w:szCs w:val="32"/>
+              </w:rPr>
+              <w:t>AIResearchWork</w:t>
             </w:r>
           </w:p>
         </w:tc>
         <w:tc>
           <w:tcPr>
-            <w:tcW w:w="2160" w:type="dxa"/>
+            <w:tcW w:w="1276" w:type="dxa"/>
           </w:tcPr>
           <w:p>
             <w:pPr>
               <w:rPr>
-                <w:rFonts w:asciiTheme="majorBidi" w:hAnsiTheme="majorBidi" w:cstheme="majorBidi"/>
+                <w:rFonts w:ascii="Angsana New" w:hAnsi="Angsana New" w:cs="Angsana New"/>
+                <w:szCs w:val="32"/>
               </w:rPr>
             </w:pPr>
             <w:r>
               <w:rPr>
-                <w:rFonts w:asciiTheme="majorBidi" w:hAnsiTheme="majorBidi" w:cstheme="majorBidi"/>
-              </w:rPr>
-              <w:t>xsd:string</w:t>
+                <w:rFonts w:ascii="Angsana New" w:hAnsi="Angsana New" w:cs="Angsana New"/>
+                <w:szCs w:val="32"/>
+              </w:rPr>
+              <w:t>xsd:gYear</w:t>
             </w:r>
           </w:p>
         </w:tc>
         <w:tc>
           <w:tcPr>
-            <w:tcW w:w="2160" w:type="dxa"/>
+            <w:tcW w:w="3815" w:type="dxa"/>
           </w:tcPr>
           <w:p>
             <w:pPr>
               <w:rPr>
-                <w:rFonts w:asciiTheme="majorBidi" w:hAnsiTheme="majorBidi" w:cstheme="majorBidi"/>
+                <w:rFonts w:ascii="Angsana New" w:hAnsi="Angsana New" w:cs="Angsana New"/>
+                <w:szCs w:val="32"/>
               </w:rPr>
             </w:pPr>
             <w:r>
               <w:rPr>
-                <w:rFonts w:asciiTheme="majorBidi" w:hAnsiTheme="majorBidi" w:cstheme="majorBidi"/>
-              </w:rPr>
-              <w:t>ชื่อนักวิจัย</w:t>
+                <w:rFonts w:ascii="Angsana New" w:hAnsi="Angsana New" w:cs="Angsana New"/>
+                <w:szCs w:val="32"/>
+                <w:cs/>
+                <w:lang w:bidi="th-TH"/>
+              </w:rPr>
+              <w:t>ปีที่เผยแพร่</w:t>
             </w:r>
           </w:p>
         </w:tc>
@@ -3736,73 +5258,83 @@
         </w:trPr>
         <w:tc>
           <w:tcPr>
-            <w:tcW w:w="2160" w:type="dxa"/>
+            <w:tcW w:w="1776" w:type="dxa"/>
           </w:tcPr>
           <w:p>
             <w:pPr>
               <w:rPr>
-                <w:rFonts w:asciiTheme="majorBidi" w:hAnsiTheme="majorBidi" w:cstheme="majorBidi"/>
+                <w:rFonts w:ascii="Angsana New" w:hAnsi="Angsana New" w:cs="Angsana New"/>
+                <w:szCs w:val="32"/>
               </w:rPr>
             </w:pPr>
             <w:r>
               <w:rPr>
-                <w:rFonts w:asciiTheme="majorBidi" w:hAnsiTheme="majorBidi" w:cstheme="majorBidi"/>
-              </w:rPr>
-              <w:t>organizationName</w:t>
+                <w:rFonts w:ascii="Angsana New" w:hAnsi="Angsana New" w:cs="Angsana New"/>
+                <w:szCs w:val="32"/>
+              </w:rPr>
+              <w:t>citations</w:t>
             </w:r>
           </w:p>
         </w:tc>
         <w:tc>
           <w:tcPr>
-            <w:tcW w:w="2160" w:type="dxa"/>
+            <w:tcW w:w="1763" w:type="dxa"/>
           </w:tcPr>
           <w:p>
             <w:pPr>
               <w:rPr>
-                <w:rFonts w:asciiTheme="majorBidi" w:hAnsiTheme="majorBidi" w:cstheme="majorBidi"/>
+                <w:rFonts w:ascii="Angsana New" w:hAnsi="Angsana New" w:cs="Angsana New"/>
+                <w:szCs w:val="32"/>
               </w:rPr>
             </w:pPr>
             <w:r>
               <w:rPr>
-                <w:rFonts w:asciiTheme="majorBidi" w:hAnsiTheme="majorBidi" w:cstheme="majorBidi"/>
-              </w:rPr>
-              <w:t>Organization</w:t>
+                <w:rFonts w:ascii="Angsana New" w:hAnsi="Angsana New" w:cs="Angsana New"/>
+                <w:szCs w:val="32"/>
+              </w:rPr>
+              <w:t>AIResearchWork</w:t>
             </w:r>
           </w:p>
         </w:tc>
         <w:tc>
           <w:tcPr>
-            <w:tcW w:w="2160" w:type="dxa"/>
+            <w:tcW w:w="1276" w:type="dxa"/>
           </w:tcPr>
           <w:p>
             <w:pPr>
               <w:rPr>
-                <w:rFonts w:asciiTheme="majorBidi" w:hAnsiTheme="majorBidi" w:cstheme="majorBidi"/>
+                <w:rFonts w:ascii="Angsana New" w:hAnsi="Angsana New" w:cs="Angsana New"/>
+                <w:szCs w:val="32"/>
               </w:rPr>
             </w:pPr>
             <w:r>
               <w:rPr>
-                <w:rFonts w:asciiTheme="majorBidi" w:hAnsiTheme="majorBidi" w:cstheme="majorBidi"/>
-              </w:rPr>
-              <w:t>xsd:string</w:t>
+                <w:rFonts w:ascii="Angsana New" w:hAnsi="Angsana New" w:cs="Angsana New"/>
+                <w:szCs w:val="32"/>
+              </w:rPr>
+              <w:t>xsd:integer</w:t>
             </w:r>
           </w:p>
         </w:tc>
         <w:tc>
           <w:tcPr>
-            <w:tcW w:w="2160" w:type="dxa"/>
+            <w:tcW w:w="3815" w:type="dxa"/>
           </w:tcPr>
           <w:p>
             <w:pPr>
               <w:rPr>
-                <w:rFonts w:asciiTheme="majorBidi" w:hAnsiTheme="majorBidi" w:cstheme="majorBidi"/>
+                <w:rFonts w:ascii="Angsana New" w:hAnsi="Angsana New" w:cs="Angsana New"/>
+                <w:szCs w:val="32"/>
               </w:rPr>
             </w:pPr>
             <w:r>
               <w:rPr>
-                <w:rFonts w:asciiTheme="majorBidi" w:hAnsiTheme="majorBidi" w:cstheme="majorBidi"/>
-              </w:rPr>
-              <w:t>ชื่อองค์กร</w:t>
+                <w:rFonts w:ascii="Angsana New" w:hAnsi="Angsana New" w:cs="Angsana New"/>
+                <w:szCs w:val="32"/>
+                <w:cs/>
+                <w:lang w:bidi="th-TH"/>
+              </w:rPr>
+              <w:t>จำนวนครั้งที่งานวิจัยถูกอ้างอิง</w:t>
             </w:r>
           </w:p>
         </w:tc>
@@ -3813,53 +5345,59 @@
         </w:trPr>
         <w:tc>
           <w:tcPr>
-            <w:tcW w:w="2160" w:type="dxa"/>
+            <w:tcW w:w="1776" w:type="dxa"/>
           </w:tcPr>
           <w:p>
             <w:pPr>
               <w:rPr>
-                <w:rFonts w:asciiTheme="majorBidi" w:hAnsiTheme="majorBidi" w:cstheme="majorBidi"/>
+                <w:rFonts w:ascii="Angsana New" w:hAnsi="Angsana New" w:cs="Angsana New"/>
+                <w:szCs w:val="32"/>
               </w:rPr>
             </w:pPr>
             <w:r>
               <w:rPr>
-                <w:rFonts w:asciiTheme="majorBidi" w:hAnsiTheme="majorBidi" w:cstheme="majorBidi"/>
-              </w:rPr>
-              <w:t>datasetName</w:t>
+                <w:rFonts w:ascii="Angsana New" w:hAnsi="Angsana New" w:cs="Angsana New"/>
+                <w:szCs w:val="32"/>
+              </w:rPr>
+              <w:t>researcherName</w:t>
             </w:r>
           </w:p>
         </w:tc>
         <w:tc>
           <w:tcPr>
-            <w:tcW w:w="2160" w:type="dxa"/>
+            <w:tcW w:w="1763" w:type="dxa"/>
           </w:tcPr>
           <w:p>
             <w:pPr>
               <w:rPr>
-                <w:rFonts w:asciiTheme="majorBidi" w:hAnsiTheme="majorBidi" w:cstheme="majorBidi"/>
+                <w:rFonts w:ascii="Angsana New" w:hAnsi="Angsana New" w:cs="Angsana New"/>
+                <w:szCs w:val="32"/>
               </w:rPr>
             </w:pPr>
             <w:r>
               <w:rPr>
-                <w:rFonts w:asciiTheme="majorBidi" w:hAnsiTheme="majorBidi" w:cstheme="majorBidi"/>
-              </w:rPr>
-              <w:t>Dataset</w:t>
+                <w:rFonts w:ascii="Angsana New" w:hAnsi="Angsana New" w:cs="Angsana New"/>
+                <w:szCs w:val="32"/>
+              </w:rPr>
+              <w:t>Researcher</w:t>
             </w:r>
           </w:p>
         </w:tc>
         <w:tc>
           <w:tcPr>
-            <w:tcW w:w="2160" w:type="dxa"/>
+            <w:tcW w:w="1276" w:type="dxa"/>
           </w:tcPr>
           <w:p>
             <w:pPr>
               <w:rPr>
-                <w:rFonts w:asciiTheme="majorBidi" w:hAnsiTheme="majorBidi" w:cstheme="majorBidi"/>
+                <w:rFonts w:ascii="Angsana New" w:hAnsi="Angsana New" w:cs="Angsana New"/>
+                <w:szCs w:val="32"/>
               </w:rPr>
             </w:pPr>
             <w:r>
               <w:rPr>
-                <w:rFonts w:asciiTheme="majorBidi" w:hAnsiTheme="majorBidi" w:cstheme="majorBidi"/>
+                <w:rFonts w:ascii="Angsana New" w:hAnsi="Angsana New" w:cs="Angsana New"/>
+                <w:szCs w:val="32"/>
               </w:rPr>
               <w:t>xsd:string</w:t>
             </w:r>
@@ -3867,19 +5405,23 @@
         </w:tc>
         <w:tc>
           <w:tcPr>
-            <w:tcW w:w="2160" w:type="dxa"/>
+            <w:tcW w:w="3815" w:type="dxa"/>
           </w:tcPr>
           <w:p>
             <w:pPr>
               <w:rPr>
-                <w:rFonts w:asciiTheme="majorBidi" w:hAnsiTheme="majorBidi" w:cstheme="majorBidi"/>
+                <w:rFonts w:ascii="Angsana New" w:hAnsi="Angsana New" w:cs="Angsana New"/>
+                <w:szCs w:val="32"/>
               </w:rPr>
             </w:pPr>
             <w:r>
               <w:rPr>
-                <w:rFonts w:asciiTheme="majorBidi" w:hAnsiTheme="majorBidi" w:cstheme="majorBidi"/>
-              </w:rPr>
-              <w:t>ชื่อ Dataset</w:t>
+                <w:rFonts w:ascii="Angsana New" w:hAnsi="Angsana New" w:cs="Angsana New"/>
+                <w:szCs w:val="32"/>
+                <w:cs/>
+                <w:lang w:bidi="th-TH"/>
+              </w:rPr>
+              <w:t>ชื่อนักวิจัย</w:t>
             </w:r>
           </w:p>
         </w:tc>
@@ -3890,53 +5432,59 @@
         </w:trPr>
         <w:tc>
           <w:tcPr>
-            <w:tcW w:w="2160" w:type="dxa"/>
+            <w:tcW w:w="1776" w:type="dxa"/>
           </w:tcPr>
           <w:p>
             <w:pPr>
               <w:rPr>
-                <w:rFonts w:asciiTheme="majorBidi" w:hAnsiTheme="majorBidi" w:cstheme="majorBidi"/>
+                <w:rFonts w:ascii="Angsana New" w:hAnsi="Angsana New" w:cs="Angsana New"/>
+                <w:szCs w:val="32"/>
               </w:rPr>
             </w:pPr>
             <w:r>
               <w:rPr>
-                <w:rFonts w:asciiTheme="majorBidi" w:hAnsiTheme="majorBidi" w:cstheme="majorBidi"/>
-              </w:rPr>
-              <w:t>modelName</w:t>
+                <w:rFonts w:ascii="Angsana New" w:hAnsi="Angsana New" w:cs="Angsana New"/>
+                <w:szCs w:val="32"/>
+              </w:rPr>
+              <w:t>organizationName</w:t>
             </w:r>
           </w:p>
         </w:tc>
         <w:tc>
           <w:tcPr>
-            <w:tcW w:w="2160" w:type="dxa"/>
+            <w:tcW w:w="1763" w:type="dxa"/>
           </w:tcPr>
           <w:p>
             <w:pPr>
               <w:rPr>
-                <w:rFonts w:asciiTheme="majorBidi" w:hAnsiTheme="majorBidi" w:cstheme="majorBidi"/>
+                <w:rFonts w:ascii="Angsana New" w:hAnsi="Angsana New" w:cs="Angsana New"/>
+                <w:szCs w:val="32"/>
               </w:rPr>
             </w:pPr>
             <w:r>
               <w:rPr>
-                <w:rFonts w:asciiTheme="majorBidi" w:hAnsiTheme="majorBidi" w:cstheme="majorBidi"/>
-              </w:rPr>
-              <w:t>AIModel</w:t>
+                <w:rFonts w:ascii="Angsana New" w:hAnsi="Angsana New" w:cs="Angsana New"/>
+                <w:szCs w:val="32"/>
+              </w:rPr>
+              <w:t>Organization</w:t>
             </w:r>
           </w:p>
         </w:tc>
         <w:tc>
           <w:tcPr>
-            <w:tcW w:w="2160" w:type="dxa"/>
+            <w:tcW w:w="1276" w:type="dxa"/>
           </w:tcPr>
           <w:p>
             <w:pPr>
               <w:rPr>
-                <w:rFonts w:asciiTheme="majorBidi" w:hAnsiTheme="majorBidi" w:cstheme="majorBidi"/>
+                <w:rFonts w:ascii="Angsana New" w:hAnsi="Angsana New" w:cs="Angsana New"/>
+                <w:szCs w:val="32"/>
               </w:rPr>
             </w:pPr>
             <w:r>
               <w:rPr>
-                <w:rFonts w:asciiTheme="majorBidi" w:hAnsiTheme="majorBidi" w:cstheme="majorBidi"/>
+                <w:rFonts w:ascii="Angsana New" w:hAnsi="Angsana New" w:cs="Angsana New"/>
+                <w:szCs w:val="32"/>
               </w:rPr>
               <w:t>xsd:string</w:t>
             </w:r>
@@ -3944,19 +5492,23 @@
         </w:tc>
         <w:tc>
           <w:tcPr>
-            <w:tcW w:w="2160" w:type="dxa"/>
+            <w:tcW w:w="3815" w:type="dxa"/>
           </w:tcPr>
           <w:p>
             <w:pPr>
               <w:rPr>
-                <w:rFonts w:asciiTheme="majorBidi" w:hAnsiTheme="majorBidi" w:cstheme="majorBidi"/>
+                <w:rFonts w:ascii="Angsana New" w:hAnsi="Angsana New" w:cs="Angsana New"/>
+                <w:szCs w:val="32"/>
               </w:rPr>
             </w:pPr>
             <w:r>
               <w:rPr>
-                <w:rFonts w:asciiTheme="majorBidi" w:hAnsiTheme="majorBidi" w:cstheme="majorBidi"/>
-              </w:rPr>
-              <w:t>ชื่อโมเดล</w:t>
+                <w:rFonts w:ascii="Angsana New" w:hAnsi="Angsana New" w:cs="Angsana New"/>
+                <w:szCs w:val="32"/>
+                <w:cs/>
+                <w:lang w:bidi="th-TH"/>
+              </w:rPr>
+              <w:t>ชื่อองค์กร</w:t>
             </w:r>
           </w:p>
         </w:tc>
@@ -3967,53 +5519,59 @@
         </w:trPr>
         <w:tc>
           <w:tcPr>
-            <w:tcW w:w="2160" w:type="dxa"/>
+            <w:tcW w:w="1776" w:type="dxa"/>
           </w:tcPr>
           <w:p>
             <w:pPr>
               <w:rPr>
-                <w:rFonts w:asciiTheme="majorBidi" w:hAnsiTheme="majorBidi" w:cstheme="majorBidi"/>
+                <w:rFonts w:ascii="Angsana New" w:hAnsi="Angsana New" w:cs="Angsana New"/>
+                <w:szCs w:val="32"/>
               </w:rPr>
             </w:pPr>
             <w:r>
               <w:rPr>
-                <w:rFonts w:asciiTheme="majorBidi" w:hAnsiTheme="majorBidi" w:cstheme="majorBidi"/>
-              </w:rPr>
-              <w:t>methodName</w:t>
+                <w:rFonts w:ascii="Angsana New" w:hAnsi="Angsana New" w:cs="Angsana New"/>
+                <w:szCs w:val="32"/>
+              </w:rPr>
+              <w:t>modelName</w:t>
             </w:r>
           </w:p>
         </w:tc>
         <w:tc>
           <w:tcPr>
-            <w:tcW w:w="2160" w:type="dxa"/>
+            <w:tcW w:w="1763" w:type="dxa"/>
           </w:tcPr>
           <w:p>
             <w:pPr>
               <w:rPr>
-                <w:rFonts w:asciiTheme="majorBidi" w:hAnsiTheme="majorBidi" w:cstheme="majorBidi"/>
+                <w:rFonts w:ascii="Angsana New" w:hAnsi="Angsana New" w:cs="Angsana New"/>
+                <w:szCs w:val="32"/>
               </w:rPr>
             </w:pPr>
             <w:r>
               <w:rPr>
-                <w:rFonts w:asciiTheme="majorBidi" w:hAnsiTheme="majorBidi" w:cstheme="majorBidi"/>
-              </w:rPr>
-              <w:t>Method</w:t>
+                <w:rFonts w:ascii="Angsana New" w:hAnsi="Angsana New" w:cs="Angsana New"/>
+                <w:szCs w:val="32"/>
+              </w:rPr>
+              <w:t>AIModel</w:t>
             </w:r>
           </w:p>
         </w:tc>
         <w:tc>
           <w:tcPr>
-            <w:tcW w:w="2160" w:type="dxa"/>
+            <w:tcW w:w="1276" w:type="dxa"/>
           </w:tcPr>
           <w:p>
             <w:pPr>
               <w:rPr>
-                <w:rFonts w:asciiTheme="majorBidi" w:hAnsiTheme="majorBidi" w:cstheme="majorBidi"/>
+                <w:rFonts w:ascii="Angsana New" w:hAnsi="Angsana New" w:cs="Angsana New"/>
+                <w:szCs w:val="32"/>
               </w:rPr>
             </w:pPr>
             <w:r>
               <w:rPr>
-                <w:rFonts w:asciiTheme="majorBidi" w:hAnsiTheme="majorBidi" w:cstheme="majorBidi"/>
+                <w:rFonts w:ascii="Angsana New" w:hAnsi="Angsana New" w:cs="Angsana New"/>
+                <w:szCs w:val="32"/>
               </w:rPr>
               <w:t>xsd:string</w:t>
             </w:r>
@@ -4021,19 +5579,23 @@
         </w:tc>
         <w:tc>
           <w:tcPr>
-            <w:tcW w:w="2160" w:type="dxa"/>
+            <w:tcW w:w="3815" w:type="dxa"/>
           </w:tcPr>
           <w:p>
             <w:pPr>
               <w:rPr>
-                <w:rFonts w:asciiTheme="majorBidi" w:hAnsiTheme="majorBidi" w:cstheme="majorBidi"/>
+                <w:rFonts w:ascii="Angsana New" w:hAnsi="Angsana New" w:cs="Angsana New"/>
+                <w:szCs w:val="32"/>
               </w:rPr>
             </w:pPr>
             <w:r>
               <w:rPr>
-                <w:rFonts w:asciiTheme="majorBidi" w:hAnsiTheme="majorBidi" w:cstheme="majorBidi"/>
-              </w:rPr>
-              <w:t>ชื่อวิธีการ</w:t>
+                <w:rFonts w:ascii="Angsana New" w:hAnsi="Angsana New" w:cs="Angsana New"/>
+                <w:szCs w:val="32"/>
+                <w:cs/>
+                <w:lang w:bidi="th-TH"/>
+              </w:rPr>
+              <w:t>ชื่อโมเดล</w:t>
             </w:r>
           </w:p>
         </w:tc>
@@ -4044,53 +5606,59 @@
         </w:trPr>
         <w:tc>
           <w:tcPr>
-            <w:tcW w:w="2160" w:type="dxa"/>
+            <w:tcW w:w="1776" w:type="dxa"/>
           </w:tcPr>
           <w:p>
             <w:pPr>
               <w:rPr>
-                <w:rFonts w:asciiTheme="majorBidi" w:hAnsiTheme="majorBidi" w:cstheme="majorBidi"/>
+                <w:rFonts w:ascii="Angsana New" w:hAnsi="Angsana New" w:cs="Angsana New"/>
+                <w:szCs w:val="32"/>
               </w:rPr>
             </w:pPr>
             <w:r>
               <w:rPr>
-                <w:rFonts w:asciiTheme="majorBidi" w:hAnsiTheme="majorBidi" w:cstheme="majorBidi"/>
-              </w:rPr>
-              <w:t>evaluationName</w:t>
+                <w:rFonts w:ascii="Angsana New" w:hAnsi="Angsana New" w:cs="Angsana New"/>
+                <w:szCs w:val="32"/>
+              </w:rPr>
+              <w:t>methodName</w:t>
             </w:r>
           </w:p>
         </w:tc>
         <w:tc>
           <w:tcPr>
-            <w:tcW w:w="2160" w:type="dxa"/>
+            <w:tcW w:w="1763" w:type="dxa"/>
           </w:tcPr>
           <w:p>
             <w:pPr>
               <w:rPr>
-                <w:rFonts w:asciiTheme="majorBidi" w:hAnsiTheme="majorBidi" w:cstheme="majorBidi"/>
+                <w:rFonts w:ascii="Angsana New" w:hAnsi="Angsana New" w:cs="Angsana New"/>
+                <w:szCs w:val="32"/>
               </w:rPr>
             </w:pPr>
             <w:r>
               <w:rPr>
-                <w:rFonts w:asciiTheme="majorBidi" w:hAnsiTheme="majorBidi" w:cstheme="majorBidi"/>
-              </w:rPr>
-              <w:t>Evaluation</w:t>
+                <w:rFonts w:ascii="Angsana New" w:hAnsi="Angsana New" w:cs="Angsana New"/>
+                <w:szCs w:val="32"/>
+              </w:rPr>
+              <w:t>Method</w:t>
             </w:r>
           </w:p>
         </w:tc>
         <w:tc>
           <w:tcPr>
-            <w:tcW w:w="2160" w:type="dxa"/>
+            <w:tcW w:w="1276" w:type="dxa"/>
           </w:tcPr>
           <w:p>
             <w:pPr>
               <w:rPr>
-                <w:rFonts w:asciiTheme="majorBidi" w:hAnsiTheme="majorBidi" w:cstheme="majorBidi"/>
+                <w:rFonts w:ascii="Angsana New" w:hAnsi="Angsana New" w:cs="Angsana New"/>
+                <w:szCs w:val="32"/>
               </w:rPr>
             </w:pPr>
             <w:r>
               <w:rPr>
-                <w:rFonts w:asciiTheme="majorBidi" w:hAnsiTheme="majorBidi" w:cstheme="majorBidi"/>
+                <w:rFonts w:ascii="Angsana New" w:hAnsi="Angsana New" w:cs="Angsana New"/>
+                <w:szCs w:val="32"/>
               </w:rPr>
               <w:t>xsd:string</w:t>
             </w:r>
@@ -4098,19 +5666,23 @@
         </w:tc>
         <w:tc>
           <w:tcPr>
-            <w:tcW w:w="2160" w:type="dxa"/>
+            <w:tcW w:w="3815" w:type="dxa"/>
           </w:tcPr>
           <w:p>
             <w:pPr>
               <w:rPr>
-                <w:rFonts w:asciiTheme="majorBidi" w:hAnsiTheme="majorBidi" w:cstheme="majorBidi"/>
+                <w:rFonts w:ascii="Angsana New" w:hAnsi="Angsana New" w:cs="Angsana New"/>
+                <w:szCs w:val="32"/>
               </w:rPr>
             </w:pPr>
             <w:r>
               <w:rPr>
-                <w:rFonts w:asciiTheme="majorBidi" w:hAnsiTheme="majorBidi" w:cstheme="majorBidi"/>
-              </w:rPr>
-              <w:t>ชื่อการประเมิน</w:t>
+                <w:rFonts w:ascii="Angsana New" w:hAnsi="Angsana New" w:cs="Angsana New"/>
+                <w:szCs w:val="32"/>
+                <w:cs/>
+                <w:lang w:bidi="th-TH"/>
+              </w:rPr>
+              <w:t>ชื่อวิธีการ</w:t>
             </w:r>
           </w:p>
         </w:tc>
@@ -4121,53 +5693,59 @@
         </w:trPr>
         <w:tc>
           <w:tcPr>
-            <w:tcW w:w="2160" w:type="dxa"/>
+            <w:tcW w:w="1776" w:type="dxa"/>
           </w:tcPr>
           <w:p>
             <w:pPr>
               <w:rPr>
-                <w:rFonts w:asciiTheme="majorBidi" w:hAnsiTheme="majorBidi" w:cstheme="majorBidi"/>
+                <w:rFonts w:ascii="Angsana New" w:hAnsi="Angsana New" w:cs="Angsana New"/>
+                <w:szCs w:val="32"/>
               </w:rPr>
             </w:pPr>
             <w:r>
               <w:rPr>
-                <w:rFonts w:asciiTheme="majorBidi" w:hAnsiTheme="majorBidi" w:cstheme="majorBidi"/>
-              </w:rPr>
-              <w:t>venueName</w:t>
+                <w:rFonts w:ascii="Angsana New" w:hAnsi="Angsana New" w:cs="Angsana New"/>
+                <w:szCs w:val="32"/>
+              </w:rPr>
+              <w:t>datasetName</w:t>
             </w:r>
           </w:p>
         </w:tc>
         <w:tc>
           <w:tcPr>
-            <w:tcW w:w="2160" w:type="dxa"/>
+            <w:tcW w:w="1763" w:type="dxa"/>
           </w:tcPr>
           <w:p>
             <w:pPr>
               <w:rPr>
-                <w:rFonts w:asciiTheme="majorBidi" w:hAnsiTheme="majorBidi" w:cstheme="majorBidi"/>
+                <w:rFonts w:ascii="Angsana New" w:hAnsi="Angsana New" w:cs="Angsana New"/>
+                <w:szCs w:val="32"/>
               </w:rPr>
             </w:pPr>
             <w:r>
               <w:rPr>
-                <w:rFonts w:asciiTheme="majorBidi" w:hAnsiTheme="majorBidi" w:cstheme="majorBidi"/>
-              </w:rPr>
-              <w:t>Venue</w:t>
+                <w:rFonts w:ascii="Angsana New" w:hAnsi="Angsana New" w:cs="Angsana New"/>
+                <w:szCs w:val="32"/>
+              </w:rPr>
+              <w:t>Dataset</w:t>
             </w:r>
           </w:p>
         </w:tc>
         <w:tc>
           <w:tcPr>
-            <w:tcW w:w="2160" w:type="dxa"/>
+            <w:tcW w:w="1276" w:type="dxa"/>
           </w:tcPr>
           <w:p>
             <w:pPr>
               <w:rPr>
-                <w:rFonts w:asciiTheme="majorBidi" w:hAnsiTheme="majorBidi" w:cstheme="majorBidi"/>
+                <w:rFonts w:ascii="Angsana New" w:hAnsi="Angsana New" w:cs="Angsana New"/>
+                <w:szCs w:val="32"/>
               </w:rPr>
             </w:pPr>
             <w:r>
               <w:rPr>
-                <w:rFonts w:asciiTheme="majorBidi" w:hAnsiTheme="majorBidi" w:cstheme="majorBidi"/>
+                <w:rFonts w:ascii="Angsana New" w:hAnsi="Angsana New" w:cs="Angsana New"/>
+                <w:szCs w:val="32"/>
               </w:rPr>
               <w:t>xsd:string</w:t>
             </w:r>
@@ -4175,17 +5753,202 @@
         </w:tc>
         <w:tc>
           <w:tcPr>
-            <w:tcW w:w="2160" w:type="dxa"/>
+            <w:tcW w:w="3815" w:type="dxa"/>
           </w:tcPr>
           <w:p>
             <w:pPr>
               <w:rPr>
-                <w:rFonts w:asciiTheme="majorBidi" w:hAnsiTheme="majorBidi" w:cstheme="majorBidi"/>
+                <w:rFonts w:ascii="Angsana New" w:hAnsi="Angsana New" w:cs="Angsana New"/>
+                <w:szCs w:val="32"/>
               </w:rPr>
             </w:pPr>
             <w:r>
               <w:rPr>
-                <w:rFonts w:asciiTheme="majorBidi" w:hAnsiTheme="majorBidi" w:cstheme="majorBidi"/>
+                <w:rFonts w:ascii="Angsana New" w:hAnsi="Angsana New" w:cs="Angsana New"/>
+                <w:szCs w:val="32"/>
+                <w:cs/>
+                <w:lang w:bidi="th-TH"/>
+              </w:rPr>
+              <w:t xml:space="preserve">ชื่อ </w:t>
+            </w:r>
+            <w:r>
+              <w:rPr>
+                <w:rFonts w:ascii="Angsana New" w:hAnsi="Angsana New" w:cs="Angsana New"/>
+                <w:szCs w:val="32"/>
+              </w:rPr>
+              <w:t>Dataset</w:t>
+            </w:r>
+          </w:p>
+        </w:tc>
+      </w:tr>
+      <w:tr>
+        <w:trPr>
+          <w:jc w:val="center"/>
+        </w:trPr>
+        <w:tc>
+          <w:tcPr>
+            <w:tcW w:w="1776" w:type="dxa"/>
+          </w:tcPr>
+          <w:p>
+            <w:pPr>
+              <w:rPr>
+                <w:rFonts w:ascii="Angsana New" w:hAnsi="Angsana New" w:cs="Angsana New"/>
+                <w:szCs w:val="32"/>
+              </w:rPr>
+            </w:pPr>
+            <w:r>
+              <w:rPr>
+                <w:rFonts w:ascii="Angsana New" w:hAnsi="Angsana New" w:cs="Angsana New"/>
+                <w:szCs w:val="32"/>
+              </w:rPr>
+              <w:t>evaluationName</w:t>
+            </w:r>
+          </w:p>
+        </w:tc>
+        <w:tc>
+          <w:tcPr>
+            <w:tcW w:w="1763" w:type="dxa"/>
+          </w:tcPr>
+          <w:p>
+            <w:pPr>
+              <w:rPr>
+                <w:rFonts w:ascii="Angsana New" w:hAnsi="Angsana New" w:cs="Angsana New"/>
+                <w:szCs w:val="32"/>
+              </w:rPr>
+            </w:pPr>
+            <w:r>
+              <w:rPr>
+                <w:rFonts w:ascii="Angsana New" w:hAnsi="Angsana New" w:cs="Angsana New"/>
+                <w:szCs w:val="32"/>
+              </w:rPr>
+              <w:t>Evaluation</w:t>
+            </w:r>
+          </w:p>
+        </w:tc>
+        <w:tc>
+          <w:tcPr>
+            <w:tcW w:w="1276" w:type="dxa"/>
+          </w:tcPr>
+          <w:p>
+            <w:pPr>
+              <w:rPr>
+                <w:rFonts w:ascii="Angsana New" w:hAnsi="Angsana New" w:cs="Angsana New"/>
+                <w:szCs w:val="32"/>
+              </w:rPr>
+            </w:pPr>
+            <w:r>
+              <w:rPr>
+                <w:rFonts w:ascii="Angsana New" w:hAnsi="Angsana New" w:cs="Angsana New"/>
+                <w:szCs w:val="32"/>
+              </w:rPr>
+              <w:t>xsd:string</w:t>
+            </w:r>
+          </w:p>
+        </w:tc>
+        <w:tc>
+          <w:tcPr>
+            <w:tcW w:w="3815" w:type="dxa"/>
+          </w:tcPr>
+          <w:p>
+            <w:pPr>
+              <w:rPr>
+                <w:rFonts w:ascii="Angsana New" w:hAnsi="Angsana New" w:cs="Angsana New"/>
+                <w:szCs w:val="32"/>
+              </w:rPr>
+            </w:pPr>
+            <w:r>
+              <w:rPr>
+                <w:rFonts w:ascii="Angsana New" w:hAnsi="Angsana New" w:cs="Angsana New"/>
+                <w:szCs w:val="32"/>
+                <w:cs/>
+                <w:lang w:bidi="th-TH"/>
+              </w:rPr>
+              <w:t>ชื่อการประเมิน</w:t>
+            </w:r>
+          </w:p>
+        </w:tc>
+      </w:tr>
+      <w:tr>
+        <w:trPr>
+          <w:jc w:val="center"/>
+        </w:trPr>
+        <w:tc>
+          <w:tcPr>
+            <w:tcW w:w="1776" w:type="dxa"/>
+          </w:tcPr>
+          <w:p>
+            <w:pPr>
+              <w:rPr>
+                <w:rFonts w:ascii="Angsana New" w:hAnsi="Angsana New" w:cs="Angsana New"/>
+                <w:szCs w:val="32"/>
+              </w:rPr>
+            </w:pPr>
+            <w:r>
+              <w:rPr>
+                <w:rFonts w:ascii="Angsana New" w:hAnsi="Angsana New" w:cs="Angsana New"/>
+                <w:szCs w:val="32"/>
+              </w:rPr>
+              <w:t>venueName</w:t>
+            </w:r>
+          </w:p>
+        </w:tc>
+        <w:tc>
+          <w:tcPr>
+            <w:tcW w:w="1763" w:type="dxa"/>
+          </w:tcPr>
+          <w:p>
+            <w:pPr>
+              <w:rPr>
+                <w:rFonts w:ascii="Angsana New" w:hAnsi="Angsana New" w:cs="Angsana New"/>
+                <w:szCs w:val="32"/>
+              </w:rPr>
+            </w:pPr>
+            <w:r>
+              <w:rPr>
+                <w:rFonts w:ascii="Angsana New" w:hAnsi="Angsana New" w:cs="Angsana New"/>
+                <w:szCs w:val="32"/>
+              </w:rPr>
+              <w:t>Venue</w:t>
+            </w:r>
+          </w:p>
+        </w:tc>
+        <w:tc>
+          <w:tcPr>
+            <w:tcW w:w="1276" w:type="dxa"/>
+          </w:tcPr>
+          <w:p>
+            <w:pPr>
+              <w:rPr>
+                <w:rFonts w:ascii="Angsana New" w:hAnsi="Angsana New" w:cs="Angsana New"/>
+                <w:szCs w:val="32"/>
+              </w:rPr>
+            </w:pPr>
+            <w:r>
+              <w:rPr>
+                <w:rFonts w:ascii="Angsana New" w:hAnsi="Angsana New" w:cs="Angsana New"/>
+                <w:szCs w:val="32"/>
+              </w:rPr>
+              <w:t>xsd:string</w:t>
+            </w:r>
+          </w:p>
+        </w:tc>
+        <w:tc>
+          <w:tcPr>
+            <w:tcW w:w="3815" w:type="dxa"/>
+          </w:tcPr>
+          <w:p>
+            <w:pPr>
+              <w:rPr>
+                <w:rFonts w:ascii="Angsana New" w:hAnsi="Angsana New" w:cs="Angsana New"/>
+                <w:szCs w:val="32"/>
+              </w:rPr>
+            </w:pPr>
+            <w:r>
+              <w:rPr>
+                <w:rFonts w:ascii="Angsana New" w:hAnsi="Angsana New" w:cs="Angsana New"/>
+                <w:szCs w:val="32"/>
+                <w:cs/>
+                <w:lang w:bidi="th-TH"/>
               </w:rPr>
               <w:t>ชื่อแหล่งเผยแพร่</w:t>
             </w:r>
@@ -4204,27 +5967,19 @@
     </w:p>
     <w:p>
       <w:pPr>
-        <w:rPr>
-          <w:rFonts w:asciiTheme="majorBidi" w:hAnsiTheme="majorBidi" w:cstheme="majorBidi"/>
+        <w:spacing w:after="0"/>
+        <w:rPr>
+          <w:rFonts w:ascii="Angsana New" w:hAnsi="Angsana New" w:cs="Angsana New"/>
           <w:b/>
           <w:lang w:bidi="th-TH"/>
         </w:rPr>
       </w:pPr>
-    </w:p>
-    <w:p>
-      <w:pPr>
-        <w:spacing w:after="0"/>
+      <w:r>
         <w:rPr>
           <w:rFonts w:ascii="Angsana New" w:hAnsi="Angsana New" w:cs="Angsana New"/>
           <w:b/>
-          <w:lang w:bidi="th-TH"/>
-        </w:rPr>
-      </w:pPr>
-      <w:r>
-        <w:rPr>
-          <w:rFonts w:ascii="Angsana New" w:hAnsi="Angsana New" w:cs="Angsana New"/>
-          <w:b/>
-        </w:rPr>
+        </w:rPr>
+        <w:lastRenderedPageBreak/>
         <w:t>7. Naming Convention</w:t>
       </w:r>
     </w:p>
@@ -4248,7 +6003,6 @@
           <w:cs/>
           <w:lang w:bidi="th-TH"/>
         </w:rPr>
-        <w:lastRenderedPageBreak/>
         <w:t xml:space="preserve">- </w:t>
       </w:r>
       <w:r>
@@ -4383,7 +6137,7 @@
         <w:ind w:firstLine="360"/>
         <w:jc w:val="both"/>
         <w:rPr>
-          <w:rFonts w:asciiTheme="majorBidi" w:hAnsiTheme="majorBidi" w:cstheme="majorBidi" w:hint="cs"/>
+          <w:rFonts w:asciiTheme="majorBidi" w:hAnsiTheme="majorBidi" w:cstheme="majorBidi"/>
           <w:szCs w:val="32"/>
           <w:lang w:bidi="th-TH"/>
         </w:rPr>
@@ -4675,7 +6429,7 @@
         <w:spacing w:after="0"/>
         <w:ind w:firstLine="720"/>
         <w:rPr>
-          <w:rFonts w:ascii="Angsana New" w:hAnsi="Angsana New" w:cs="Angsana New" w:hint="cs"/>
+          <w:rFonts w:ascii="Angsana New" w:hAnsi="Angsana New" w:cs="Angsana New"/>
           <w:szCs w:val="32"/>
           <w:lang w:bidi="th-TH"/>
         </w:rPr>
@@ -4684,412 +6438,160 @@
     <w:p>
       <w:pPr>
         <w:spacing w:after="0"/>
-        <w:rPr>
-          <w:rFonts w:asciiTheme="majorBidi" w:hAnsiTheme="majorBidi" w:cstheme="majorBidi"/>
-        </w:rPr>
-      </w:pPr>
-      <w:r>
-        <w:rPr>
-          <w:rFonts w:asciiTheme="majorBidi" w:hAnsiTheme="majorBidi" w:cstheme="majorBidi"/>
-          <w:b/>
-        </w:rPr>
-        <w:t>9. ภาพรวมความสัมพันธ์ของ Schema</w:t>
-      </w:r>
-    </w:p>
-    <w:p>
-      <w:pPr>
-        <w:rPr>
-          <w:rFonts w:asciiTheme="majorBidi" w:hAnsiTheme="majorBidi" w:cstheme="majorBidi"/>
-          <w:lang w:bidi="th-TH"/>
-        </w:rPr>
-      </w:pPr>
-      <w:r>
-        <w:rPr>
-          <w:rFonts w:asciiTheme="majorBidi" w:hAnsiTheme="majorBidi" w:cstheme="majorBidi"/>
-        </w:rPr>
-        <w:t>AIResearchWork</w:t>
-      </w:r>
-      <w:r>
-        <w:rPr>
-          <w:rFonts w:asciiTheme="majorBidi" w:hAnsiTheme="majorBidi" w:cstheme="majorBidi"/>
-        </w:rPr>
-        <w:br/>
-      </w:r>
-      <w:r>
-        <w:rPr>
-          <w:rFonts w:ascii="MS Mincho" w:eastAsia="MS Mincho" w:hAnsi="MS Mincho" w:cs="MS Mincho" w:hint="eastAsia"/>
-        </w:rPr>
-        <w:t>├──</w:t>
-      </w:r>
-      <w:r>
-        <w:rPr>
-          <w:rFonts w:asciiTheme="majorBidi" w:hAnsiTheme="majorBidi" w:cstheme="majorBidi"/>
-        </w:rPr>
-        <w:t xml:space="preserve"> createdBy </w:t>
-      </w:r>
-      <w:r>
-        <w:rPr>
-          <w:rFonts w:ascii="Times New Roman" w:hAnsi="Times New Roman" w:cs="Times New Roman"/>
-        </w:rPr>
-        <w:t>─────→</w:t>
-      </w:r>
-      <w:r>
-        <w:rPr>
-          <w:rFonts w:asciiTheme="majorBidi" w:hAnsiTheme="majorBidi" w:cstheme="majorBidi"/>
-        </w:rPr>
-        <w:t xml:space="preserve"> Researcher </w:t>
-      </w:r>
-      <w:r>
-        <w:rPr>
-          <w:rFonts w:ascii="Times New Roman" w:hAnsi="Times New Roman" w:cs="Times New Roman"/>
-        </w:rPr>
-        <w:t>───</w:t>
-      </w:r>
-      <w:r>
-        <w:rPr>
-          <w:rFonts w:asciiTheme="majorBidi" w:hAnsiTheme="majorBidi" w:cstheme="majorBidi"/>
-        </w:rPr>
-        <w:t xml:space="preserve"> affiliatedWith </w:t>
-      </w:r>
-      <w:r>
-        <w:rPr>
-          <w:rFonts w:ascii="Times New Roman" w:hAnsi="Times New Roman" w:cs="Times New Roman"/>
-        </w:rPr>
-        <w:t>───→</w:t>
-      </w:r>
-      <w:r>
-        <w:rPr>
-          <w:rFonts w:asciiTheme="majorBidi" w:hAnsiTheme="majorBidi" w:cstheme="majorBidi"/>
-        </w:rPr>
-        <w:t xml:space="preserve"> Organization</w:t>
-      </w:r>
-      <w:r>
-        <w:rPr>
-          <w:rFonts w:asciiTheme="majorBidi" w:hAnsiTheme="majorBidi" w:cstheme="majorBidi"/>
-        </w:rPr>
-        <w:br/>
-      </w:r>
-      <w:r>
-        <w:rPr>
-          <w:rFonts w:ascii="MS Mincho" w:eastAsia="MS Mincho" w:hAnsi="MS Mincho" w:cs="MS Mincho" w:hint="eastAsia"/>
-        </w:rPr>
-        <w:t>├──</w:t>
-      </w:r>
-      <w:r>
-        <w:rPr>
-          <w:rFonts w:asciiTheme="majorBidi" w:hAnsiTheme="majorBidi" w:cstheme="majorBidi"/>
-        </w:rPr>
-        <w:t xml:space="preserve"> hasTopic </w:t>
-      </w:r>
-      <w:r>
-        <w:rPr>
-          <w:rFonts w:ascii="Times New Roman" w:hAnsi="Times New Roman" w:cs="Times New Roman"/>
-        </w:rPr>
-        <w:t>──────→</w:t>
-      </w:r>
-      <w:r>
-        <w:rPr>
-          <w:rFonts w:asciiTheme="majorBidi" w:hAnsiTheme="majorBidi" w:cstheme="majorBidi"/>
-        </w:rPr>
-        <w:t xml:space="preserve"> ResearchTopic</w:t>
-      </w:r>
-      <w:r>
-        <w:rPr>
-          <w:rFonts w:asciiTheme="majorBidi" w:hAnsiTheme="majorBidi" w:cstheme="majorBidi"/>
-        </w:rPr>
-        <w:br/>
-      </w:r>
-      <w:r>
-        <w:rPr>
-          <w:rFonts w:ascii="MS Mincho" w:eastAsia="MS Mincho" w:hAnsi="MS Mincho" w:cs="MS Mincho" w:hint="eastAsia"/>
-        </w:rPr>
-        <w:t>├──</w:t>
-      </w:r>
-      <w:r>
-        <w:rPr>
-          <w:rFonts w:asciiTheme="majorBidi" w:hAnsiTheme="majorBidi" w:cstheme="majorBidi"/>
-        </w:rPr>
-        <w:t xml:space="preserve"> usesModel </w:t>
-      </w:r>
-      <w:r>
-        <w:rPr>
-          <w:rFonts w:ascii="Times New Roman" w:hAnsi="Times New Roman" w:cs="Times New Roman"/>
-        </w:rPr>
-        <w:t>─────→</w:t>
-      </w:r>
-      <w:r>
-        <w:rPr>
-          <w:rFonts w:asciiTheme="majorBidi" w:hAnsiTheme="majorBidi" w:cstheme="majorBidi"/>
-        </w:rPr>
-        <w:t xml:space="preserve"> AIModel</w:t>
-      </w:r>
-      <w:r>
-        <w:rPr>
-          <w:rFonts w:asciiTheme="majorBidi" w:hAnsiTheme="majorBidi" w:cstheme="majorBidi"/>
-        </w:rPr>
-        <w:br/>
-      </w:r>
-      <w:r>
-        <w:rPr>
-          <w:rFonts w:ascii="MS Mincho" w:eastAsia="MS Mincho" w:hAnsi="MS Mincho" w:cs="MS Mincho" w:hint="eastAsia"/>
-        </w:rPr>
-        <w:t>├──</w:t>
-      </w:r>
-      <w:r>
-        <w:rPr>
-          <w:rFonts w:asciiTheme="majorBidi" w:hAnsiTheme="majorBidi" w:cstheme="majorBidi"/>
-        </w:rPr>
-        <w:t xml:space="preserve"> usesMethod </w:t>
-      </w:r>
-      <w:r>
-        <w:rPr>
-          <w:rFonts w:ascii="Times New Roman" w:hAnsi="Times New Roman" w:cs="Times New Roman"/>
-        </w:rPr>
-        <w:t>────→</w:t>
-      </w:r>
-      <w:r>
-        <w:rPr>
-          <w:rFonts w:asciiTheme="majorBidi" w:hAnsiTheme="majorBidi" w:cstheme="majorBidi"/>
-        </w:rPr>
-        <w:t xml:space="preserve"> Method</w:t>
-      </w:r>
-      <w:r>
-        <w:rPr>
-          <w:rFonts w:asciiTheme="majorBidi" w:hAnsiTheme="majorBidi" w:cstheme="majorBidi"/>
-        </w:rPr>
-        <w:br/>
-      </w:r>
-      <w:r>
-        <w:rPr>
-          <w:rFonts w:ascii="MS Mincho" w:eastAsia="MS Mincho" w:hAnsi="MS Mincho" w:cs="MS Mincho" w:hint="eastAsia"/>
-        </w:rPr>
-        <w:t>├──</w:t>
-      </w:r>
-      <w:r>
-        <w:rPr>
-          <w:rFonts w:asciiTheme="majorBidi" w:hAnsiTheme="majorBidi" w:cstheme="majorBidi"/>
-        </w:rPr>
-        <w:t xml:space="preserve"> usesDataset </w:t>
-      </w:r>
-      <w:r>
-        <w:rPr>
-          <w:rFonts w:ascii="Times New Roman" w:hAnsi="Times New Roman" w:cs="Times New Roman"/>
-        </w:rPr>
-        <w:t>───→</w:t>
-      </w:r>
-      <w:r>
-        <w:rPr>
-          <w:rFonts w:asciiTheme="majorBidi" w:hAnsiTheme="majorBidi" w:cstheme="majorBidi"/>
-        </w:rPr>
-        <w:t xml:space="preserve"> Dataset</w:t>
-      </w:r>
-      <w:r>
-        <w:rPr>
-          <w:rFonts w:asciiTheme="majorBidi" w:hAnsiTheme="majorBidi" w:cstheme="majorBidi"/>
-        </w:rPr>
-        <w:br/>
-      </w:r>
-      <w:r>
-        <w:rPr>
-          <w:rFonts w:ascii="MS Mincho" w:eastAsia="MS Mincho" w:hAnsi="MS Mincho" w:cs="MS Mincho" w:hint="eastAsia"/>
-        </w:rPr>
-        <w:t>├──</w:t>
-      </w:r>
-      <w:r>
-        <w:rPr>
-          <w:rFonts w:asciiTheme="majorBidi" w:hAnsiTheme="majorBidi" w:cstheme="majorBidi"/>
-        </w:rPr>
-        <w:t xml:space="preserve"> evaluatedBy </w:t>
-      </w:r>
-      <w:r>
-        <w:rPr>
-          <w:rFonts w:ascii="Times New Roman" w:hAnsi="Times New Roman" w:cs="Times New Roman"/>
-        </w:rPr>
-        <w:t>───→</w:t>
-      </w:r>
-      <w:r>
-        <w:rPr>
-          <w:rFonts w:asciiTheme="majorBidi" w:hAnsiTheme="majorBidi" w:cstheme="majorBidi"/>
-        </w:rPr>
-        <w:t xml:space="preserve"> Evaluation</w:t>
-      </w:r>
-      <w:r>
-        <w:rPr>
-          <w:rFonts w:asciiTheme="majorBidi" w:hAnsiTheme="majorBidi" w:cstheme="majorBidi"/>
-        </w:rPr>
-        <w:br/>
-      </w:r>
-      <w:r>
-        <w:rPr>
-          <w:rFonts w:ascii="MS Mincho" w:eastAsia="MS Mincho" w:hAnsi="MS Mincho" w:cs="MS Mincho" w:hint="eastAsia"/>
-        </w:rPr>
-        <w:t>└──</w:t>
-      </w:r>
-      <w:r>
-        <w:rPr>
-          <w:rFonts w:asciiTheme="majorBidi" w:hAnsiTheme="majorBidi" w:cstheme="majorBidi"/>
-        </w:rPr>
-        <w:t xml:space="preserve"> fundedBy </w:t>
-      </w:r>
-      <w:r>
-        <w:rPr>
-          <w:rFonts w:ascii="Times New Roman" w:hAnsi="Times New Roman" w:cs="Times New Roman"/>
-        </w:rPr>
-        <w:t>──────→</w:t>
-      </w:r>
-      <w:r>
-        <w:rPr>
-          <w:rFonts w:asciiTheme="majorBidi" w:hAnsiTheme="majorBidi" w:cstheme="majorBidi"/>
-        </w:rPr>
-        <w:t xml:space="preserve"> </w:t>
-      </w:r>
-      <w:proofErr w:type="spellStart"/>
-      <w:r>
-        <w:rPr>
-          <w:rFonts w:asciiTheme="majorBidi" w:hAnsiTheme="majorBidi" w:cstheme="majorBidi"/>
-        </w:rPr>
-        <w:t>FundingAgency</w:t>
-      </w:r>
-      <w:proofErr w:type="spellEnd"/>
-      <w:r>
-        <w:rPr>
-          <w:rFonts w:asciiTheme="majorBidi" w:hAnsiTheme="majorBidi" w:cstheme="majorBidi"/>
-        </w:rPr>
-        <w:br/>
-        <w:t>ResearchPublication</w:t>
-      </w:r>
-      <w:r>
-        <w:rPr>
-          <w:rFonts w:asciiTheme="majorBidi" w:hAnsiTheme="majorBidi" w:cstheme="majorBidi"/>
-        </w:rPr>
-        <w:br/>
-      </w:r>
-      <w:r>
-        <w:rPr>
-          <w:rFonts w:ascii="MS Mincho" w:eastAsia="MS Mincho" w:hAnsi="MS Mincho" w:cs="MS Mincho" w:hint="eastAsia"/>
-        </w:rPr>
-        <w:lastRenderedPageBreak/>
-        <w:t>└──</w:t>
-      </w:r>
-      <w:r>
-        <w:rPr>
-          <w:rFonts w:asciiTheme="majorBidi" w:hAnsiTheme="majorBidi" w:cstheme="majorBidi"/>
-        </w:rPr>
-        <w:t xml:space="preserve"> publishedAt </w:t>
-      </w:r>
-      <w:r>
-        <w:rPr>
-          <w:rFonts w:ascii="Times New Roman" w:hAnsi="Times New Roman" w:cs="Times New Roman"/>
-        </w:rPr>
-        <w:t>───→</w:t>
-      </w:r>
-      <w:r>
-        <w:rPr>
-          <w:rFonts w:asciiTheme="majorBidi" w:hAnsiTheme="majorBidi" w:cstheme="majorBidi"/>
-        </w:rPr>
-        <w:t xml:space="preserve"> Venue</w:t>
-      </w:r>
-      <w:r>
-        <w:rPr>
-          <w:rFonts w:asciiTheme="majorBidi" w:hAnsiTheme="majorBidi" w:cstheme="majorBidi"/>
-        </w:rPr>
-        <w:br/>
-        <w:t xml:space="preserve">                       </w:t>
-      </w:r>
-      <w:r>
-        <w:rPr>
-          <w:rFonts w:ascii="MS Mincho" w:eastAsia="MS Mincho" w:hAnsi="MS Mincho" w:cs="MS Mincho" w:hint="eastAsia"/>
-        </w:rPr>
-        <w:t>├──</w:t>
-      </w:r>
-      <w:r>
-        <w:rPr>
-          <w:rFonts w:asciiTheme="majorBidi" w:hAnsiTheme="majorBidi" w:cstheme="majorBidi"/>
-        </w:rPr>
-        <w:t xml:space="preserve"> Journal</w:t>
-      </w:r>
-      <w:r>
-        <w:rPr>
-          <w:rFonts w:asciiTheme="majorBidi" w:hAnsiTheme="majorBidi" w:cstheme="majorBidi"/>
-        </w:rPr>
-        <w:br/>
-        <w:t xml:space="preserve">                       </w:t>
-      </w:r>
-      <w:r>
-        <w:rPr>
-          <w:rFonts w:ascii="MS Mincho" w:eastAsia="MS Mincho" w:hAnsi="MS Mincho" w:cs="MS Mincho" w:hint="eastAsia"/>
-        </w:rPr>
-        <w:t>├──</w:t>
-      </w:r>
-      <w:r>
-        <w:rPr>
-          <w:rFonts w:asciiTheme="majorBidi" w:hAnsiTheme="majorBidi" w:cstheme="majorBidi"/>
-        </w:rPr>
-        <w:t xml:space="preserve"> Conference</w:t>
-      </w:r>
-      <w:r>
-        <w:rPr>
-          <w:rFonts w:asciiTheme="majorBidi" w:hAnsiTheme="majorBidi" w:cstheme="majorBidi"/>
-        </w:rPr>
-        <w:br/>
-        <w:t xml:space="preserve">                       </w:t>
-      </w:r>
-      <w:r>
-        <w:rPr>
-          <w:rFonts w:ascii="MS Mincho" w:eastAsia="MS Mincho" w:hAnsi="MS Mincho" w:cs="MS Mincho" w:hint="eastAsia"/>
-        </w:rPr>
-        <w:t>└──</w:t>
-      </w:r>
-      <w:r>
-        <w:rPr>
-          <w:rFonts w:asciiTheme="majorBidi" w:hAnsiTheme="majorBidi" w:cstheme="majorBidi"/>
-        </w:rPr>
-        <w:t xml:space="preserve"> Workshop</w:t>
-      </w:r>
-    </w:p>
-    <w:p>
-      <w:pPr>
-        <w:rPr>
-          <w:rFonts w:asciiTheme="majorBidi" w:hAnsiTheme="majorBidi" w:cstheme="majorBidi" w:hint="cs"/>
+        <w:ind w:firstLine="720"/>
+        <w:rPr>
+          <w:rFonts w:ascii="Angsana New" w:hAnsi="Angsana New" w:cs="Angsana New"/>
+          <w:szCs w:val="32"/>
           <w:lang w:bidi="th-TH"/>
         </w:rPr>
       </w:pPr>
     </w:p>
     <w:p>
       <w:pPr>
-        <w:rPr>
-          <w:rFonts w:asciiTheme="majorBidi" w:hAnsiTheme="majorBidi" w:cstheme="majorBidi"/>
+        <w:spacing w:after="0"/>
+        <w:ind w:firstLine="720"/>
+        <w:rPr>
+          <w:rFonts w:ascii="Angsana New" w:hAnsi="Angsana New" w:cs="Angsana New"/>
+          <w:szCs w:val="32"/>
+          <w:lang w:bidi="th-TH"/>
         </w:rPr>
       </w:pPr>
-      <w:r>
-        <w:rPr>
-          <w:rFonts w:asciiTheme="majorBidi" w:hAnsiTheme="majorBidi" w:cstheme="majorBidi"/>
-          <w:b/>
-        </w:rPr>
-        <w:t xml:space="preserve">10. Instance </w:t>
-      </w:r>
-      <w:proofErr w:type="spellStart"/>
-      <w:r>
-        <w:rPr>
-          <w:rFonts w:asciiTheme="majorBidi" w:hAnsiTheme="majorBidi" w:cstheme="majorBidi"/>
-          <w:b/>
-        </w:rPr>
-        <w:t>ตัวอย่าง</w:t>
-      </w:r>
-      <w:proofErr w:type="spellEnd"/>
     </w:p>
     <w:p>
       <w:pPr>
+        <w:spacing w:after="0"/>
         <w:ind w:firstLine="720"/>
         <w:rPr>
-          <w:rFonts w:asciiTheme="majorBidi" w:hAnsiTheme="majorBidi" w:cstheme="majorBidi" w:hint="cs"/>
+          <w:rFonts w:ascii="Angsana New" w:hAnsi="Angsana New" w:cs="Angsana New"/>
+          <w:szCs w:val="32"/>
+          <w:lang w:bidi="th-TH"/>
         </w:rPr>
       </w:pPr>
-      <w:r>
+    </w:p>
+    <w:p>
+      <w:pPr>
+        <w:spacing w:after="0"/>
+        <w:ind w:firstLine="720"/>
+        <w:rPr>
+          <w:rFonts w:ascii="Angsana New" w:hAnsi="Angsana New" w:cs="Angsana New"/>
+          <w:szCs w:val="32"/>
+          <w:lang w:bidi="th-TH"/>
+        </w:rPr>
+      </w:pPr>
+    </w:p>
+    <w:p>
+      <w:pPr>
+        <w:spacing w:after="0"/>
+        <w:ind w:firstLine="720"/>
+        <w:rPr>
+          <w:rFonts w:ascii="Angsana New" w:hAnsi="Angsana New" w:cs="Angsana New"/>
+          <w:szCs w:val="32"/>
+          <w:lang w:bidi="th-TH"/>
+        </w:rPr>
+      </w:pPr>
+    </w:p>
+    <w:p>
+      <w:pPr>
+        <w:spacing w:after="0"/>
+        <w:ind w:firstLine="720"/>
+        <w:rPr>
+          <w:rFonts w:ascii="Angsana New" w:hAnsi="Angsana New" w:cs="Angsana New"/>
+          <w:szCs w:val="32"/>
+          <w:lang w:bidi="th-TH"/>
+        </w:rPr>
+      </w:pPr>
+    </w:p>
+    <w:p>
+      <w:pPr>
+        <w:spacing w:after="0"/>
+        <w:ind w:firstLine="720"/>
+        <w:rPr>
+          <w:rFonts w:ascii="Angsana New" w:hAnsi="Angsana New" w:cs="Angsana New"/>
+          <w:szCs w:val="32"/>
+          <w:lang w:bidi="th-TH"/>
+        </w:rPr>
+      </w:pPr>
+    </w:p>
+    <w:p>
+      <w:pPr>
+        <w:spacing w:after="0"/>
+        <w:ind w:firstLine="720"/>
+        <w:rPr>
+          <w:rFonts w:ascii="Angsana New" w:hAnsi="Angsana New" w:cs="Angsana New"/>
+          <w:szCs w:val="32"/>
+          <w:lang w:bidi="th-TH"/>
+        </w:rPr>
+      </w:pPr>
+    </w:p>
+    <w:p>
+      <w:pPr>
+        <w:spacing w:after="0"/>
         <w:rPr>
           <w:rFonts w:asciiTheme="majorBidi" w:hAnsiTheme="majorBidi" w:cstheme="majorBidi"/>
         </w:rPr>
-        <w:t>ควรสร้าง Instance ที่สามารถเชื่อมโยงกันเป็นกราฟได้ เช่น งานวิจัยหนึ่งรายการเชื่อมไปยัง Researcher, ResearchTopic, AIModel, Method, Dataset และ Evaluation และหากเป็น ResearchPublication ให้เชื่อมต่อไปยัง Venue</w:t>
+      </w:pPr>
+      <w:r>
+        <w:rPr>
+          <w:rFonts w:asciiTheme="majorBidi" w:hAnsiTheme="majorBidi" w:cstheme="majorBidi"/>
+          <w:noProof/>
+        </w:rPr>
+        <w:lastRenderedPageBreak/>
+        <w:drawing>
+          <wp:anchor distT="0" distB="0" distL="114300" distR="114300" simplePos="0" relativeHeight="251658240" behindDoc="0" locked="0" layoutInCell="1" allowOverlap="1" wp14:anchorId="47B7EC46" wp14:editId="61127B17">
+            <wp:simplePos x="0" y="0"/>
+            <wp:positionH relativeFrom="margin">
+              <wp:align>center</wp:align>
+            </wp:positionH>
+            <wp:positionV relativeFrom="paragraph">
+              <wp:posOffset>2092325</wp:posOffset>
+            </wp:positionV>
+            <wp:extent cx="7900035" cy="4351020"/>
+            <wp:effectExtent l="2858" t="0" r="8572" b="8573"/>
+            <wp:wrapTopAndBottom/>
+            <wp:docPr id="1364405010" name="Picture 1"/>
+            <wp:cNvGraphicFramePr>
+              <a:graphicFrameLocks xmlns:a="http://schemas.openxmlformats.org/drawingml/2006/main" noChangeAspect="1"/>
+            </wp:cNvGraphicFramePr>
+            <a:graphic xmlns:a="http://schemas.openxmlformats.org/drawingml/2006/main">
+              <a:graphicData uri="http://schemas.openxmlformats.org/drawingml/2006/picture">
+                <pic:pic xmlns:pic="http://schemas.openxmlformats.org/drawingml/2006/picture">
+                  <pic:nvPicPr>
+                    <pic:cNvPr id="1364405010" name="Picture 1364405010"/>
+                    <pic:cNvPicPr/>
+                  </pic:nvPicPr>
+                  <pic:blipFill>
+                    <a:blip r:embed="rId6"/>
+                    <a:stretch>
+                      <a:fillRect/>
+                    </a:stretch>
+                  </pic:blipFill>
+                  <pic:spPr>
+                    <a:xfrm rot="16200000">
+                      <a:off x="0" y="0"/>
+                      <a:ext cx="7900035" cy="4351020"/>
+                    </a:xfrm>
+                    <a:prstGeom prst="rect">
+                      <a:avLst/>
+                    </a:prstGeom>
+                  </pic:spPr>
+                </pic:pic>
+              </a:graphicData>
+            </a:graphic>
+            <wp14:sizeRelH relativeFrom="margin">
+              <wp14:pctWidth>0</wp14:pctWidth>
+            </wp14:sizeRelH>
+            <wp14:sizeRelV relativeFrom="margin">
+              <wp14:pctHeight>0</wp14:pctHeight>
+            </wp14:sizeRelV>
+          </wp:anchor>
+        </w:drawing>
+      </w:r>
+      <w:r>
+        <w:rPr>
+          <w:rFonts w:asciiTheme="majorBidi" w:hAnsiTheme="majorBidi" w:cstheme="majorBidi"/>
+          <w:b/>
+        </w:rPr>
+        <w:t>9. ภาพรวมความสัมพันธ์ของ Schema</w:t>
       </w:r>
     </w:p>
     <w:sectPr>
